--- a/downloads/workbook/ai-1-week-21.docx
+++ b/downloads/workbook/ai-1-week-21.docx
@@ -1292,6 +1292,178 @@
         <w:t>Project connection: Keep raw sorter inputs, validated records and an evidence-linked repair log as different artifacts.</w:t>
       </w:r>
     </w:p>
+    <w:p>
+      <w:pPr>
+        <w:pStyle w:val="Heading1"/>
+      </w:pPr>
+      <w:r>
+        <w:t>19. Project portfolio milestone</w:t>
+      </w:r>
+    </w:p>
+    <w:p>
+      <w:r>
+        <w:t>Project: Helpful Classroom Sorter</w:t>
+      </w:r>
+    </w:p>
+    <w:p>
+      <w:r>
+        <w:t>Current milestone: Evaluate and revise. Compare with your starting method, explain errors and record a justified revision.</w:t>
+      </w:r>
+    </w:p>
+    <w:p>
+      <w:r>
+        <w:t>Keep raw sorter inputs, validated records and an evidence-linked repair log as different artifacts.</w:t>
+      </w:r>
+    </w:p>
+    <w:tbl>
+      <w:tblPr>
+        <w:tblStyle w:val="LightShading-Accent1"/>
+        <w:tblW w:type="auto" w:w="0"/>
+        <w:tblLook w:firstColumn="1" w:firstRow="1" w:lastColumn="0" w:lastRow="0" w:noHBand="0" w:noVBand="1" w:val="04A0"/>
+      </w:tblPr>
+      <w:tblGrid>
+        <w:gridCol w:w="5112"/>
+        <w:gridCol w:w="5112"/>
+      </w:tblGrid>
+      <w:tr>
+        <w:trPr>
+          <w:tblHeader/>
+        </w:trPr>
+        <w:tc>
+          <w:tcPr>
+            <w:tcW w:type="dxa" w:w="5112"/>
+          </w:tcPr>
+          <w:p>
+            <w:r>
+              <w:t>Evidence to keep</w:t>
+            </w:r>
+          </w:p>
+        </w:tc>
+        <w:tc>
+          <w:tcPr>
+            <w:tcW w:type="dxa" w:w="5112"/>
+          </w:tcPr>
+          <w:p>
+            <w:r>
+              <w:t>My record</w:t>
+            </w:r>
+          </w:p>
+        </w:tc>
+      </w:tr>
+      <w:tr>
+        <w:tc>
+          <w:tcPr>
+            <w:tcW w:type="dxa" w:w="5112"/>
+          </w:tcPr>
+          <w:p>
+            <w:r>
+              <w:t>This week’s input and deciding step</w:t>
+            </w:r>
+          </w:p>
+        </w:tc>
+        <w:tc>
+          <w:tcPr>
+            <w:tcW w:type="dxa" w:w="5112"/>
+          </w:tcPr>
+          <w:p>
+            <w:r/>
+          </w:p>
+        </w:tc>
+      </w:tr>
+      <w:tr>
+        <w:tc>
+          <w:tcPr>
+            <w:tcW w:type="dxa" w:w="5112"/>
+          </w:tcPr>
+          <w:p>
+            <w:r>
+              <w:t>Prediction and actual result (or labelled paper trace)</w:t>
+            </w:r>
+          </w:p>
+        </w:tc>
+        <w:tc>
+          <w:tcPr>
+            <w:tcW w:type="dxa" w:w="5112"/>
+          </w:tcPr>
+          <w:p>
+            <w:r/>
+          </w:p>
+        </w:tc>
+      </w:tr>
+      <w:tr>
+        <w:tc>
+          <w:tcPr>
+            <w:tcW w:type="dxa" w:w="5112"/>
+          </w:tcPr>
+          <w:p>
+            <w:r>
+              <w:t>One change since the previous checkpoint and why</w:t>
+            </w:r>
+          </w:p>
+        </w:tc>
+        <w:tc>
+          <w:tcPr>
+            <w:tcW w:type="dxa" w:w="5112"/>
+          </w:tcPr>
+          <w:p>
+            <w:r/>
+          </w:p>
+        </w:tc>
+      </w:tr>
+      <w:tr>
+        <w:tc>
+          <w:tcPr>
+            <w:tcW w:type="dxa" w:w="5112"/>
+          </w:tcPr>
+          <w:p>
+            <w:r>
+              <w:t>One error or limit and the next test</w:t>
+            </w:r>
+          </w:p>
+        </w:tc>
+        <w:tc>
+          <w:tcPr>
+            <w:tcW w:type="dxa" w:w="5112"/>
+          </w:tcPr>
+          <w:p>
+            <w:r/>
+          </w:p>
+        </w:tc>
+      </w:tr>
+    </w:tbl>
+    <w:p>
+      <w:pPr>
+        <w:pStyle w:val="Heading3"/>
+      </w:pPr>
+      <w:r>
+        <w:t>Explain what this week adds to your project. Reuse last week’s record rather than starting again.</w:t>
+      </w:r>
+    </w:p>
+    <w:p>
+      <w:r>
+        <w:t>________________________________________________________________</w:t>
+      </w:r>
+    </w:p>
+    <w:p>
+      <w:r>
+        <w:t>________________________________________________________________</w:t>
+      </w:r>
+    </w:p>
+    <w:p>
+      <w:r>
+        <w:t>________________________________________________________________</w:t>
+      </w:r>
+    </w:p>
+    <w:p>
+      <w:r>
+        <w:t>________________________________________________________________</w:t>
+      </w:r>
+    </w:p>
+    <w:p>
+      <w:r>
+        <w:t>________________________________________________________________</w:t>
+      </w:r>
+    </w:p>
     <w:sectPr>
       <w:pgSz w:w="12240" w:h="15840"/>
       <w:pgMar w:top="936" w:right="1008" w:bottom="936" w:left="1008" w:header="720" w:footer="720" w:gutter="0"/>

--- a/downloads/workbook/ai-1-week-21.docx
+++ b/downloads/workbook/ai-1-week-21.docx
@@ -1464,6 +1464,240 @@
         <w:t>________________________________________________________________</w:t>
       </w:r>
     </w:p>
+    <w:p>
+      <w:pPr>
+        <w:pStyle w:val="Heading1"/>
+      </w:pPr>
+      <w:r>
+        <w:t>20. Supported practice and learning evidence</w:t>
+      </w:r>
+    </w:p>
+    <w:p>
+      <w:r>
+        <w:t>Use this supported practice once, in the browser or on paper. Keep the reserved independent assessment for a separate first attempt before teacher feedback.</w:t>
+      </w:r>
+    </w:p>
+    <w:p>
+      <w:r>
+        <w:t>A fictional toy-car distance table needs cleaning before use.</w:t>
+      </w:r>
+    </w:p>
+    <w:p>
+      <w:pPr>
+        <w:pStyle w:val="Heading3"/>
+      </w:pPr>
+      <w:r>
+        <w:t>Practice 1: explain the deciding evidence</w:t>
+      </w:r>
+    </w:p>
+    <w:p>
+      <w:r>
+        <w:t>Which labelled step matches this detail? Usable unique rows: A=0 cm, B=20 cm; retain a separate change log.</w:t>
+      </w:r>
+    </w:p>
+    <w:p>
+      <w:r>
+        <w:t>1. Clean record</w:t>
+      </w:r>
+    </w:p>
+    <w:p>
+      <w:r>
+        <w:t>2. Evidence repair</w:t>
+      </w:r>
+    </w:p>
+    <w:p>
+      <w:r>
+        <w:t>3. Keep unknown</w:t>
+      </w:r>
+    </w:p>
+    <w:p>
+      <w:r>
+        <w:t>4. Validate rows</w:t>
+      </w:r>
+    </w:p>
+    <w:p>
+      <w:pPr>
+        <w:pStyle w:val="Heading3"/>
+      </w:pPr>
+      <w:r>
+        <w:t>My selected conclusion, deciding fact and explanation</w:t>
+      </w:r>
+    </w:p>
+    <w:p>
+      <w:r>
+        <w:t>________________________________________________________________</w:t>
+      </w:r>
+    </w:p>
+    <w:p>
+      <w:r>
+        <w:t>________________________________________________________________</w:t>
+      </w:r>
+    </w:p>
+    <w:p>
+      <w:r>
+        <w:t>________________________________________________________________</w:t>
+      </w:r>
+    </w:p>
+    <w:p>
+      <w:r>
+        <w:t>________________________________________________________________</w:t>
+      </w:r>
+    </w:p>
+    <w:p>
+      <w:r>
+        <w:t>________________________________________________________________</w:t>
+      </w:r>
+    </w:p>
+    <w:p>
+      <w:r>
+        <w:t>Hint if needed: Read the steps in the pictorial case. Match the supplied detail to the stage that performs or records it.</w:t>
+      </w:r>
+    </w:p>
+    <w:p>
+      <w:r>
+        <w:t>After your attempt, compare with the supported explanation: Clean record Usable unique rows: A=0 cm, B=20 cm; retain a separate change log. Cleaning is not permission to make inconvenient values plausible. The source log supports a unit conversion and removal of a duplicate copy. Zero means a measured zero distance; blank means no supplied measurement. Keep the raw table and explain every change so someone can reconstruct what happened.</w:t>
+      </w:r>
+    </w:p>
+    <w:p>
+      <w:pPr>
+        <w:pStyle w:val="Heading3"/>
+      </w:pPr>
+      <w:r>
+        <w:t>Practice 2: explain the deciding evidence</w:t>
+      </w:r>
+    </w:p>
+    <w:p>
+      <w:r>
+        <w:t>Changed-case practice: The source log gives B only as bare 200 with no unit. Which conclusion is supported by the supplied facts?</w:t>
+      </w:r>
+    </w:p>
+    <w:p>
+      <w:r>
+        <w:t>1. B remains unresolved rather than becoming 20 cm.</w:t>
+      </w:r>
+    </w:p>
+    <w:p>
+      <w:r>
+        <w:t>2. We can decide the result without examining the changed input or the procedure.</w:t>
+      </w:r>
+    </w:p>
+    <w:p>
+      <w:r>
+        <w:t>3. This one example guarantees correct results for every future input.</w:t>
+      </w:r>
+    </w:p>
+    <w:p>
+      <w:pPr>
+        <w:pStyle w:val="Heading3"/>
+      </w:pPr>
+      <w:r>
+        <w:t>My selected conclusion, deciding fact and explanation</w:t>
+      </w:r>
+    </w:p>
+    <w:p>
+      <w:r>
+        <w:t>________________________________________________________________</w:t>
+      </w:r>
+    </w:p>
+    <w:p>
+      <w:r>
+        <w:t>________________________________________________________________</w:t>
+      </w:r>
+    </w:p>
+    <w:p>
+      <w:r>
+        <w:t>________________________________________________________________</w:t>
+      </w:r>
+    </w:p>
+    <w:p>
+      <w:r>
+        <w:t>________________________________________________________________</w:t>
+      </w:r>
+    </w:p>
+    <w:p>
+      <w:r>
+        <w:t>________________________________________________________________</w:t>
+      </w:r>
+    </w:p>
+    <w:p>
+      <w:r>
+        <w:t>Hint if needed: Use the changed condition and the deciding step in the pictorial trace. The answer must say what follows from those facts.</w:t>
+      </w:r>
+    </w:p>
+    <w:p>
+      <w:r>
+        <w:t>After your attempt, compare with the supported explanation: B remains unresolved rather than becoming 20 cm. Without a confirmed unit, division by 10 would be an unsupported assumption.</w:t>
+      </w:r>
+    </w:p>
+    <w:p>
+      <w:pPr>
+        <w:pStyle w:val="Heading3"/>
+      </w:pPr>
+      <w:r>
+        <w:t>Repair a missing building block</w:t>
+      </w:r>
+    </w:p>
+    <w:p>
+      <w:r>
+        <w:t>Review Recommendations (ai-1/20). Goal: Apply eligibility requirements before ranking candidates by preferences. Short practice: Why does the recommendation change without changing anyone’s preferences?. Return to this week and explain what you changed.</w:t>
+      </w:r>
+    </w:p>
+    <w:p>
+      <w:r>
+        <w:t>Review Confidence Is Not Correctness (ai-1/18). Goal: Distinguish a confidence claim from evidence that a prediction was correct. Short practice: Was the unknown label guaranteed correct because its confidence was 80%?. Return to this week and explain what you changed.</w:t>
+      </w:r>
+    </w:p>
+    <w:p>
+      <w:r>
+        <w:t>Review Save New Examples for Testing (ai-1/15). Goal: Separate examples used to choose a model from examples reserved for its final evaluation. Short practice: Does 4/4 on the replay replace the original 3/4 result? Explain.. Return to this week and explain what you changed.</w:t>
+      </w:r>
+    </w:p>
+    <w:p>
+      <w:pPr>
+        <w:pStyle w:val="Heading3"/>
+      </w:pPr>
+      <w:r>
+        <w:t>Keep your completed work</w:t>
+      </w:r>
+    </w:p>
+    <w:p>
+      <w:r>
+        <w:t>Use Download completed work in the hosted lesson to export your answers, reflections, practice feedback and code-run evidence. Open the HTML copy to read or print it. Drafts stay in this browser when storage is available; clear drafts on a shared device.</w:t>
+      </w:r>
+    </w:p>
+    <w:p>
+      <w:pPr>
+        <w:pStyle w:val="Heading3"/>
+      </w:pPr>
+      <w:r>
+        <w:t>What I repaired, the evidence I kept and the next test</w:t>
+      </w:r>
+    </w:p>
+    <w:p>
+      <w:r>
+        <w:t>________________________________________________________________</w:t>
+      </w:r>
+    </w:p>
+    <w:p>
+      <w:r>
+        <w:t>________________________________________________________________</w:t>
+      </w:r>
+    </w:p>
+    <w:p>
+      <w:r>
+        <w:t>________________________________________________________________</w:t>
+      </w:r>
+    </w:p>
+    <w:p>
+      <w:r>
+        <w:t>________________________________________________________________</w:t>
+      </w:r>
+    </w:p>
+    <w:p>
+      <w:r>
+        <w:t>________________________________________________________________</w:t>
+      </w:r>
+    </w:p>
     <w:sectPr>
       <w:pgSz w:w="12240" w:h="15840"/>
       <w:pgMar w:top="936" w:right="1008" w:bottom="936" w:left="1008" w:header="720" w:footer="720" w:gutter="0"/>

--- a/downloads/workbook/ai-1-week-21.docx
+++ b/downloads/workbook/ai-1-week-21.docx
@@ -30,6 +30,17 @@
     </w:p>
     <w:p>
       <w:r>
+        <w:t>Record your starting explanation for Good Data, Bad Data before opening notes. Show any later correction separately.</w:t>
+      </w:r>
+    </w:p>
+    <w:p>
+      <w:pPr>
+        <w:spacing w:line="336" w:lineRule="auto" w:after="180"/>
+      </w:pPr>
+      <w:r>
+        <w:rPr>
+          <w:b w:val="0"/>
+        </w:rPr>
         <w:t>Try the recall before opening notes. Then use a different colour or a labelled second line to correct your explanation.</w:t>
       </w:r>
     </w:p>
@@ -42,7 +53,13 @@
       </w:r>
     </w:p>
     <w:p>
-      <w:r>
+      <w:pPr>
+        <w:spacing w:line="336" w:lineRule="auto" w:after="180"/>
+      </w:pPr>
+      <w:r>
+        <w:rPr>
+          <w:b w:val="0"/>
+        </w:rPr>
         <w:t>Without opening the old lesson, explain one key idea from Recommendations. Give an example and a mistake that the idea helps you avoid.</w:t>
       </w:r>
     </w:p>
@@ -78,8 +95,26 @@
       </w:r>
     </w:p>
     <w:p>
-      <w:r>
-        <w:t>Without opening the old lesson, explain one key idea from Confidence Is Not Correctness. Give an example and a mistake that the idea helps you avoid.</w:t>
+      <w:pPr>
+        <w:spacing w:line="336" w:lineRule="auto" w:after="180"/>
+      </w:pPr>
+      <w:r>
+        <w:rPr>
+          <w:b w:val="0"/>
+        </w:rPr>
+        <w:t xml:space="preserve">Without opening the old lesson, explain one key idea from Confidence Is Not </w:t>
+      </w:r>
+      <w:r>
+        <w:rPr>
+          <w:b/>
+        </w:rPr>
+        <w:t>Correctness</w:t>
+      </w:r>
+      <w:r>
+        <w:rPr>
+          <w:b w:val="0"/>
+        </w:rPr>
+        <w:t>. Give an example and a mistake that the idea helps you avoid.</w:t>
       </w:r>
     </w:p>
     <w:p>
@@ -114,7 +149,13 @@
       </w:r>
     </w:p>
     <w:p>
-      <w:r>
+      <w:pPr>
+        <w:spacing w:line="336" w:lineRule="auto" w:after="180"/>
+      </w:pPr>
+      <w:r>
+        <w:rPr>
+          <w:b w:val="0"/>
+        </w:rPr>
         <w:t>Without opening the old lesson, explain one key idea from Save New Examples for Testing. Give an example and a mistake that the idea helps you avoid.</w:t>
       </w:r>
     </w:p>
@@ -151,7 +192,30 @@
     </w:p>
     <w:p>
       <w:r>
-        <w:t>Use W2: Write a traceable correction for Data quality and documented repair. Record the answer once; the lesson and workbook refer to the same attempt.</w:t>
+        <w:t>Complete the supported Good Data, Bad Data trace and record the first step you can explain without help.</w:t>
+      </w:r>
+    </w:p>
+    <w:p>
+      <w:pPr>
+        <w:spacing w:line="336" w:lineRule="auto" w:after="180"/>
+      </w:pPr>
+      <w:r>
+        <w:rPr>
+          <w:b w:val="0"/>
+        </w:rPr>
+        <w:t xml:space="preserve">Use W2: Write a traceable </w:t>
+      </w:r>
+      <w:r>
+        <w:rPr>
+          <w:b/>
+        </w:rPr>
+        <w:t>correction</w:t>
+      </w:r>
+      <w:r>
+        <w:rPr>
+          <w:b w:val="0"/>
+        </w:rPr>
+        <w:t xml:space="preserve"> for Data quality and documented repair. Record the answer once; the lesson and workbook refer to the same attempt.</w:t>
       </w:r>
     </w:p>
     <w:tbl>
@@ -279,7 +343,29 @@
     </w:p>
     <w:p>
       <w:r>
-        <w:t>Use the worked case for Data quality and documented repair. Proposed explanation: “Every valid value is true”. Decide whether this explanation is supported. Point to the step or supplied fact that decides; explain your repair if needed.</w:t>
+        <w:t>Check the proposed Good Data, Bad Data explanation against the supplied facts before discussing it.</w:t>
+      </w:r>
+    </w:p>
+    <w:p>
+      <w:pPr>
+        <w:spacing w:line="336" w:lineRule="auto" w:after="180"/>
+      </w:pPr>
+      <w:r>
+        <w:rPr>
+          <w:b w:val="0"/>
+        </w:rPr>
+        <w:t>Use the worked case for Data quality and documented repair. Proposed explanation: “Every valid value is true”. Decide whether this explanation is supported.</w:t>
+      </w:r>
+    </w:p>
+    <w:p>
+      <w:pPr>
+        <w:spacing w:line="336" w:lineRule="auto" w:after="180"/>
+      </w:pPr>
+      <w:r>
+        <w:rPr>
+          <w:b w:val="0"/>
+        </w:rPr>
+        <w:t>Point to the step or supplied fact that decides; explain your repair if needed.</w:t>
       </w:r>
     </w:p>
     <w:p>
@@ -319,6 +405,11 @@
       </w:r>
     </w:p>
     <w:p>
+      <w:r>
+        <w:t>Write one first attempt at the reserved independent case before feedback. Repeated copies of that case refer to the same recorded attempt.</w:t>
+      </w:r>
+    </w:p>
+    <w:p>
       <w:pPr>
         <w:pStyle w:val="Heading3"/>
       </w:pPr>
@@ -327,8 +418,25 @@
       </w:r>
     </w:p>
     <w:p>
-      <w:r>
-        <w:t>Each flight ID must be unique; distance is a whole number from 0 through 20 cm. Raw rows: F1 8 cm; F2 120 cm; F3 blank; F4 0 cm; another F1 8 cm. Source S1 confirms one F1 flight. S2 says F2 travelled 12 cm. S3 is blank. S4 confirms zero. Preserve the raw rows, describe supported repairs and give the number of distinct flights. Report how many assessed flights travelled at least 10 cm, including missing records separately.</w:t>
+      <w:pPr>
+        <w:spacing w:line="336" w:lineRule="auto" w:after="180"/>
+      </w:pPr>
+      <w:r>
+        <w:rPr>
+          <w:b w:val="0"/>
+        </w:rPr>
+        <w:t>Each flight ID must be unique; distance is a whole number from 0 through 20 cm. Raw rows: F1 8 cm; F2 120 cm; F3 blank; F4 0 cm; another F1 8 cm. Source S1 confirms one F1 flight. S2 says F2 travelled 12 cm. S3 is blank.</w:t>
+      </w:r>
+    </w:p>
+    <w:p>
+      <w:pPr>
+        <w:spacing w:line="336" w:lineRule="auto" w:after="180"/>
+      </w:pPr>
+      <w:r>
+        <w:rPr>
+          <w:b w:val="0"/>
+        </w:rPr>
+        <w:t>S4 confirms zero. Preserve the raw rows, describe supported repairs and give the number of distinct flights. Report how many assessed flights travelled at least 10 cm, including missing records separately.</w:t>
       </w:r>
     </w:p>
     <w:p>
@@ -375,7 +483,13 @@
       </w:r>
     </w:p>
     <w:p>
-      <w:r>
+      <w:pPr>
+        <w:spacing w:line="336" w:lineRule="auto" w:after="180"/>
+      </w:pPr>
+      <w:r>
+        <w:rPr>
+          <w:b w:val="0"/>
+        </w:rPr>
         <w:t>Attempt this case before feedback. Record any help. Earlier examples below are further practice; a case already practised with feedback cannot establish fresh transfer.</w:t>
       </w:r>
     </w:p>
@@ -389,6 +503,18 @@
     </w:p>
     <w:p>
       <w:r>
+        <w:t>Connect the Good Data, Bad Data target to a trace and a justified conclusion.</w:t>
+      </w:r>
+    </w:p>
+    <w:p>
+      <w:pPr>
+        <w:spacing w:line="336" w:lineRule="auto" w:after="180"/>
+        <w:shd w:fill="F5F1FB"/>
+      </w:pPr>
+      <w:r>
+        <w:rPr>
+          <w:b w:val="0"/>
+        </w:rPr>
         <w:t>A table lists leaf lengths 8 cm, 90 mm, blank and 700 cm. Propose a documented cleaning action for each row. Which values can you safely change immediately?</w:t>
       </w:r>
     </w:p>
@@ -402,17 +528,47 @@
     </w:p>
     <w:p>
       <w:r>
+        <w:t>Solve the supplied Good Data, Bad Data case and show the deciding evidence.</w:t>
+      </w:r>
+    </w:p>
+    <w:p>
+      <w:pPr>
+        <w:spacing w:line="336" w:lineRule="auto" w:after="180"/>
+      </w:pPr>
+      <w:r>
+        <w:rPr>
+          <w:b w:val="0"/>
+        </w:rPr>
         <w:t>Ordinary pencil lengths are recorded as 12 cm, 14 cm, blank and 130 cm.</w:t>
       </w:r>
     </w:p>
     <w:p>
-      <w:r>
+      <w:pPr>
+        <w:spacing w:line="336" w:lineRule="auto" w:after="180"/>
+        <w:shd w:fill="F5F1FB"/>
+      </w:pPr>
+      <w:r>
+        <w:rPr>
+          <w:b w:val="0"/>
+        </w:rPr>
         <w:t>What needs checking? May 130 silently become 13?</w:t>
       </w:r>
     </w:p>
     <w:p>
-      <w:r>
-        <w:t>Show your trace, calculation or evidence</w:t>
+      <w:pPr>
+        <w:spacing w:line="336" w:lineRule="auto" w:after="180"/>
+      </w:pPr>
+      <w:r>
+        <w:rPr>
+          <w:b w:val="0"/>
+        </w:rPr>
+        <w:t xml:space="preserve">Show your trace, calculation or </w:t>
+      </w:r>
+      <w:r>
+        <w:rPr>
+          <w:b/>
+        </w:rPr>
+        <w:t>evidence</w:t>
       </w:r>
     </w:p>
     <w:p>
@@ -458,11 +614,28 @@
     </w:p>
     <w:p>
       <w:r>
+        <w:t>Apply the procedure to the changed case and record why the conclusion follows.</w:t>
+      </w:r>
+    </w:p>
+    <w:p>
+      <w:pPr>
+        <w:spacing w:line="336" w:lineRule="auto" w:after="180"/>
+      </w:pPr>
+      <w:r>
+        <w:rPr>
+          <w:b w:val="0"/>
+        </w:rPr>
         <w:t>A table labels a cat photo dog and lists the same photo three times. Identify both data problems and one sensible repair for each.</w:t>
       </w:r>
     </w:p>
     <w:p>
-      <w:r>
+      <w:pPr>
+        <w:spacing w:line="336" w:lineRule="auto" w:after="180"/>
+      </w:pPr>
+      <w:r>
+        <w:rPr>
+          <w:b w:val="0"/>
+        </w:rPr>
         <w:t>My independent answer and reason</w:t>
       </w:r>
     </w:p>
@@ -517,7 +690,30 @@
     </w:p>
     <w:p>
       <w:r>
-        <w:t>Create a changed input, boundary case or missing-information case. Write the expected answer or safe response before testing.</w:t>
+        <w:t>Specify a changed input, expected result and observation separately.</w:t>
+      </w:r>
+    </w:p>
+    <w:p>
+      <w:pPr>
+        <w:spacing w:line="336" w:lineRule="auto" w:after="180"/>
+      </w:pPr>
+      <w:r>
+        <w:rPr>
+          <w:b w:val="0"/>
+        </w:rPr>
+        <w:t xml:space="preserve">Create a changed </w:t>
+      </w:r>
+      <w:r>
+        <w:rPr>
+          <w:b/>
+        </w:rPr>
+        <w:t>input</w:t>
+      </w:r>
+      <w:r>
+        <w:rPr>
+          <w:b w:val="0"/>
+        </w:rPr>
+        <w:t>, boundary case or missing-information case. Write the expected answer or safe response before testing.</w:t>
       </w:r>
     </w:p>
     <w:tbl>
@@ -646,12 +842,41 @@
     </w:p>
     <w:p>
       <w:r>
+        <w:t>Justify what Good Data, Bad Data adds to Helpful Classroom Sorter and keep the evidence.</w:t>
+      </w:r>
+    </w:p>
+    <w:p>
+      <w:pPr>
+        <w:spacing w:line="336" w:lineRule="auto" w:after="180"/>
+      </w:pPr>
+      <w:r>
+        <w:rPr>
+          <w:b w:val="0"/>
+        </w:rPr>
         <w:t>Audit the sorter's example cards and add a reason for including each field and condition.</w:t>
       </w:r>
     </w:p>
     <w:p>
-      <w:r>
-        <w:t>The project change and evidence I will keep</w:t>
+      <w:pPr>
+        <w:spacing w:line="336" w:lineRule="auto" w:after="180"/>
+      </w:pPr>
+      <w:r>
+        <w:rPr>
+          <w:b w:val="0"/>
+        </w:rPr>
+        <w:t xml:space="preserve">The project change and </w:t>
+      </w:r>
+      <w:r>
+        <w:rPr>
+          <w:b/>
+        </w:rPr>
+        <w:t>evidence</w:t>
+      </w:r>
+      <w:r>
+        <w:rPr>
+          <w:b w:val="0"/>
+        </w:rPr>
+        <w:t xml:space="preserve"> I will keep</w:t>
       </w:r>
     </w:p>
     <w:p>
@@ -697,11 +922,54 @@
     </w:p>
     <w:p>
       <w:r>
-        <w:t>I can explain the mechanism. I can show evidence. I can handle a changed case. I can name a limit. Mark each as not yet, with help or independently, and attach supporting work.</w:t>
-      </w:r>
-    </w:p>
-    <w:p>
-      <w:r>
+        <w:t>Judge explanation, evidence, transfer and limits separately; attach the work behind your judgement.</w:t>
+      </w:r>
+    </w:p>
+    <w:p>
+      <w:pPr>
+        <w:pStyle w:val="ListBullet"/>
+      </w:pPr>
+      <w:r>
+        <w:t>I can explain the mechanism.</w:t>
+      </w:r>
+    </w:p>
+    <w:p>
+      <w:pPr>
+        <w:pStyle w:val="ListBullet"/>
+      </w:pPr>
+      <w:r>
+        <w:t>I can show evidence.</w:t>
+      </w:r>
+    </w:p>
+    <w:p>
+      <w:pPr>
+        <w:pStyle w:val="ListBullet"/>
+      </w:pPr>
+      <w:r>
+        <w:t>I can handle a changed case.</w:t>
+      </w:r>
+    </w:p>
+    <w:p>
+      <w:pPr>
+        <w:pStyle w:val="ListBullet"/>
+      </w:pPr>
+      <w:r>
+        <w:t>I can name a limit.</w:t>
+      </w:r>
+    </w:p>
+    <w:p>
+      <w:r>
+        <w:t>Mark each as not yet, with help or independently, and attach supporting work.</w:t>
+      </w:r>
+    </w:p>
+    <w:p>
+      <w:pPr>
+        <w:spacing w:line="336" w:lineRule="auto" w:after="180"/>
+      </w:pPr>
+      <w:r>
+        <w:rPr>
+          <w:b w:val="0"/>
+        </w:rPr>
         <w:t>Teacher review ____________________  Next step ____________________</w:t>
       </w:r>
     </w:p>
@@ -715,6 +983,18 @@
     </w:p>
     <w:p>
       <w:r>
+        <w:t>Use this earlier case as transfer practice. A case already discussed with feedback is not fresh assessment evidence.</w:t>
+      </w:r>
+    </w:p>
+    <w:p>
+      <w:pPr>
+        <w:spacing w:line="336" w:lineRule="auto" w:after="180"/>
+        <w:shd w:fill="F5F1FB"/>
+      </w:pPr>
+      <w:r>
+        <w:rPr>
+          <w:b w:val="0"/>
+        </w:rPr>
         <w:t>A table lists leaf lengths 8 cm, 90 mm, blank and 700 cm. Propose a documented cleaning action for each row. Which values can you safely change immediately?</w:t>
       </w:r>
     </w:p>
@@ -762,7 +1042,13 @@
       </w:r>
     </w:p>
     <w:p>
-      <w:r>
+      <w:pPr>
+        <w:spacing w:line="336" w:lineRule="auto" w:after="180"/>
+      </w:pPr>
+      <w:r>
+        <w:rPr>
+          <w:b w:val="0"/>
+        </w:rPr>
         <w:t>Record support used: none, hint or teacher explanation.</w:t>
       </w:r>
     </w:p>
@@ -776,7 +1062,30 @@
     </w:p>
     <w:p>
       <w:r>
-        <w:t>Use the RampLog schema. State the issue or valid status for height 60, travel blank and travel 0. Give the range allowed for each numeric field and explain why a blank and zero require different treatment.</w:t>
+        <w:t>Check a schema without guessing. Apply the supplied Good Data, Bad Data facts and keep your reasoning.</w:t>
+      </w:r>
+    </w:p>
+    <w:p>
+      <w:pPr>
+        <w:spacing w:line="336" w:lineRule="auto" w:after="180"/>
+      </w:pPr>
+      <w:r>
+        <w:rPr>
+          <w:b w:val="0"/>
+        </w:rPr>
+        <w:t xml:space="preserve">Use the RampLog </w:t>
+      </w:r>
+      <w:r>
+        <w:rPr>
+          <w:b/>
+        </w:rPr>
+        <w:t>schema</w:t>
+      </w:r>
+      <w:r>
+        <w:rPr>
+          <w:b w:val="0"/>
+        </w:rPr>
+        <w:t>. State the issue or valid status for height 60, travel blank and travel 0. Give the range allowed for each numeric field and explain why a blank and zero require different treatment.</w:t>
       </w:r>
     </w:p>
     <w:p>
@@ -827,7 +1136,41 @@
     </w:p>
     <w:p>
       <w:r>
-        <w:t>C2 says T2 height is 6 cm and travel is 5 cm; the export says height 60 cm. Write a change-log entry with ID, field, old and new values with units, evidence, reason, reviewer and date. Use a fictional reviewer and date. Explain where the raw export is kept.</w:t>
+        <w:t>Write a traceable correction. Apply the supplied Good Data, Bad Data facts and keep your reasoning.</w:t>
+      </w:r>
+    </w:p>
+    <w:p>
+      <w:pPr>
+        <w:spacing w:line="336" w:lineRule="auto" w:after="180"/>
+      </w:pPr>
+      <w:r>
+        <w:rPr>
+          <w:b w:val="0"/>
+        </w:rPr>
+        <w:t xml:space="preserve">C2 says T2 height is 6 cm and travel is 5 cm; the export says height 60 cm. Write a change-log entry with ID, field, old and new values with units, </w:t>
+      </w:r>
+      <w:r>
+        <w:rPr>
+          <w:b/>
+        </w:rPr>
+        <w:t>evidence</w:t>
+      </w:r>
+      <w:r>
+        <w:rPr>
+          <w:b w:val="0"/>
+        </w:rPr>
+        <w:t>, reason, reviewer and date. Use a fictional reviewer and date.</w:t>
+      </w:r>
+    </w:p>
+    <w:p>
+      <w:pPr>
+        <w:spacing w:line="336" w:lineRule="auto" w:after="180"/>
+      </w:pPr>
+      <w:r>
+        <w:rPr>
+          <w:b w:val="0"/>
+        </w:rPr>
+        <w:t>Explain where the raw export is kept.</w:t>
       </w:r>
     </w:p>
     <w:p>
@@ -878,7 +1221,29 @@
     </w:p>
     <w:p>
       <w:r>
-        <w:t>The export repeats T1 with the same source C1, which confirms one trial. A different trial T5 also has height 4 and travel 3, with its own source C5 confirming a separate trial. Explain which rows count once and why T5 must remain separate.</w:t>
+        <w:t>Distinguish duplicate rows from similar trials. Apply the supplied Good Data, Bad Data facts and keep your reasoning.</w:t>
+      </w:r>
+    </w:p>
+    <w:p>
+      <w:pPr>
+        <w:spacing w:line="336" w:lineRule="auto" w:after="180"/>
+      </w:pPr>
+      <w:r>
+        <w:rPr>
+          <w:b w:val="0"/>
+        </w:rPr>
+        <w:t>The export repeats T1 with the same source C1, which confirms one trial. A different trial T5 also has height 4 and travel 3, with its own source C5 confirming a separate trial.</w:t>
+      </w:r>
+    </w:p>
+    <w:p>
+      <w:pPr>
+        <w:spacing w:line="336" w:lineRule="auto" w:after="180"/>
+      </w:pPr>
+      <w:r>
+        <w:rPr>
+          <w:b w:val="0"/>
+        </w:rPr>
+        <w:t>Explain which rows count once and why T5 must remain separate.</w:t>
       </w:r>
     </w:p>
     <w:p>
@@ -929,7 +1294,29 @@
     </w:p>
     <w:p>
       <w:r>
-        <w:t>Each flight ID must be unique; distance is a whole number from 0 through 20 cm. Raw rows: F1 8 cm; F2 120 cm; F3 blank; F4 0 cm; another F1 8 cm. Source S1 confirms one F1 flight. S2 says F2 travelled 12 cm. S3 is blank. S4 confirms zero. Preserve the raw rows, describe supported repairs and give the number of distinct flights. Report how many assessed flights travelled at least 10 cm, including missing records separately.</w:t>
+        <w:t>Attempt before feedback. If this repeats the selected independent case, reuse that first attempt; otherwise keep a separate record. Audit an independent paper-plane log. Apply the supplied Good Data, Bad Data facts and keep your reasoning.</w:t>
+      </w:r>
+    </w:p>
+    <w:p>
+      <w:pPr>
+        <w:spacing w:line="336" w:lineRule="auto" w:after="180"/>
+      </w:pPr>
+      <w:r>
+        <w:rPr>
+          <w:b w:val="0"/>
+        </w:rPr>
+        <w:t>Each flight ID must be unique; distance is a whole number from 0 through 20 cm. Raw rows: F1 8 cm; F2 120 cm; F3 blank; F4 0 cm; another F1 8 cm. Source S1 confirms one F1 flight. S2 says F2 travelled 12 cm. S3 is blank.</w:t>
+      </w:r>
+    </w:p>
+    <w:p>
+      <w:pPr>
+        <w:spacing w:line="336" w:lineRule="auto" w:after="180"/>
+      </w:pPr>
+      <w:r>
+        <w:rPr>
+          <w:b w:val="0"/>
+        </w:rPr>
+        <w:t>S4 confirms zero. Preserve the raw rows, describe supported repairs and give the number of distinct flights. Report how many assessed flights travelled at least 10 cm, including missing records separately.</w:t>
       </w:r>
     </w:p>
     <w:p>
@@ -990,7 +1377,53 @@
     </w:p>
     <w:p>
       <w:r>
-        <w:t>Two signed cards disagree about the same F3 flight: one says 9 cm and the other 11 cm. Neither is established as the correction. What can you report for the at-least-10-cm question? Separately, a source for a new F5 flight explicitly records 100 mm. Convert it to centimetres and state the conversion evidence to retain.</w:t>
+        <w:t>Handle conflicting and converted evidence. Apply the supplied Good Data, Bad Data facts and keep your reasoning.</w:t>
+      </w:r>
+    </w:p>
+    <w:p>
+      <w:pPr>
+        <w:spacing w:line="336" w:lineRule="auto" w:after="180"/>
+      </w:pPr>
+      <w:r>
+        <w:rPr>
+          <w:b w:val="0"/>
+        </w:rPr>
+        <w:t xml:space="preserve">Two signed cards disagree about the same F3 flight: one says 9 cm and the other 11 cm. Neither is established as the </w:t>
+      </w:r>
+      <w:r>
+        <w:rPr>
+          <w:b/>
+        </w:rPr>
+        <w:t>correction</w:t>
+      </w:r>
+      <w:r>
+        <w:rPr>
+          <w:b w:val="0"/>
+        </w:rPr>
+        <w:t>. What can you report for the at-least-10-cm question?</w:t>
+      </w:r>
+    </w:p>
+    <w:p>
+      <w:pPr>
+        <w:spacing w:line="336" w:lineRule="auto" w:after="180"/>
+      </w:pPr>
+      <w:r>
+        <w:rPr>
+          <w:b w:val="0"/>
+        </w:rPr>
+        <w:t xml:space="preserve">Separately, a source for a new F5 flight explicitly records 100 mm. Convert it to centimetres and state the conversion </w:t>
+      </w:r>
+      <w:r>
+        <w:rPr>
+          <w:b/>
+        </w:rPr>
+        <w:t>evidence</w:t>
+      </w:r>
+      <w:r>
+        <w:rPr>
+          <w:b w:val="0"/>
+        </w:rPr>
+        <w:t xml:space="preserve"> to retain.</w:t>
       </w:r>
     </w:p>
     <w:p>
@@ -1037,6 +1470,11 @@
       </w:pPr>
       <w:r>
         <w:t>17. Feedback, return check and learning record</w:t>
+      </w:r>
+    </w:p>
+    <w:p>
+      <w:r>
+        <w:t>Record the first repaired step and a different case to revisit after a delay.</w:t>
       </w:r>
     </w:p>
     <w:tbl>
@@ -1176,7 +1614,13 @@
       </w:tr>
     </w:tbl>
     <w:p>
-      <w:r>
+      <w:pPr>
+        <w:spacing w:line="336" w:lineRule="auto" w:after="180"/>
+      </w:pPr>
+      <w:r>
+        <w:rPr>
+          <w:b w:val="0"/>
+        </w:rPr>
         <w:t>Revisit this idea with your teacher after a delay. Familiarity is different from explaining and using it on a changed case.</w:t>
       </w:r>
     </w:p>
@@ -1190,16 +1634,39 @@
     </w:p>
     <w:p>
       <w:r>
+        <w:t>A fictional toy-car distance table needs cleaning before use. Explain the labelled step before checking the changed condition.</w:t>
+      </w:r>
+    </w:p>
+    <w:p>
+      <w:pPr>
+        <w:spacing w:line="336" w:lineRule="auto" w:after="180"/>
+      </w:pPr>
+      <w:r>
+        <w:rPr>
+          <w:b w:val="0"/>
+        </w:rPr>
         <w:t>A fictional toy-car distance table needs cleaning before use.</w:t>
       </w:r>
     </w:p>
     <w:p>
-      <w:r>
+      <w:pPr>
+        <w:spacing w:line="336" w:lineRule="auto" w:after="180"/>
+      </w:pPr>
+      <w:r>
+        <w:rPr>
+          <w:b w:val="0"/>
+        </w:rPr>
         <w:t>Contract: unique run ID; whole distance 0–30 cm. Raw rows: A=0 cm, B=200 mm, C=blank, another A=0 cm.</w:t>
       </w:r>
     </w:p>
     <w:p>
-      <w:r>
+      <w:pPr>
+        <w:spacing w:line="336" w:lineRule="auto" w:after="180"/>
+      </w:pPr>
+      <w:r>
+        <w:rPr>
+          <w:b w:val="0"/>
+        </w:rPr>
         <w:t>Source log confirms one A run and B’s original measurement of 200 mm; C has no measurement.</w:t>
       </w:r>
     </w:p>
@@ -1240,8 +1707,27 @@
       </w:r>
     </w:p>
     <w:p>
-      <w:r>
-        <w:t>Which repairs are evidence-backed in the original case, and which row must remain unknown?</w:t>
+      <w:pPr>
+        <w:spacing w:line="336" w:lineRule="auto" w:after="180"/>
+        <w:shd w:fill="F5F1FB"/>
+      </w:pPr>
+      <w:r>
+        <w:rPr>
+          <w:b w:val="0"/>
+        </w:rPr>
+        <w:t xml:space="preserve">Which repairs are </w:t>
+      </w:r>
+      <w:r>
+        <w:rPr>
+          <w:b/>
+        </w:rPr>
+        <w:t>evidence</w:t>
+      </w:r>
+      <w:r>
+        <w:rPr>
+          <w:b w:val="0"/>
+        </w:rPr>
+        <w:t>-backed in the original case, and which row must remain unknown?</w:t>
       </w:r>
     </w:p>
     <w:p>
@@ -1283,13 +1769,70 @@
       </w:r>
     </w:p>
     <w:p>
-      <w:r>
-        <w:t>Support used: alone / hint / worked example. This record is practice evidence.</w:t>
-      </w:r>
-    </w:p>
-    <w:p>
-      <w:r>
-        <w:t>Project connection: Keep raw sorter inputs, validated records and an evidence-linked repair log as different artifacts.</w:t>
+      <w:pPr>
+        <w:pStyle w:val="Heading3"/>
+      </w:pPr>
+      <w:r>
+        <w:t>Record the help used</w:t>
+      </w:r>
+    </w:p>
+    <w:p>
+      <w:pPr>
+        <w:spacing w:line="336" w:lineRule="auto" w:after="180"/>
+        <w:shd w:fill="F1F6F8"/>
+      </w:pPr>
+      <w:r>
+        <w:rPr>
+          <w:b w:val="0"/>
+        </w:rPr>
+        <w:t xml:space="preserve">Support used: alone / hint / worked example. This record is practice </w:t>
+      </w:r>
+      <w:r>
+        <w:rPr>
+          <w:b/>
+        </w:rPr>
+        <w:t>evidence</w:t>
+      </w:r>
+      <w:r>
+        <w:rPr>
+          <w:b w:val="0"/>
+        </w:rPr>
+        <w:t>.</w:t>
+      </w:r>
+    </w:p>
+    <w:p>
+      <w:pPr>
+        <w:spacing w:line="336" w:lineRule="auto" w:after="180"/>
+      </w:pPr>
+      <w:r>
+        <w:rPr>
+          <w:b w:val="0"/>
+        </w:rPr>
+        <w:t xml:space="preserve">Project connection: Keep raw sorter </w:t>
+      </w:r>
+      <w:r>
+        <w:rPr>
+          <w:b/>
+        </w:rPr>
+        <w:t>input</w:t>
+      </w:r>
+      <w:r>
+        <w:rPr>
+          <w:b w:val="0"/>
+        </w:rPr>
+        <w:t xml:space="preserve">s, validated records and an </w:t>
+      </w:r>
+      <w:r>
+        <w:rPr>
+          <w:b/>
+        </w:rPr>
+        <w:t>evidence</w:t>
+      </w:r>
+      <w:r>
+        <w:rPr>
+          <w:b w:val="0"/>
+        </w:rPr>
+        <w:t>-linked repair log as different artifacts.</w:t>
       </w:r>
     </w:p>
     <w:p>
@@ -1302,17 +1845,64 @@
     </w:p>
     <w:p>
       <w:r>
+        <w:t>Keep this week’s input, deciding step, result and limit together in the Helpful Classroom Sorter record.</w:t>
+      </w:r>
+    </w:p>
+    <w:p>
+      <w:pPr>
+        <w:spacing w:line="336" w:lineRule="auto" w:after="180"/>
+      </w:pPr>
+      <w:r>
+        <w:rPr>
+          <w:b w:val="0"/>
+        </w:rPr>
         <w:t>Project: Helpful Classroom Sorter</w:t>
       </w:r>
     </w:p>
     <w:p>
-      <w:r>
+      <w:pPr>
+        <w:spacing w:line="336" w:lineRule="auto" w:after="180"/>
+      </w:pPr>
+      <w:r>
+        <w:rPr>
+          <w:b w:val="0"/>
+        </w:rPr>
         <w:t>Current milestone: Evaluate and revise. Compare with your starting method, explain errors and record a justified revision.</w:t>
       </w:r>
     </w:p>
     <w:p>
-      <w:r>
-        <w:t>Keep raw sorter inputs, validated records and an evidence-linked repair log as different artifacts.</w:t>
+      <w:pPr>
+        <w:spacing w:line="336" w:lineRule="auto" w:after="180"/>
+      </w:pPr>
+      <w:r>
+        <w:rPr>
+          <w:b w:val="0"/>
+        </w:rPr>
+        <w:t xml:space="preserve">Keep raw sorter </w:t>
+      </w:r>
+      <w:r>
+        <w:rPr>
+          <w:b/>
+        </w:rPr>
+        <w:t>input</w:t>
+      </w:r>
+      <w:r>
+        <w:rPr>
+          <w:b w:val="0"/>
+        </w:rPr>
+        <w:t xml:space="preserve">s, validated records and an </w:t>
+      </w:r>
+      <w:r>
+        <w:rPr>
+          <w:b/>
+        </w:rPr>
+        <w:t>evidence</w:t>
+      </w:r>
+      <w:r>
+        <w:rPr>
+          <w:b w:val="0"/>
+        </w:rPr>
+        <w:t>-linked repair log as different artifacts.</w:t>
       </w:r>
     </w:p>
     <w:tbl>
@@ -1474,11 +2064,28 @@
     </w:p>
     <w:p>
       <w:r>
+        <w:t>Try the supported questions before comparing with hints and feedback. Record what you repaired and the evidence you retained.</w:t>
+      </w:r>
+    </w:p>
+    <w:p>
+      <w:pPr>
+        <w:spacing w:line="336" w:lineRule="auto" w:after="180"/>
+      </w:pPr>
+      <w:r>
+        <w:rPr>
+          <w:b w:val="0"/>
+        </w:rPr>
         <w:t>Use this supported practice once, in the browser or on paper. Keep the reserved independent assessment for a separate first attempt before teacher feedback.</w:t>
       </w:r>
     </w:p>
     <w:p>
-      <w:r>
+      <w:pPr>
+        <w:spacing w:line="336" w:lineRule="auto" w:after="180"/>
+      </w:pPr>
+      <w:r>
+        <w:rPr>
+          <w:b w:val="0"/>
+        </w:rPr>
         <w:t>A fictional toy-car distance table needs cleaning before use.</w:t>
       </w:r>
     </w:p>
@@ -1491,27 +2098,85 @@
       </w:r>
     </w:p>
     <w:p>
-      <w:r>
-        <w:t>Which labelled step matches this detail? Usable unique rows: A=0 cm, B=20 cm; retain a separate change log.</w:t>
-      </w:r>
-    </w:p>
-    <w:p>
-      <w:r>
+      <w:pPr>
+        <w:spacing w:line="336" w:lineRule="auto" w:after="180"/>
+      </w:pPr>
+      <w:r>
+        <w:rPr>
+          <w:b w:val="0"/>
+        </w:rPr>
+        <w:t xml:space="preserve">Which labelled step matches this detail? Usable unique rows: A=0 cm, B=20 cm; retain a separate </w:t>
+      </w:r>
+      <w:r>
+        <w:rPr>
+          <w:b/>
+        </w:rPr>
+        <w:t>change log</w:t>
+      </w:r>
+      <w:r>
+        <w:rPr>
+          <w:b w:val="0"/>
+        </w:rPr>
+        <w:t>.</w:t>
+      </w:r>
+    </w:p>
+    <w:p>
+      <w:pPr>
+        <w:spacing w:line="336" w:lineRule="auto" w:after="180"/>
+        <w:shd w:fill="F4F9FC"/>
+      </w:pPr>
+      <w:r>
+        <w:rPr>
+          <w:b w:val="0"/>
+        </w:rPr>
         <w:t>1. Clean record</w:t>
       </w:r>
     </w:p>
     <w:p>
-      <w:r>
-        <w:t>2. Evidence repair</w:t>
-      </w:r>
-    </w:p>
-    <w:p>
-      <w:r>
+      <w:pPr>
+        <w:spacing w:line="336" w:lineRule="auto" w:after="180"/>
+        <w:shd w:fill="F4F9FC"/>
+      </w:pPr>
+      <w:r>
+        <w:rPr>
+          <w:b w:val="0"/>
+        </w:rPr>
+        <w:t xml:space="preserve">2. </w:t>
+      </w:r>
+      <w:r>
+        <w:rPr>
+          <w:b/>
+        </w:rPr>
+        <w:t>Evidence</w:t>
+      </w:r>
+      <w:r>
+        <w:rPr>
+          <w:b w:val="0"/>
+        </w:rPr>
+        <w:t xml:space="preserve"> repair</w:t>
+      </w:r>
+    </w:p>
+    <w:p>
+      <w:pPr>
+        <w:spacing w:line="336" w:lineRule="auto" w:after="180"/>
+        <w:shd w:fill="F4F9FC"/>
+      </w:pPr>
+      <w:r>
+        <w:rPr>
+          <w:b w:val="0"/>
+        </w:rPr>
         <w:t>3. Keep unknown</w:t>
       </w:r>
     </w:p>
     <w:p>
-      <w:r>
+      <w:pPr>
+        <w:spacing w:line="336" w:lineRule="auto" w:after="180"/>
+        <w:shd w:fill="F4F9FC"/>
+      </w:pPr>
+      <w:r>
+        <w:rPr>
+          <w:b w:val="0"/>
+        </w:rPr>
         <w:t>4. Validate rows</w:t>
       </w:r>
     </w:p>
@@ -1549,41 +2214,179 @@
       </w:r>
     </w:p>
     <w:p>
-      <w:r>
+      <w:pPr>
+        <w:pStyle w:val="Heading3"/>
+      </w:pPr>
+      <w:r>
+        <w:t>Hint · try first</w:t>
+      </w:r>
+    </w:p>
+    <w:p>
+      <w:pPr>
+        <w:spacing w:line="336" w:lineRule="auto" w:after="180"/>
+        <w:shd w:fill="F1F6F8"/>
+      </w:pPr>
+      <w:r>
+        <w:rPr>
+          <w:b w:val="0"/>
+        </w:rPr>
         <w:t>Hint if needed: Read the steps in the pictorial case. Match the supplied detail to the stage that performs or records it.</w:t>
       </w:r>
     </w:p>
     <w:p>
-      <w:r>
-        <w:t>After your attempt, compare with the supported explanation: Clean record Usable unique rows: A=0 cm, B=20 cm; retain a separate change log. Cleaning is not permission to make inconvenient values plausible. The source log supports a unit conversion and removal of a duplicate copy. Zero means a measured zero distance; blank means no supplied measurement. Keep the raw table and explain every change so someone can reconstruct what happened.</w:t>
-      </w:r>
-    </w:p>
-    <w:p>
       <w:pPr>
         <w:pStyle w:val="Heading3"/>
       </w:pPr>
       <w:r>
+        <w:t>Feedback · compare after trying</w:t>
+      </w:r>
+    </w:p>
+    <w:p>
+      <w:pPr>
+        <w:spacing w:line="336" w:lineRule="auto" w:after="180"/>
+        <w:shd w:fill="F1F6FC"/>
+      </w:pPr>
+      <w:r>
+        <w:rPr>
+          <w:b w:val="0"/>
+        </w:rPr>
+        <w:t xml:space="preserve">After your attempt, compare with the supported explanation: Clean record Usable unique rows: A=0 cm, B=20 cm; retain a separate </w:t>
+      </w:r>
+      <w:r>
+        <w:rPr>
+          <w:b/>
+        </w:rPr>
+        <w:t>change log</w:t>
+      </w:r>
+      <w:r>
+        <w:rPr>
+          <w:b w:val="0"/>
+        </w:rPr>
+        <w:t>. Cleaning is not permission to make inconvenient values plausible.</w:t>
+      </w:r>
+    </w:p>
+    <w:p>
+      <w:pPr>
+        <w:spacing w:line="336" w:lineRule="auto" w:after="180"/>
+        <w:shd w:fill="F1F6FC"/>
+      </w:pPr>
+      <w:r>
+        <w:rPr>
+          <w:b w:val="0"/>
+        </w:rPr>
+        <w:t xml:space="preserve">The source log supports a unit conversion and removal of a </w:t>
+      </w:r>
+      <w:r>
+        <w:rPr>
+          <w:b/>
+        </w:rPr>
+        <w:t>duplicate</w:t>
+      </w:r>
+      <w:r>
+        <w:rPr>
+          <w:b w:val="0"/>
+        </w:rPr>
+        <w:t xml:space="preserve"> copy. Zero means a measured zero distance; blank means no supplied measurement.</w:t>
+      </w:r>
+    </w:p>
+    <w:p>
+      <w:pPr>
+        <w:spacing w:line="336" w:lineRule="auto" w:after="180"/>
+        <w:shd w:fill="F1F6FC"/>
+      </w:pPr>
+      <w:r>
+        <w:rPr>
+          <w:b w:val="0"/>
+        </w:rPr>
+        <w:t>Keep the raw table and explain every change so someone can reconstruct what happened.</w:t>
+      </w:r>
+    </w:p>
+    <w:p>
+      <w:pPr>
+        <w:pStyle w:val="Heading3"/>
+      </w:pPr>
+      <w:r>
         <w:t>Practice 2: explain the deciding evidence</w:t>
       </w:r>
     </w:p>
     <w:p>
-      <w:r>
+      <w:pPr>
+        <w:pStyle w:val="Heading3"/>
+      </w:pPr>
+      <w:r>
+        <w:t>Changed case · predict first</w:t>
+      </w:r>
+    </w:p>
+    <w:p>
+      <w:pPr>
+        <w:spacing w:line="336" w:lineRule="auto" w:after="180"/>
+        <w:shd w:fill="F5F1FB"/>
+      </w:pPr>
+      <w:r>
+        <w:rPr>
+          <w:b w:val="0"/>
+        </w:rPr>
         <w:t>Changed-case practice: The source log gives B only as bare 200 with no unit. Which conclusion is supported by the supplied facts?</w:t>
       </w:r>
     </w:p>
     <w:p>
-      <w:r>
+      <w:pPr>
+        <w:spacing w:line="336" w:lineRule="auto" w:after="180"/>
+        <w:shd w:fill="F4F9FC"/>
+      </w:pPr>
+      <w:r>
+        <w:rPr>
+          <w:b w:val="0"/>
+        </w:rPr>
         <w:t>1. B remains unresolved rather than becoming 20 cm.</w:t>
       </w:r>
     </w:p>
     <w:p>
-      <w:r>
-        <w:t>2. We can decide the result without examining the changed input or the procedure.</w:t>
-      </w:r>
-    </w:p>
-    <w:p>
-      <w:r>
-        <w:t>3. This one example guarantees correct results for every future input.</w:t>
+      <w:pPr>
+        <w:spacing w:line="336" w:lineRule="auto" w:after="180"/>
+        <w:shd w:fill="F4F9FC"/>
+      </w:pPr>
+      <w:r>
+        <w:rPr>
+          <w:b w:val="0"/>
+        </w:rPr>
+        <w:t xml:space="preserve">2. We can decide the result without examining the changed </w:t>
+      </w:r>
+      <w:r>
+        <w:rPr>
+          <w:b/>
+        </w:rPr>
+        <w:t>input</w:t>
+      </w:r>
+      <w:r>
+        <w:rPr>
+          <w:b w:val="0"/>
+        </w:rPr>
+        <w:t xml:space="preserve"> or the procedure.</w:t>
+      </w:r>
+    </w:p>
+    <w:p>
+      <w:pPr>
+        <w:spacing w:line="336" w:lineRule="auto" w:after="180"/>
+        <w:shd w:fill="F4F9FC"/>
+      </w:pPr>
+      <w:r>
+        <w:rPr>
+          <w:b w:val="0"/>
+        </w:rPr>
+        <w:t xml:space="preserve">3. This one example guarantees correct results for every future </w:t>
+      </w:r>
+      <w:r>
+        <w:rPr>
+          <w:b/>
+        </w:rPr>
+        <w:t>input</w:t>
+      </w:r>
+      <w:r>
+        <w:rPr>
+          <w:b w:val="0"/>
+        </w:rPr>
+        <w:t>.</w:t>
       </w:r>
     </w:p>
     <w:p>
@@ -1620,12 +2423,42 @@
       </w:r>
     </w:p>
     <w:p>
-      <w:r>
+      <w:pPr>
+        <w:pStyle w:val="Heading3"/>
+      </w:pPr>
+      <w:r>
+        <w:t>Hint · try first</w:t>
+      </w:r>
+    </w:p>
+    <w:p>
+      <w:pPr>
+        <w:spacing w:line="336" w:lineRule="auto" w:after="180"/>
+        <w:shd w:fill="F1F6F8"/>
+      </w:pPr>
+      <w:r>
+        <w:rPr>
+          <w:b w:val="0"/>
+        </w:rPr>
         <w:t>Hint if needed: Use the changed condition and the deciding step in the pictorial trace. The answer must say what follows from those facts.</w:t>
       </w:r>
     </w:p>
     <w:p>
-      <w:r>
+      <w:pPr>
+        <w:pStyle w:val="Heading3"/>
+      </w:pPr>
+      <w:r>
+        <w:t>Feedback · compare after trying</w:t>
+      </w:r>
+    </w:p>
+    <w:p>
+      <w:pPr>
+        <w:spacing w:line="336" w:lineRule="auto" w:after="180"/>
+        <w:shd w:fill="F1F6FC"/>
+      </w:pPr>
+      <w:r>
+        <w:rPr>
+          <w:b w:val="0"/>
+        </w:rPr>
         <w:t>After your attempt, compare with the supported explanation: B remains unresolved rather than becoming 20 cm. Without a confirmed unit, division by 10 would be an unsupported assumption.</w:t>
       </w:r>
     </w:p>
@@ -1638,18 +2471,117 @@
       </w:r>
     </w:p>
     <w:p>
-      <w:r>
-        <w:t>Review Recommendations (ai-1/20). Goal: Apply eligibility requirements before ranking candidates by preferences. Short practice: Why does the recommendation change without changing anyone’s preferences?. Return to this week and explain what you changed.</w:t>
-      </w:r>
-    </w:p>
-    <w:p>
-      <w:r>
-        <w:t>Review Confidence Is Not Correctness (ai-1/18). Goal: Distinguish a confidence claim from evidence that a prediction was correct. Short practice: Was the unknown label guaranteed correct because its confidence was 80%?. Return to this week and explain what you changed.</w:t>
-      </w:r>
-    </w:p>
-    <w:p>
-      <w:r>
-        <w:t>Review Save New Examples for Testing (ai-1/15). Goal: Separate examples used to choose a model from examples reserved for its final evaluation. Short practice: Does 4/4 on the replay replace the original 3/4 result? Explain.. Return to this week and explain what you changed.</w:t>
+      <w:pPr>
+        <w:spacing w:line="336" w:lineRule="auto" w:after="180"/>
+      </w:pPr>
+      <w:r>
+        <w:rPr>
+          <w:b w:val="0"/>
+        </w:rPr>
+        <w:t>Review Recommendations (ai-1/20). Goal: Apply eligibility requirements before ranking candidates by preferences. Short practice: Why does the recommendation change without changing anyone’s preferences?.</w:t>
+      </w:r>
+    </w:p>
+    <w:p>
+      <w:pPr>
+        <w:spacing w:line="336" w:lineRule="auto" w:after="180"/>
+      </w:pPr>
+      <w:r>
+        <w:rPr>
+          <w:b w:val="0"/>
+        </w:rPr>
+        <w:t>Return to this week and explain what you changed.</w:t>
+      </w:r>
+    </w:p>
+    <w:p>
+      <w:pPr>
+        <w:spacing w:line="336" w:lineRule="auto" w:after="180"/>
+      </w:pPr>
+      <w:r>
+        <w:rPr>
+          <w:b w:val="0"/>
+        </w:rPr>
+        <w:t xml:space="preserve">Review Confidence Is Not </w:t>
+      </w:r>
+      <w:r>
+        <w:rPr>
+          <w:b/>
+        </w:rPr>
+        <w:t>Correctness</w:t>
+      </w:r>
+      <w:r>
+        <w:rPr>
+          <w:b w:val="0"/>
+        </w:rPr>
+        <w:t xml:space="preserve"> (ai-1/18). Goal: Distinguish a confidence claim from </w:t>
+      </w:r>
+      <w:r>
+        <w:rPr>
+          <w:b/>
+        </w:rPr>
+        <w:t>evidence</w:t>
+      </w:r>
+      <w:r>
+        <w:rPr>
+          <w:b w:val="0"/>
+        </w:rPr>
+        <w:t xml:space="preserve"> that a </w:t>
+      </w:r>
+      <w:r>
+        <w:rPr>
+          <w:b/>
+        </w:rPr>
+        <w:t>prediction</w:t>
+      </w:r>
+      <w:r>
+        <w:rPr>
+          <w:b w:val="0"/>
+        </w:rPr>
+        <w:t xml:space="preserve"> was correct. Short practice: Was the unknown label guaranteed correct because its confidence was </w:t>
+      </w:r>
+      <w:r>
+        <w:rPr>
+          <w:b/>
+        </w:rPr>
+        <w:t>80%</w:t>
+      </w:r>
+      <w:r>
+        <w:rPr>
+          <w:b w:val="0"/>
+        </w:rPr>
+        <w:t>?.</w:t>
+      </w:r>
+    </w:p>
+    <w:p>
+      <w:pPr>
+        <w:spacing w:line="336" w:lineRule="auto" w:after="180"/>
+      </w:pPr>
+      <w:r>
+        <w:rPr>
+          <w:b w:val="0"/>
+        </w:rPr>
+        <w:t>Return to this week and explain what you changed.</w:t>
+      </w:r>
+    </w:p>
+    <w:p>
+      <w:pPr>
+        <w:spacing w:line="336" w:lineRule="auto" w:after="180"/>
+      </w:pPr>
+      <w:r>
+        <w:rPr>
+          <w:b w:val="0"/>
+        </w:rPr>
+        <w:t>Review Save New Examples for Testing (ai-1/15). Goal: Separate examples used to choose a model from examples reserved for its final evaluation. Short practice: Does 4/4 on the replay replace the original 3/4 result? Explain..</w:t>
+      </w:r>
+    </w:p>
+    <w:p>
+      <w:pPr>
+        <w:spacing w:line="336" w:lineRule="auto" w:after="180"/>
+      </w:pPr>
+      <w:r>
+        <w:rPr>
+          <w:b w:val="0"/>
+        </w:rPr>
+        <w:t>Return to this week and explain what you changed.</w:t>
       </w:r>
     </w:p>
     <w:p>
@@ -1661,8 +2593,37 @@
       </w:r>
     </w:p>
     <w:p>
-      <w:r>
-        <w:t>Use Download completed work in the hosted lesson to export your answers, reflections, practice feedback and code-run evidence. Open the HTML copy to read or print it. Drafts stay in this browser when storage is available; clear drafts on a shared device.</w:t>
+      <w:pPr>
+        <w:spacing w:line="336" w:lineRule="auto" w:after="180"/>
+      </w:pPr>
+      <w:r>
+        <w:rPr>
+          <w:b w:val="0"/>
+        </w:rPr>
+        <w:t xml:space="preserve">Use Download completed work in the hosted lesson to export your answers, reflections, practice feedback and code-run </w:t>
+      </w:r>
+      <w:r>
+        <w:rPr>
+          <w:b/>
+        </w:rPr>
+        <w:t>evidence</w:t>
+      </w:r>
+      <w:r>
+        <w:rPr>
+          <w:b w:val="0"/>
+        </w:rPr>
+        <w:t>. Open the HTML copy to read or print it.</w:t>
+      </w:r>
+    </w:p>
+    <w:p>
+      <w:pPr>
+        <w:spacing w:line="336" w:lineRule="auto" w:after="180"/>
+      </w:pPr>
+      <w:r>
+        <w:rPr>
+          <w:b w:val="0"/>
+        </w:rPr>
+        <w:t>Drafts stay in this browser when storage is available; clear drafts on a shared device.</w:t>
       </w:r>
     </w:p>
     <w:p>
@@ -1676,6 +2637,776 @@
     <w:p>
       <w:r>
         <w:t>________________________________________________________________</w:t>
+      </w:r>
+    </w:p>
+    <w:p>
+      <w:r>
+        <w:t>________________________________________________________________</w:t>
+      </w:r>
+    </w:p>
+    <w:p>
+      <w:r>
+        <w:t>________________________________________________________________</w:t>
+      </w:r>
+    </w:p>
+    <w:p>
+      <w:r>
+        <w:t>________________________________________________________________</w:t>
+      </w:r>
+    </w:p>
+    <w:p>
+      <w:r>
+        <w:t>________________________________________________________________</w:t>
+      </w:r>
+    </w:p>
+    <w:p>
+      <w:pPr>
+        <w:pStyle w:val="Heading1"/>
+      </w:pPr>
+      <w:r>
+        <w:t>21. Visual concept journey</w:t>
+      </w:r>
+    </w:p>
+    <w:p>
+      <w:r>
+        <w:t>Explain each Good Data, Bad Data picture from its labels, then record a relevant limit.</w:t>
+      </w:r>
+    </w:p>
+    <w:p>
+      <w:pPr>
+        <w:pStyle w:val="Heading3"/>
+      </w:pPr>
+      <w:r>
+        <w:t>01. Good Data, Bad Data: the case</w:t>
+      </w:r>
+    </w:p>
+    <w:p>
+      <w:r>
+        <w:drawing>
+          <wp:inline xmlns:a="http://schemas.openxmlformats.org/drawingml/2006/main" xmlns:pic="http://schemas.openxmlformats.org/drawingml/2006/picture">
+            <wp:extent cx="5486400" cy="2990088"/>
+            <wp:docPr id="2" name="Picture 2" descr="A fictional toy-car distance table needs cleaning before use. Supplied facts: Contract: unique run ID; whole distance 0–30 cm. Raw rows: A=0 cm, B=200 mm, C=blank, another A=0 cm. Source log confirms one A run and B’s original measurement of 200 mm; C has no measurement."/>
+            <wp:cNvGraphicFramePr>
+              <a:graphicFrameLocks noChangeAspect="1"/>
+            </wp:cNvGraphicFramePr>
+            <a:graphic>
+              <a:graphicData uri="http://schemas.openxmlformats.org/drawingml/2006/picture">
+                <pic:pic>
+                  <pic:nvPicPr>
+                    <pic:cNvPr id="0" name="academy-story-ai-1-21-01.png"/>
+                    <pic:cNvPicPr/>
+                  </pic:nvPicPr>
+                  <pic:blipFill>
+                    <a:blip r:embed="rId10"/>
+                    <a:stretch>
+                      <a:fillRect/>
+                    </a:stretch>
+                  </pic:blipFill>
+                  <pic:spPr>
+                    <a:xfrm>
+                      <a:off x="0" y="0"/>
+                      <a:ext cx="5486400" cy="2990088"/>
+                    </a:xfrm>
+                    <a:prstGeom prst="rect"/>
+                  </pic:spPr>
+                </pic:pic>
+              </a:graphicData>
+            </a:graphic>
+          </wp:inline>
+        </w:drawing>
+      </w:r>
+    </w:p>
+    <w:p>
+      <w:pPr>
+        <w:spacing w:line="336" w:lineRule="auto" w:after="180"/>
+      </w:pPr>
+      <w:r>
+        <w:rPr>
+          <w:b w:val="0"/>
+        </w:rPr>
+        <w:t>A fictional toy-car distance table needs cleaning before use. Supplied facts: Contract: unique run ID; whole distance 0–30 cm. Raw rows: A=0 cm, B=200 mm, C=blank, another A=0 cm.</w:t>
+      </w:r>
+    </w:p>
+    <w:p>
+      <w:pPr>
+        <w:spacing w:line="336" w:lineRule="auto" w:after="180"/>
+      </w:pPr>
+      <w:r>
+        <w:rPr>
+          <w:b w:val="0"/>
+        </w:rPr>
+        <w:t>Source log confirms one A run and B’s original measurement of 200 mm; C has no measurement.</w:t>
+      </w:r>
+    </w:p>
+    <w:p>
+      <w:pPr>
+        <w:spacing w:line="336" w:lineRule="auto" w:after="180"/>
+        <w:shd w:fill="F5F1FB"/>
+      </w:pPr>
+      <w:r>
+        <w:rPr>
+          <w:b w:val="0"/>
+        </w:rPr>
+        <w:t>Point to the given fact that matters most. Explain why it matters.</w:t>
+      </w:r>
+    </w:p>
+    <w:p>
+      <w:pPr>
+        <w:pStyle w:val="Heading3"/>
+      </w:pPr>
+      <w:r>
+        <w:t>My picture explanation, deciding evidence and one limit</w:t>
+      </w:r>
+    </w:p>
+    <w:p>
+      <w:r>
+        <w:t>________________________________________________________________</w:t>
+      </w:r>
+    </w:p>
+    <w:p>
+      <w:r>
+        <w:t>________________________________________________________________</w:t>
+      </w:r>
+    </w:p>
+    <w:p>
+      <w:r>
+        <w:t>________________________________________________________________</w:t>
+      </w:r>
+    </w:p>
+    <w:p>
+      <w:r>
+        <w:t>________________________________________________________________</w:t>
+      </w:r>
+    </w:p>
+    <w:p>
+      <w:pPr>
+        <w:pStyle w:val="Heading3"/>
+      </w:pPr>
+      <w:r>
+        <w:t>02. Follow the deciding steps</w:t>
+      </w:r>
+    </w:p>
+    <w:p>
+      <w:r>
+        <w:drawing>
+          <wp:inline xmlns:a="http://schemas.openxmlformats.org/drawingml/2006/main" xmlns:pic="http://schemas.openxmlformats.org/drawingml/2006/picture">
+            <wp:extent cx="5486400" cy="4005072"/>
+            <wp:docPr id="3" name="Picture 3" descr="Validate rows: A’s zero is valid; B has wrong unit; C is missing; A is duplicated. → Evidence repair: 200 mm ÷10 =20 cm; source log supports retaining one A. → Keep unknown: C stays unresolved; do not replace it with 0. → Clean record: Usable unique rows: A=0 cm, B=20 cm; retain a separate change log."/>
+            <wp:cNvGraphicFramePr>
+              <a:graphicFrameLocks noChangeAspect="1"/>
+            </wp:cNvGraphicFramePr>
+            <a:graphic>
+              <a:graphicData uri="http://schemas.openxmlformats.org/drawingml/2006/picture">
+                <pic:pic>
+                  <pic:nvPicPr>
+                    <pic:cNvPr id="0" name="academy-story-ai-1-21-02.png"/>
+                    <pic:cNvPicPr/>
+                  </pic:nvPicPr>
+                  <pic:blipFill>
+                    <a:blip r:embed="rId11"/>
+                    <a:stretch>
+                      <a:fillRect/>
+                    </a:stretch>
+                  </pic:blipFill>
+                  <pic:spPr>
+                    <a:xfrm>
+                      <a:off x="0" y="0"/>
+                      <a:ext cx="5486400" cy="4005072"/>
+                    </a:xfrm>
+                    <a:prstGeom prst="rect"/>
+                  </pic:spPr>
+                </pic:pic>
+              </a:graphicData>
+            </a:graphic>
+          </wp:inline>
+        </w:drawing>
+      </w:r>
+    </w:p>
+    <w:p>
+      <w:pPr>
+        <w:spacing w:line="336" w:lineRule="auto" w:after="180"/>
+      </w:pPr>
+      <w:r>
+        <w:rPr>
+          <w:b w:val="0"/>
+        </w:rPr>
+        <w:t xml:space="preserve">Validate rows: A’s zero is valid; B has wrong unit; C is missing; A is </w:t>
+      </w:r>
+      <w:r>
+        <w:rPr>
+          <w:b/>
+        </w:rPr>
+        <w:t>duplicate</w:t>
+      </w:r>
+      <w:r>
+        <w:rPr>
+          <w:b w:val="0"/>
+        </w:rPr>
+        <w:t xml:space="preserve">d. → </w:t>
+      </w:r>
+      <w:r>
+        <w:rPr>
+          <w:b/>
+        </w:rPr>
+        <w:t>Evidence</w:t>
+      </w:r>
+      <w:r>
+        <w:rPr>
+          <w:b w:val="0"/>
+        </w:rPr>
+        <w:t xml:space="preserve"> repair: 200 mm ÷10 =20 cm; source log supports retaining one A. → Keep unknown: C stays unresolved; do not replace it with 0. → Clean record: Usable unique rows: A=0 cm, B=20 cm; retain a separate </w:t>
+      </w:r>
+      <w:r>
+        <w:rPr>
+          <w:b/>
+        </w:rPr>
+        <w:t>change log</w:t>
+      </w:r>
+      <w:r>
+        <w:rPr>
+          <w:b w:val="0"/>
+        </w:rPr>
+        <w:t>.</w:t>
+      </w:r>
+    </w:p>
+    <w:p>
+      <w:pPr>
+        <w:spacing w:line="336" w:lineRule="auto" w:after="180"/>
+        <w:shd w:fill="F5F1FB"/>
+      </w:pPr>
+      <w:r>
+        <w:rPr>
+          <w:b w:val="0"/>
+        </w:rPr>
+        <w:t xml:space="preserve">Point to each numbered stage and explain which recorded </w:t>
+      </w:r>
+      <w:r>
+        <w:rPr>
+          <w:b/>
+        </w:rPr>
+        <w:t>input</w:t>
+      </w:r>
+      <w:r>
+        <w:rPr>
+          <w:b w:val="0"/>
+        </w:rPr>
+        <w:t xml:space="preserve"> it uses.</w:t>
+      </w:r>
+    </w:p>
+    <w:p>
+      <w:pPr>
+        <w:pStyle w:val="Heading3"/>
+      </w:pPr>
+      <w:r>
+        <w:t>My picture explanation, deciding evidence and one limit</w:t>
+      </w:r>
+    </w:p>
+    <w:p>
+      <w:r>
+        <w:t>________________________________________________________________</w:t>
+      </w:r>
+    </w:p>
+    <w:p>
+      <w:r>
+        <w:t>________________________________________________________________</w:t>
+      </w:r>
+    </w:p>
+    <w:p>
+      <w:r>
+        <w:t>________________________________________________________________</w:t>
+      </w:r>
+    </w:p>
+    <w:p>
+      <w:r>
+        <w:t>________________________________________________________________</w:t>
+      </w:r>
+    </w:p>
+    <w:p>
+      <w:pPr>
+        <w:pStyle w:val="Heading3"/>
+      </w:pPr>
+      <w:r>
+        <w:t>03. Preserve the original and explain each decision</w:t>
+      </w:r>
+    </w:p>
+    <w:p>
+      <w:r>
+        <w:drawing>
+          <wp:inline xmlns:a="http://schemas.openxmlformats.org/drawingml/2006/main" xmlns:pic="http://schemas.openxmlformats.org/drawingml/2006/picture">
+            <wp:extent cx="5486400" cy="2834640"/>
+            <wp:docPr id="4" name="Picture 4" descr="Preserve the original and explain each decision. T2 height 60 cm | Card C2 says 6 cm | Correct to 6; log C2. T3 travel blank | Card C3 also blank | Keep missing; flag. T4 travel 0 cm | Card C4 confirms zero | Keep measured zero"/>
+            <wp:cNvGraphicFramePr>
+              <a:graphicFrameLocks noChangeAspect="1"/>
+            </wp:cNvGraphicFramePr>
+            <a:graphic>
+              <a:graphicData uri="http://schemas.openxmlformats.org/drawingml/2006/picture">
+                <pic:pic>
+                  <pic:nvPicPr>
+                    <pic:cNvPr id="0" name="academy-story-ai-1-21-03.png"/>
+                    <pic:cNvPicPr/>
+                  </pic:nvPicPr>
+                  <pic:blipFill>
+                    <a:blip r:embed="rId12"/>
+                    <a:stretch>
+                      <a:fillRect/>
+                    </a:stretch>
+                  </pic:blipFill>
+                  <pic:spPr>
+                    <a:xfrm>
+                      <a:off x="0" y="0"/>
+                      <a:ext cx="5486400" cy="2834640"/>
+                    </a:xfrm>
+                    <a:prstGeom prst="rect"/>
+                  </pic:spPr>
+                </pic:pic>
+              </a:graphicData>
+            </a:graphic>
+          </wp:inline>
+        </w:drawing>
+      </w:r>
+    </w:p>
+    <w:p>
+      <w:pPr>
+        <w:spacing w:line="336" w:lineRule="auto" w:after="180"/>
+      </w:pPr>
+      <w:r>
+        <w:rPr>
+          <w:b w:val="0"/>
+        </w:rPr>
+        <w:t>Preserve the original and explain each decision. T2 height 60 cm | Card C2 says 6 cm | Correct to 6; log C2. T3 travel blank | Card C3 also blank | Keep missing; flag.</w:t>
+      </w:r>
+    </w:p>
+    <w:p>
+      <w:pPr>
+        <w:spacing w:line="336" w:lineRule="auto" w:after="180"/>
+      </w:pPr>
+      <w:r>
+        <w:rPr>
+          <w:b w:val="0"/>
+        </w:rPr>
+        <w:t>T4 travel 0 cm | Card C4 confirms zero | Keep measured zero</w:t>
+      </w:r>
+    </w:p>
+    <w:p>
+      <w:pPr>
+        <w:spacing w:line="336" w:lineRule="auto" w:after="180"/>
+        <w:shd w:fill="F5F1FB"/>
+      </w:pPr>
+      <w:r>
+        <w:rPr>
+          <w:b w:val="0"/>
+        </w:rPr>
+        <w:t>Read the labels and values. Explain the relationship the model shows.</w:t>
+      </w:r>
+    </w:p>
+    <w:p>
+      <w:pPr>
+        <w:pStyle w:val="Heading3"/>
+      </w:pPr>
+      <w:r>
+        <w:t>My picture explanation, deciding evidence and one limit</w:t>
+      </w:r>
+    </w:p>
+    <w:p>
+      <w:r>
+        <w:t>________________________________________________________________</w:t>
+      </w:r>
+    </w:p>
+    <w:p>
+      <w:r>
+        <w:t>________________________________________________________________</w:t>
+      </w:r>
+    </w:p>
+    <w:p>
+      <w:r>
+        <w:t>________________________________________________________________</w:t>
+      </w:r>
+    </w:p>
+    <w:p>
+      <w:r>
+        <w:t>________________________________________________________________</w:t>
+      </w:r>
+    </w:p>
+    <w:p>
+      <w:pPr>
+        <w:pStyle w:val="Heading3"/>
+      </w:pPr>
+      <w:r>
+        <w:t>04. Change one thing. Trace what follows.</w:t>
+      </w:r>
+    </w:p>
+    <w:p>
+      <w:r>
+        <w:drawing>
+          <wp:inline xmlns:a="http://schemas.openxmlformats.org/drawingml/2006/main" xmlns:pic="http://schemas.openxmlformats.org/drawingml/2006/picture">
+            <wp:extent cx="5486400" cy="3026664"/>
+            <wp:docPr id="5" name="Picture 5" descr="Original case: Usable unique rows: A=0 cm, B=20 cm; retain a separate change log. Changed condition: The source log gives B only as bare 200 with no unit. Expected result: B remains unresolved rather than becoming 20 cm. Reason: Without a confirmed unit, division by 10 would be an unsupported assumption."/>
+            <wp:cNvGraphicFramePr>
+              <a:graphicFrameLocks noChangeAspect="1"/>
+            </wp:cNvGraphicFramePr>
+            <a:graphic>
+              <a:graphicData uri="http://schemas.openxmlformats.org/drawingml/2006/picture">
+                <pic:pic>
+                  <pic:nvPicPr>
+                    <pic:cNvPr id="0" name="academy-story-ai-1-21-04.png"/>
+                    <pic:cNvPicPr/>
+                  </pic:nvPicPr>
+                  <pic:blipFill>
+                    <a:blip r:embed="rId13"/>
+                    <a:stretch>
+                      <a:fillRect/>
+                    </a:stretch>
+                  </pic:blipFill>
+                  <pic:spPr>
+                    <a:xfrm>
+                      <a:off x="0" y="0"/>
+                      <a:ext cx="5486400" cy="3026664"/>
+                    </a:xfrm>
+                    <a:prstGeom prst="rect"/>
+                  </pic:spPr>
+                </pic:pic>
+              </a:graphicData>
+            </a:graphic>
+          </wp:inline>
+        </w:drawing>
+      </w:r>
+    </w:p>
+    <w:p>
+      <w:pPr>
+        <w:spacing w:line="336" w:lineRule="auto" w:after="180"/>
+      </w:pPr>
+      <w:r>
+        <w:rPr>
+          <w:b w:val="0"/>
+        </w:rPr>
+        <w:t xml:space="preserve">Original case: Usable unique rows: A=0 cm, B=20 cm; retain a separate </w:t>
+      </w:r>
+      <w:r>
+        <w:rPr>
+          <w:b/>
+        </w:rPr>
+        <w:t>change log</w:t>
+      </w:r>
+      <w:r>
+        <w:rPr>
+          <w:b w:val="0"/>
+        </w:rPr>
+        <w:t>. Changed condition: The source log gives B only as bare 200 with no unit. Expected result: B remains unresolved rather than becoming 20 cm.</w:t>
+      </w:r>
+    </w:p>
+    <w:p>
+      <w:pPr>
+        <w:spacing w:line="336" w:lineRule="auto" w:after="180"/>
+      </w:pPr>
+      <w:r>
+        <w:rPr>
+          <w:b w:val="0"/>
+        </w:rPr>
+        <w:t>Reason: Without a confirmed unit, division by 10 would be an unsupported assumption.</w:t>
+      </w:r>
+    </w:p>
+    <w:p>
+      <w:pPr>
+        <w:spacing w:line="336" w:lineRule="auto" w:after="180"/>
+        <w:shd w:fill="F5F1FB"/>
+      </w:pPr>
+      <w:r>
+        <w:rPr>
+          <w:b w:val="0"/>
+        </w:rPr>
+        <w:t>Predict before checking the worked changed-case result. Name what changed and what the supplied facts allow you to conclude.</w:t>
+      </w:r>
+    </w:p>
+    <w:p>
+      <w:pPr>
+        <w:pStyle w:val="Heading3"/>
+      </w:pPr>
+      <w:r>
+        <w:t>My picture explanation, deciding evidence and one limit</w:t>
+      </w:r>
+    </w:p>
+    <w:p>
+      <w:r>
+        <w:t>________________________________________________________________</w:t>
+      </w:r>
+    </w:p>
+    <w:p>
+      <w:r>
+        <w:t>________________________________________________________________</w:t>
+      </w:r>
+    </w:p>
+    <w:p>
+      <w:r>
+        <w:t>________________________________________________________________</w:t>
+      </w:r>
+    </w:p>
+    <w:p>
+      <w:r>
+        <w:t>________________________________________________________________</w:t>
+      </w:r>
+    </w:p>
+    <w:p>
+      <w:pPr>
+        <w:pStyle w:val="Heading3"/>
+      </w:pPr>
+      <w:r>
+        <w:t>05. Connect the explanation to its limit</w:t>
+      </w:r>
+    </w:p>
+    <w:p>
+      <w:r>
+        <w:drawing>
+          <wp:inline xmlns:a="http://schemas.openxmlformats.org/drawingml/2006/main" xmlns:pic="http://schemas.openxmlformats.org/drawingml/2006/picture">
+            <wp:extent cx="5486400" cy="2834640"/>
+            <wp:docPr id="6" name="Picture 6" descr="Cleaning is not permission to make inconvenient values plausible. The source log supports a unit conversion and removal of a duplicate copy. Zero means a measured zero distance; blank means no supplied measurement. Keep the raw table and explain every change so someone can reconstruct what happened. Limit: A clean table can still contain measurement or labelling errors that these checks do not detect."/>
+            <wp:cNvGraphicFramePr>
+              <a:graphicFrameLocks noChangeAspect="1"/>
+            </wp:cNvGraphicFramePr>
+            <a:graphic>
+              <a:graphicData uri="http://schemas.openxmlformats.org/drawingml/2006/picture">
+                <pic:pic>
+                  <pic:nvPicPr>
+                    <pic:cNvPr id="0" name="academy-story-ai-1-21-05.png"/>
+                    <pic:cNvPicPr/>
+                  </pic:nvPicPr>
+                  <pic:blipFill>
+                    <a:blip r:embed="rId14"/>
+                    <a:stretch>
+                      <a:fillRect/>
+                    </a:stretch>
+                  </pic:blipFill>
+                  <pic:spPr>
+                    <a:xfrm>
+                      <a:off x="0" y="0"/>
+                      <a:ext cx="5486400" cy="2834640"/>
+                    </a:xfrm>
+                    <a:prstGeom prst="rect"/>
+                  </pic:spPr>
+                </pic:pic>
+              </a:graphicData>
+            </a:graphic>
+          </wp:inline>
+        </w:drawing>
+      </w:r>
+    </w:p>
+    <w:p>
+      <w:pPr>
+        <w:spacing w:line="336" w:lineRule="auto" w:after="180"/>
+      </w:pPr>
+      <w:r>
+        <w:rPr>
+          <w:b w:val="0"/>
+        </w:rPr>
+        <w:t xml:space="preserve">Cleaning is not permission to make inconvenient values plausible. The source log supports a unit conversion and removal of a </w:t>
+      </w:r>
+      <w:r>
+        <w:rPr>
+          <w:b/>
+        </w:rPr>
+        <w:t>duplicate</w:t>
+      </w:r>
+      <w:r>
+        <w:rPr>
+          <w:b w:val="0"/>
+        </w:rPr>
+        <w:t xml:space="preserve"> copy. Zero means a measured zero distance; blank means no supplied measurement.</w:t>
+      </w:r>
+    </w:p>
+    <w:p>
+      <w:pPr>
+        <w:spacing w:line="336" w:lineRule="auto" w:after="180"/>
+      </w:pPr>
+      <w:r>
+        <w:rPr>
+          <w:b w:val="0"/>
+        </w:rPr>
+        <w:t>Keep the raw table and explain every change so someone can reconstruct what happened. Limit: A clean table can still contain measurement or labelling errors that these checks do not detect.</w:t>
+      </w:r>
+    </w:p>
+    <w:p>
+      <w:pPr>
+        <w:spacing w:line="336" w:lineRule="auto" w:after="180"/>
+        <w:shd w:fill="F5F1FB"/>
+      </w:pPr>
+      <w:r>
+        <w:rPr>
+          <w:b w:val="0"/>
+        </w:rPr>
+        <w:t>Explain the case, then point to a limit on the claim.</w:t>
+      </w:r>
+    </w:p>
+    <w:p>
+      <w:pPr>
+        <w:pStyle w:val="Heading3"/>
+      </w:pPr>
+      <w:r>
+        <w:t>My picture explanation, deciding evidence and one limit</w:t>
+      </w:r>
+    </w:p>
+    <w:p>
+      <w:r>
+        <w:t>________________________________________________________________</w:t>
+      </w:r>
+    </w:p>
+    <w:p>
+      <w:r>
+        <w:t>________________________________________________________________</w:t>
+      </w:r>
+    </w:p>
+    <w:p>
+      <w:r>
+        <w:t>________________________________________________________________</w:t>
+      </w:r>
+    </w:p>
+    <w:p>
+      <w:r>
+        <w:t>________________________________________________________________</w:t>
+      </w:r>
+    </w:p>
+    <w:p>
+      <w:pPr>
+        <w:pStyle w:val="Heading3"/>
+      </w:pPr>
+      <w:r>
+        <w:t>06. Make the idea visible in your project</w:t>
+      </w:r>
+    </w:p>
+    <w:p>
+      <w:r>
+        <w:drawing>
+          <wp:inline xmlns:a="http://schemas.openxmlformats.org/drawingml/2006/main" xmlns:pic="http://schemas.openxmlformats.org/drawingml/2006/picture">
+            <wp:extent cx="5486400" cy="3233928"/>
+            <wp:docPr id="7" name="Picture 7" descr="Keep raw sorter inputs, validated records and an evidence-linked repair log as different artifacts. Draw your input, deciding step, result and limit. Supported question: Which repairs are evidence-backed in the original case, and which row must remain unknown?"/>
+            <wp:cNvGraphicFramePr>
+              <a:graphicFrameLocks noChangeAspect="1"/>
+            </wp:cNvGraphicFramePr>
+            <a:graphic>
+              <a:graphicData uri="http://schemas.openxmlformats.org/drawingml/2006/picture">
+                <pic:pic>
+                  <pic:nvPicPr>
+                    <pic:cNvPr id="0" name="academy-story-ai-1-21-06.png"/>
+                    <pic:cNvPicPr/>
+                  </pic:nvPicPr>
+                  <pic:blipFill>
+                    <a:blip r:embed="rId15"/>
+                    <a:stretch>
+                      <a:fillRect/>
+                    </a:stretch>
+                  </pic:blipFill>
+                  <pic:spPr>
+                    <a:xfrm>
+                      <a:off x="0" y="0"/>
+                      <a:ext cx="5486400" cy="3233928"/>
+                    </a:xfrm>
+                    <a:prstGeom prst="rect"/>
+                  </pic:spPr>
+                </pic:pic>
+              </a:graphicData>
+            </a:graphic>
+          </wp:inline>
+        </w:drawing>
+      </w:r>
+    </w:p>
+    <w:p>
+      <w:pPr>
+        <w:spacing w:line="336" w:lineRule="auto" w:after="180"/>
+      </w:pPr>
+      <w:r>
+        <w:rPr>
+          <w:b w:val="0"/>
+        </w:rPr>
+        <w:t xml:space="preserve">Keep raw sorter </w:t>
+      </w:r>
+      <w:r>
+        <w:rPr>
+          <w:b/>
+        </w:rPr>
+        <w:t>input</w:t>
+      </w:r>
+      <w:r>
+        <w:rPr>
+          <w:b w:val="0"/>
+        </w:rPr>
+        <w:t xml:space="preserve">s, validated records and an </w:t>
+      </w:r>
+      <w:r>
+        <w:rPr>
+          <w:b/>
+        </w:rPr>
+        <w:t>evidence</w:t>
+      </w:r>
+      <w:r>
+        <w:rPr>
+          <w:b w:val="0"/>
+        </w:rPr>
+        <w:t xml:space="preserve">-linked repair log as different artifacts. Draw your </w:t>
+      </w:r>
+      <w:r>
+        <w:rPr>
+          <w:b/>
+        </w:rPr>
+        <w:t>input</w:t>
+      </w:r>
+      <w:r>
+        <w:rPr>
+          <w:b w:val="0"/>
+        </w:rPr>
+        <w:t>, deciding step, result and limit.</w:t>
+      </w:r>
+    </w:p>
+    <w:p>
+      <w:pPr>
+        <w:spacing w:line="336" w:lineRule="auto" w:after="180"/>
+      </w:pPr>
+      <w:r>
+        <w:rPr>
+          <w:b w:val="0"/>
+        </w:rPr>
+        <w:t xml:space="preserve">Supported question: Which repairs are </w:t>
+      </w:r>
+      <w:r>
+        <w:rPr>
+          <w:b/>
+        </w:rPr>
+        <w:t>evidence</w:t>
+      </w:r>
+      <w:r>
+        <w:rPr>
+          <w:b w:val="0"/>
+        </w:rPr>
+        <w:t>-backed in the original case, and which row must remain unknown?</w:t>
+      </w:r>
+    </w:p>
+    <w:p>
+      <w:pPr>
+        <w:spacing w:line="336" w:lineRule="auto" w:after="180"/>
+        <w:shd w:fill="F5F1FB"/>
+      </w:pPr>
+      <w:r>
+        <w:rPr>
+          <w:b w:val="0"/>
+        </w:rPr>
+        <w:t xml:space="preserve">Draw your project trace and justify the deciding step using </w:t>
+      </w:r>
+      <w:r>
+        <w:rPr>
+          <w:b/>
+        </w:rPr>
+        <w:t>evidence</w:t>
+      </w:r>
+      <w:r>
+        <w:rPr>
+          <w:b w:val="0"/>
+        </w:rPr>
+        <w:t>.</w:t>
+      </w:r>
+    </w:p>
+    <w:p>
+      <w:pPr>
+        <w:pStyle w:val="Heading3"/>
+      </w:pPr>
+      <w:r>
+        <w:t>My picture explanation, deciding evidence and one limit</w:t>
       </w:r>
     </w:p>
     <w:p>

--- a/downloads/workbook/ai-1-week-21.docx
+++ b/downloads/workbook/ai-1-week-21.docx
@@ -25,50 +25,216 @@
         <w:pStyle w:val="Heading1"/>
       </w:pPr>
       <w:r>
-        <w:t>01. Recall and choose your starting point</w:t>
-      </w:r>
-    </w:p>
-    <w:p>
-      <w:r>
-        <w:t>Record your starting explanation for Good Data, Bad Data before opening notes. Show any later correction separately.</w:t>
-      </w:r>
-    </w:p>
-    <w:p>
-      <w:pPr>
-        <w:spacing w:line="336" w:lineRule="auto" w:after="180"/>
-      </w:pPr>
-      <w:r>
-        <w:rPr>
-          <w:b w:val="0"/>
-        </w:rPr>
+        <w:t>One connected data-quality audit.</w:t>
+      </w:r>
+    </w:p>
+    <w:p>
+      <w:r>
+        <w:t>Check the schema, log a correction, inspect duplicates, audit the new flight log and then inspect follow-up evidence.</w:t>
+      </w:r>
+    </w:p>
+    <w:p>
+      <w:r>
+        <w:t>Keep values, units, record identity and correction reasons together.</w:t>
+      </w:r>
+    </w:p>
+    <w:p>
+      <w:pPr>
+        <w:pStyle w:val="Heading1"/>
+      </w:pPr>
+      <w:r>
+        <w:t>01. Recall: reconnect earlier ideas</w:t>
+      </w:r>
+    </w:p>
+    <w:p>
+      <w:r>
+        <w:t>Retrieve before opening notes.</w:t>
+      </w:r>
+    </w:p>
+    <w:p>
+      <w:pPr>
+        <w:pStyle w:val="Heading2"/>
+      </w:pPr>
+      <w:r>
+        <w:t>Retrieve and explain</w:t>
+      </w:r>
+    </w:p>
+    <w:p>
+      <w:pPr>
+        <w:pStyle w:val="ListBullet"/>
+      </w:pPr>
+      <w:r>
         <w:t>Try the recall before opening notes. Then use a different colour or a labelled second line to correct your explanation.</w:t>
       </w:r>
     </w:p>
     <w:p>
       <w:pPr>
+        <w:pStyle w:val="ListBullet"/>
+      </w:pPr>
+      <w:r>
+        <w:t>Without opening the old lesson, explain one key idea from Recommendations. Give an example and a mistake that the idea helps you avoid.</w:t>
+      </w:r>
+    </w:p>
+    <w:p>
+      <w:pPr>
         <w:pStyle w:val="Heading3"/>
       </w:pPr>
       <w:r>
+        <w:t>My remembered idea, example and correction</w:t>
+      </w:r>
+    </w:p>
+    <w:p>
+      <w:r>
+        <w:t>________________________________________________________________</w:t>
+      </w:r>
+    </w:p>
+    <w:p>
+      <w:r>
+        <w:t>________________________________________________________________</w:t>
+      </w:r>
+    </w:p>
+    <w:p>
+      <w:r>
+        <w:t>________________________________________________________________</w:t>
+      </w:r>
+    </w:p>
+    <w:p>
+      <w:pPr>
+        <w:pStyle w:val="ListBullet"/>
+      </w:pPr>
+      <w:r>
+        <w:t>Without opening the old lesson, explain one key idea from Confidence Is Not Correctness. Give an example and a mistake that the idea helps you avoid.</w:t>
+      </w:r>
+    </w:p>
+    <w:p>
+      <w:pPr>
+        <w:pStyle w:val="Heading3"/>
+      </w:pPr>
+      <w:r>
+        <w:t>My remembered idea, example and correction</w:t>
+      </w:r>
+    </w:p>
+    <w:p>
+      <w:r>
+        <w:t>________________________________________________________________</w:t>
+      </w:r>
+    </w:p>
+    <w:p>
+      <w:r>
+        <w:t>________________________________________________________________</w:t>
+      </w:r>
+    </w:p>
+    <w:p>
+      <w:r>
+        <w:t>________________________________________________________________</w:t>
+      </w:r>
+    </w:p>
+    <w:p>
+      <w:pPr>
+        <w:pStyle w:val="ListBullet"/>
+      </w:pPr>
+      <w:r>
+        <w:t>Without opening the old lesson, explain one key idea from Save New Examples for Testing. Give an example and a mistake that the idea helps you avoid.</w:t>
+      </w:r>
+    </w:p>
+    <w:p>
+      <w:pPr>
+        <w:pStyle w:val="Heading3"/>
+      </w:pPr>
+      <w:r>
+        <w:t>My remembered idea, example and correction</w:t>
+      </w:r>
+    </w:p>
+    <w:p>
+      <w:r>
+        <w:t>________________________________________________________________</w:t>
+      </w:r>
+    </w:p>
+    <w:p>
+      <w:r>
+        <w:t>________________________________________________________________</w:t>
+      </w:r>
+    </w:p>
+    <w:p>
+      <w:r>
+        <w:t>________________________________________________________________</w:t>
+      </w:r>
+    </w:p>
+    <w:p>
+      <w:pPr>
+        <w:pStyle w:val="Heading2"/>
+      </w:pPr>
+      <w:r>
+        <w:t>Earlier wording, alternatives and picture transcripts · reference / check after trying</w:t>
+      </w:r>
+    </w:p>
+    <w:p>
+      <w:pPr>
+        <w:pStyle w:val="Heading3"/>
+      </w:pPr>
+      <w:r>
         <w:t>Recommendations</w:t>
       </w:r>
     </w:p>
     <w:p>
       <w:pPr>
-        <w:spacing w:line="336" w:lineRule="auto" w:after="180"/>
-      </w:pPr>
-      <w:r>
-        <w:rPr>
-          <w:b w:val="0"/>
-        </w:rPr>
-        <w:t>Without opening the old lesson, explain one key idea from Recommendations. Give an example and a mistake that the idea helps you avoid.</w:t>
-      </w:r>
-    </w:p>
-    <w:p>
-      <w:pPr>
         <w:pStyle w:val="Heading3"/>
       </w:pPr>
       <w:r>
-        <w:t>My remembered idea, example and correction</w:t>
+        <w:t>Confidence Is Not Correctness</w:t>
+      </w:r>
+    </w:p>
+    <w:p>
+      <w:pPr>
+        <w:pStyle w:val="Heading3"/>
+      </w:pPr>
+      <w:r>
+        <w:t>Save New Examples for Testing</w:t>
+      </w:r>
+    </w:p>
+    <w:p>
+      <w:pPr>
+        <w:pStyle w:val="Heading1"/>
+      </w:pPr>
+      <w:r>
+        <w:t>12. W1 · Apply the RampLog schema</w:t>
+      </w:r>
+    </w:p>
+    <w:p>
+      <w:r>
+        <w:t>Use the supplied reference and distinguish missing travel from measured zero.</w:t>
+      </w:r>
+    </w:p>
+    <w:p>
+      <w:pPr>
+        <w:pStyle w:val="Heading2"/>
+      </w:pPr>
+      <w:r>
+        <w:t>Your evidence record</w:t>
+      </w:r>
+    </w:p>
+    <w:p>
+      <w:pPr>
+        <w:pStyle w:val="ListBullet"/>
+      </w:pPr>
+      <w:r>
+        <w:t>RampLog reference: unique trial ID, height as whole cm 1–10, travel as whole cm 0–10, and original source card. Raw records: T1=(4,3,C1), T2=(60,5,C2), T3=(5,blank,C3), T4=(6,0,C4), plus an identical exported T1 row. C1 confirms one T1; C2 confirms height 6 cm and travel 5 cm; C3 has no travel observation; C4 confirms measured zero. The task counts travel at least 4 cm.</w:t>
+      </w:r>
+    </w:p>
+    <w:p>
+      <w:pPr>
+        <w:pStyle w:val="ListBullet"/>
+      </w:pPr>
+      <w:r>
+        <w:t>Use the RampLog schema. State the issue or valid status for height 60, travel blank and travel 0. Give the range allowed for each numeric field and explain why a blank and zero require different treatment.</w:t>
+      </w:r>
+    </w:p>
+    <w:p>
+      <w:pPr>
+        <w:pStyle w:val="Heading3"/>
+      </w:pPr>
+      <w:r>
+        <w:t>My reasoning and evidence</w:t>
       </w:r>
     </w:p>
     <w:p>
@@ -87,34 +253,114 @@
       </w:r>
     </w:p>
     <w:p>
+      <w:r>
+        <w:t>________________________________________________________________</w:t>
+      </w:r>
+    </w:p>
+    <w:p>
+      <w:r>
+        <w:t>________________________________________________________________</w:t>
+      </w:r>
+    </w:p>
+    <w:p>
+      <w:r>
+        <w:t>________________________________________________________________</w:t>
+      </w:r>
+    </w:p>
+    <w:p>
+      <w:pPr>
+        <w:pStyle w:val="Heading1"/>
+      </w:pPr>
+      <w:r>
+        <w:t>13. W2 · Write a traceable correction</w:t>
+      </w:r>
+    </w:p>
+    <w:p>
+      <w:r>
+        <w:t>Name old and new values, source, reason, reviewer and date.</w:t>
+      </w:r>
+    </w:p>
+    <w:p>
+      <w:pPr>
+        <w:pStyle w:val="Heading2"/>
+      </w:pPr>
+      <w:r>
+        <w:t>Your evidence record</w:t>
+      </w:r>
+    </w:p>
+    <w:p>
+      <w:pPr>
+        <w:pStyle w:val="ListBullet"/>
+      </w:pPr>
+      <w:r>
+        <w:t>C2 says T2 height is 6 cm and travel is 5 cm; the export says height 60 cm. Write a change-log entry with ID, field, old and new values with units, evidence, reason, reviewer and date. Use a fictional reviewer and date. Explain where the raw export is kept.</w:t>
+      </w:r>
+    </w:p>
+    <w:p>
       <w:pPr>
         <w:pStyle w:val="Heading3"/>
       </w:pPr>
       <w:r>
-        <w:t>Confidence Is Not Correctness</w:t>
-      </w:r>
-    </w:p>
-    <w:p>
-      <w:pPr>
-        <w:spacing w:line="336" w:lineRule="auto" w:after="180"/>
-      </w:pPr>
-      <w:r>
-        <w:rPr>
-          <w:b w:val="0"/>
-        </w:rPr>
-        <w:t xml:space="preserve">Without opening the old lesson, explain one key idea from Confidence Is Not </w:t>
-      </w:r>
-      <w:r>
-        <w:rPr>
-          <w:b/>
-        </w:rPr>
-        <w:t>Correctness</w:t>
-      </w:r>
-      <w:r>
-        <w:rPr>
-          <w:b w:val="0"/>
-        </w:rPr>
-        <w:t>. Give an example and a mistake that the idea helps you avoid.</w:t>
+        <w:t>My reasoning and evidence</w:t>
+      </w:r>
+    </w:p>
+    <w:p>
+      <w:r>
+        <w:t>________________________________________________________________</w:t>
+      </w:r>
+    </w:p>
+    <w:p>
+      <w:r>
+        <w:t>________________________________________________________________</w:t>
+      </w:r>
+    </w:p>
+    <w:p>
+      <w:r>
+        <w:t>________________________________________________________________</w:t>
+      </w:r>
+    </w:p>
+    <w:p>
+      <w:r>
+        <w:t>________________________________________________________________</w:t>
+      </w:r>
+    </w:p>
+    <w:p>
+      <w:r>
+        <w:t>________________________________________________________________</w:t>
+      </w:r>
+    </w:p>
+    <w:p>
+      <w:r>
+        <w:t>________________________________________________________________</w:t>
+      </w:r>
+    </w:p>
+    <w:p>
+      <w:pPr>
+        <w:pStyle w:val="Heading1"/>
+      </w:pPr>
+      <w:r>
+        <w:t>14. W3 · Distinguish duplicate rows from separate trials</w:t>
+      </w:r>
+    </w:p>
+    <w:p>
+      <w:r>
+        <w:t>Use IDs and source identity rather than equal measurements alone.</w:t>
+      </w:r>
+    </w:p>
+    <w:p>
+      <w:pPr>
+        <w:pStyle w:val="Heading2"/>
+      </w:pPr>
+      <w:r>
+        <w:t>Your evidence record</w:t>
+      </w:r>
+    </w:p>
+    <w:p>
+      <w:pPr>
+        <w:pStyle w:val="ListBullet"/>
+      </w:pPr>
+      <w:r>
+        <w:t>The export repeats T1 with the same source C1, which confirms one trial. A different trial T5 also has height 4 and travel 3, with its own source C5 confirming a separate trial. Explain which rows count once and why T5 must remain separate.</w:t>
       </w:r>
     </w:p>
     <w:p>
@@ -122,7 +368,7 @@
         <w:pStyle w:val="Heading3"/>
       </w:pPr>
       <w:r>
-        <w:t>My remembered idea, example and correction</w:t>
+        <w:t>My reasoning and evidence</w:t>
       </w:r>
     </w:p>
     <w:p>
@@ -141,33 +387,6 @@
       </w:r>
     </w:p>
     <w:p>
-      <w:pPr>
-        <w:pStyle w:val="Heading3"/>
-      </w:pPr>
-      <w:r>
-        <w:t>Save New Examples for Testing</w:t>
-      </w:r>
-    </w:p>
-    <w:p>
-      <w:pPr>
-        <w:spacing w:line="336" w:lineRule="auto" w:after="180"/>
-      </w:pPr>
-      <w:r>
-        <w:rPr>
-          <w:b w:val="0"/>
-        </w:rPr>
-        <w:t>Without opening the old lesson, explain one key idea from Save New Examples for Testing. Give an example and a mistake that the idea helps you avoid.</w:t>
-      </w:r>
-    </w:p>
-    <w:p>
-      <w:pPr>
-        <w:pStyle w:val="Heading3"/>
-      </w:pPr>
-      <w:r>
-        <w:t>My remembered idea, example and correction</w:t>
-      </w:r>
-    </w:p>
-    <w:p>
       <w:r>
         <w:t>________________________________________________________________</w:t>
       </w:r>
@@ -187,234 +406,20 @@
         <w:pStyle w:val="Heading1"/>
       </w:pPr>
       <w:r>
-        <w:t>02. Practise with fading help</w:t>
-      </w:r>
-    </w:p>
-    <w:p>
-      <w:r>
-        <w:t>Complete the supported Good Data, Bad Data trace and record the first step you can explain without help.</w:t>
-      </w:r>
-    </w:p>
-    <w:p>
-      <w:pPr>
-        <w:spacing w:line="336" w:lineRule="auto" w:after="180"/>
-      </w:pPr>
-      <w:r>
-        <w:rPr>
-          <w:b w:val="0"/>
-        </w:rPr>
-        <w:t xml:space="preserve">Use W2: Write a traceable </w:t>
-      </w:r>
-      <w:r>
-        <w:rPr>
-          <w:b/>
-        </w:rPr>
-        <w:t>correction</w:t>
-      </w:r>
-      <w:r>
-        <w:rPr>
-          <w:b w:val="0"/>
-        </w:rPr>
-        <w:t xml:space="preserve"> for Data quality and documented repair. Record the answer once; the lesson and workbook refer to the same attempt.</w:t>
-      </w:r>
-    </w:p>
-    <w:tbl>
-      <w:tblPr>
-        <w:tblStyle w:val="LightShading-Accent1"/>
-        <w:tblW w:type="auto" w:w="0"/>
-        <w:tblLook w:firstColumn="1" w:firstRow="1" w:lastColumn="0" w:lastRow="0" w:noHBand="0" w:noVBand="1" w:val="04A0"/>
-      </w:tblPr>
-      <w:tblGrid>
-        <w:gridCol w:w="2556"/>
-        <w:gridCol w:w="2556"/>
-        <w:gridCol w:w="2556"/>
-        <w:gridCol w:w="2556"/>
-      </w:tblGrid>
-      <w:tr>
-        <w:trPr>
-          <w:tblHeader/>
-        </w:trPr>
-        <w:tc>
-          <w:tcPr>
-            <w:tcW w:type="dxa" w:w="2556"/>
-          </w:tcPr>
-          <w:p>
-            <w:r>
-              <w:t>Given inputs</w:t>
-            </w:r>
-          </w:p>
-        </w:tc>
-        <w:tc>
-          <w:tcPr>
-            <w:tcW w:type="dxa" w:w="2556"/>
-          </w:tcPr>
-          <w:p>
-            <w:r>
-              <w:t>Procedure I chose</w:t>
-            </w:r>
-          </w:p>
-        </w:tc>
-        <w:tc>
-          <w:tcPr>
-            <w:tcW w:type="dxa" w:w="2556"/>
-          </w:tcPr>
-          <w:p>
-            <w:r>
-              <w:t>Middle steps</w:t>
-            </w:r>
-          </w:p>
-        </w:tc>
-        <w:tc>
-          <w:tcPr>
-            <w:tcW w:type="dxa" w:w="2556"/>
-          </w:tcPr>
-          <w:p>
-            <w:r>
-              <w:t>Result and check</w:t>
-            </w:r>
-          </w:p>
-        </w:tc>
-      </w:tr>
-      <w:tr>
-        <w:tc>
-          <w:tcPr>
-            <w:tcW w:type="dxa" w:w="2556"/>
-          </w:tcPr>
-          <w:p>
-            <w:r/>
-          </w:p>
-        </w:tc>
-        <w:tc>
-          <w:tcPr>
-            <w:tcW w:type="dxa" w:w="2556"/>
-          </w:tcPr>
-          <w:p>
-            <w:r/>
-          </w:p>
-        </w:tc>
-        <w:tc>
-          <w:tcPr>
-            <w:tcW w:type="dxa" w:w="2556"/>
-          </w:tcPr>
-          <w:p>
-            <w:r/>
-          </w:p>
-        </w:tc>
-        <w:tc>
-          <w:tcPr>
-            <w:tcW w:type="dxa" w:w="2556"/>
-          </w:tcPr>
-          <w:p>
-            <w:r/>
-          </w:p>
-        </w:tc>
-      </w:tr>
-    </w:tbl>
-    <w:p>
-      <w:pPr>
-        <w:pStyle w:val="Heading3"/>
-      </w:pPr>
-      <w:r>
-        <w:t>The step I completed without help, and the hint I needed</w:t>
-      </w:r>
-    </w:p>
-    <w:p>
-      <w:r>
-        <w:t>________________________________________________________________</w:t>
-      </w:r>
-    </w:p>
-    <w:p>
-      <w:r>
-        <w:t>________________________________________________________________</w:t>
-      </w:r>
-    </w:p>
-    <w:p>
-      <w:r>
-        <w:t>________________________________________________________________</w:t>
-      </w:r>
-    </w:p>
-    <w:p>
-      <w:pPr>
-        <w:pStyle w:val="Heading1"/>
-      </w:pPr>
-      <w:r>
-        <w:t>03. Individual reasoning check</w:t>
-      </w:r>
-    </w:p>
-    <w:p>
-      <w:r>
-        <w:t>Check the proposed Good Data, Bad Data explanation against the supplied facts before discussing it.</w:t>
-      </w:r>
-    </w:p>
-    <w:p>
-      <w:pPr>
-        <w:spacing w:line="336" w:lineRule="auto" w:after="180"/>
-      </w:pPr>
-      <w:r>
-        <w:rPr>
-          <w:b w:val="0"/>
-        </w:rPr>
-        <w:t>Use the worked case for Data quality and documented repair. Proposed explanation: “Every valid value is true”. Decide whether this explanation is supported.</w:t>
-      </w:r>
-    </w:p>
-    <w:p>
-      <w:pPr>
-        <w:spacing w:line="336" w:lineRule="auto" w:after="180"/>
-      </w:pPr>
-      <w:r>
-        <w:rPr>
-          <w:b w:val="0"/>
-        </w:rPr>
-        <w:t>Point to the step or supplied fact that decides; explain your repair if needed.</w:t>
-      </w:r>
-    </w:p>
-    <w:p>
-      <w:pPr>
-        <w:pStyle w:val="Heading3"/>
-      </w:pPr>
-      <w:r>
-        <w:t>My explanation before partner discussion</w:t>
-      </w:r>
-    </w:p>
-    <w:p>
-      <w:r>
-        <w:t>________________________________________________________________</w:t>
-      </w:r>
-    </w:p>
-    <w:p>
-      <w:r>
-        <w:t>________________________________________________________________</w:t>
-      </w:r>
-    </w:p>
-    <w:p>
-      <w:r>
-        <w:t>________________________________________________________________</w:t>
-      </w:r>
-    </w:p>
-    <w:p>
-      <w:r>
-        <w:t>________________________________________________________________</w:t>
-      </w:r>
-    </w:p>
-    <w:p>
-      <w:pPr>
-        <w:pStyle w:val="Heading1"/>
-      </w:pPr>
-      <w:r>
-        <w:t>04. Independent transfer case</w:t>
-      </w:r>
-    </w:p>
-    <w:p>
-      <w:r>
-        <w:t>Write one first attempt at the reserved independent case before feedback. Repeated copies of that case refer to the same recorded attempt.</w:t>
-      </w:r>
-    </w:p>
-    <w:p>
-      <w:pPr>
-        <w:pStyle w:val="Heading3"/>
-      </w:pPr>
-      <w:r>
-        <w:t>Independent case: Audit an independent paper-plane log</w:t>
+        <w:t>04. W4 · Audit an independent paper-plane log</w:t>
+      </w:r>
+    </w:p>
+    <w:p>
+      <w:r>
+        <w:t>Keep one first attempt before hints or feedback.</w:t>
+      </w:r>
+    </w:p>
+    <w:p>
+      <w:pPr>
+        <w:pStyle w:val="Heading2"/>
+      </w:pPr>
+      <w:r>
+        <w:t>Read and explain independently</w:t>
       </w:r>
     </w:p>
     <w:p>
@@ -484,6 +489,14 @@
     </w:p>
     <w:p>
       <w:pPr>
+        <w:pStyle w:val="Heading2"/>
+      </w:pPr>
+      <w:r>
+        <w:t>Keep a fair record</w:t>
+      </w:r>
+    </w:p>
+    <w:p>
+      <w:pPr>
         <w:spacing w:line="336" w:lineRule="auto" w:after="180"/>
       </w:pPr>
       <w:r>
@@ -495,40 +508,117 @@
     </w:p>
     <w:p>
       <w:pPr>
+        <w:pStyle w:val="Heading2"/>
+      </w:pPr>
+      <w:r>
+        <w:t>Earlier wording, alternatives and picture transcripts · reference / check after trying</w:t>
+      </w:r>
+    </w:p>
+    <w:p>
+      <w:pPr>
+        <w:pStyle w:val="Heading3"/>
+      </w:pPr>
+      <w:r>
+        <w:t>Independent case: Audit an independent paper-plane log</w:t>
+      </w:r>
+    </w:p>
+    <w:p>
+      <w:pPr>
         <w:pStyle w:val="Heading1"/>
       </w:pPr>
       <w:r>
-        <w:t>05. Your learning target</w:t>
-      </w:r>
-    </w:p>
-    <w:p>
-      <w:r>
-        <w:t>Connect the Good Data, Bad Data target to a trace and a justified conclusion.</w:t>
+        <w:t>16. W5 · Inspect follow-up evidence after the first flight-log attempt</w:t>
+      </w:r>
+    </w:p>
+    <w:p>
+      <w:r>
+        <w:t>Retain the original W4 report while investigating a new conflict or a separate flight’s conversion.</w:t>
+      </w:r>
+    </w:p>
+    <w:p>
+      <w:pPr>
+        <w:pStyle w:val="Heading2"/>
+      </w:pPr>
+      <w:r>
+        <w:t>Your evidence record</w:t>
+      </w:r>
+    </w:p>
+    <w:p>
+      <w:pPr>
+        <w:pStyle w:val="ListBullet"/>
+      </w:pPr>
+      <w:r>
+        <w:t>Two signed cards disagree about the same F3 flight: one says 9 cm and the other 11 cm. Neither is established as the correction. What can you report for the at-least-10-cm question? Separately, a source for a new F5 flight explicitly records 100 mm. Convert it to centimetres and state the conversion evidence to retain.</w:t>
+      </w:r>
+    </w:p>
+    <w:p>
+      <w:pPr>
+        <w:pStyle w:val="Heading3"/>
+      </w:pPr>
+      <w:r>
+        <w:t>My reasoning and evidence</w:t>
+      </w:r>
+    </w:p>
+    <w:p>
+      <w:r>
+        <w:t>________________________________________________________________</w:t>
+      </w:r>
+    </w:p>
+    <w:p>
+      <w:r>
+        <w:t>________________________________________________________________</w:t>
+      </w:r>
+    </w:p>
+    <w:p>
+      <w:r>
+        <w:t>________________________________________________________________</w:t>
+      </w:r>
+    </w:p>
+    <w:p>
+      <w:r>
+        <w:t>________________________________________________________________</w:t>
+      </w:r>
+    </w:p>
+    <w:p>
+      <w:r>
+        <w:t>________________________________________________________________</w:t>
+      </w:r>
+    </w:p>
+    <w:p>
+      <w:r>
+        <w:t>________________________________________________________________</w:t>
+      </w:r>
+    </w:p>
+    <w:p>
+      <w:pPr>
+        <w:pStyle w:val="Heading1"/>
+      </w:pPr>
+      <w:r>
+        <w:t>09. Project · Keep the decision and its evidence</w:t>
+      </w:r>
+    </w:p>
+    <w:p>
+      <w:r>
+        <w:t>Add this week’s change to your existing project record.</w:t>
+      </w:r>
+    </w:p>
+    <w:p>
+      <w:pPr>
+        <w:pStyle w:val="Heading2"/>
+      </w:pPr>
+      <w:r>
+        <w:t>Your evidence record</w:t>
       </w:r>
     </w:p>
     <w:p>
       <w:pPr>
         <w:spacing w:line="336" w:lineRule="auto" w:after="180"/>
-        <w:shd w:fill="F5F1FB"/>
       </w:pPr>
       <w:r>
         <w:rPr>
           <w:b w:val="0"/>
         </w:rPr>
-        <w:t>A table lists leaf lengths 8 cm, 90 mm, blank and 700 cm. Propose a documented cleaning action for each row. Which values can you safely change immediately?</w:t>
-      </w:r>
-    </w:p>
-    <w:p>
-      <w:pPr>
-        <w:pStyle w:val="Heading1"/>
-      </w:pPr>
-      <w:r>
-        <w:t>06. Solve the given case</w:t>
-      </w:r>
-    </w:p>
-    <w:p>
-      <w:r>
-        <w:t>Solve the supplied Good Data, Bad Data case and show the deciding evidence.</w:t>
+        <w:t>Audit the sorter's example cards and add a reason for including each field and condition.</w:t>
       </w:r>
     </w:p>
     <w:p>
@@ -539,30 +629,7 @@
         <w:rPr>
           <w:b w:val="0"/>
         </w:rPr>
-        <w:t>Ordinary pencil lengths are recorded as 12 cm, 14 cm, blank and 130 cm.</w:t>
-      </w:r>
-    </w:p>
-    <w:p>
-      <w:pPr>
-        <w:spacing w:line="336" w:lineRule="auto" w:after="180"/>
-        <w:shd w:fill="F5F1FB"/>
-      </w:pPr>
-      <w:r>
-        <w:rPr>
-          <w:b w:val="0"/>
-        </w:rPr>
-        <w:t>What needs checking? May 130 silently become 13?</w:t>
-      </w:r>
-    </w:p>
-    <w:p>
-      <w:pPr>
-        <w:spacing w:line="336" w:lineRule="auto" w:after="180"/>
-      </w:pPr>
-      <w:r>
-        <w:rPr>
-          <w:b w:val="0"/>
-        </w:rPr>
-        <w:t xml:space="preserve">Show your trace, calculation or </w:t>
+        <w:t xml:space="preserve">The project change and </w:t>
       </w:r>
       <w:r>
         <w:rPr>
@@ -570,308 +637,6 @@
         </w:rPr>
         <w:t>evidence</w:t>
       </w:r>
-    </w:p>
-    <w:p>
-      <w:pPr>
-        <w:pStyle w:val="Heading3"/>
-      </w:pPr>
-      <w:r>
-        <w:t>Write or draw your reasoning and evidence.</w:t>
-      </w:r>
-    </w:p>
-    <w:p>
-      <w:r>
-        <w:t>________________________________________________________________</w:t>
-      </w:r>
-    </w:p>
-    <w:p>
-      <w:r>
-        <w:t>________________________________________________________________</w:t>
-      </w:r>
-    </w:p>
-    <w:p>
-      <w:r>
-        <w:t>________________________________________________________________</w:t>
-      </w:r>
-    </w:p>
-    <w:p>
-      <w:r>
-        <w:t>________________________________________________________________</w:t>
-      </w:r>
-    </w:p>
-    <w:p>
-      <w:r>
-        <w:t>________________________________________________________________</w:t>
-      </w:r>
-    </w:p>
-    <w:p>
-      <w:pPr>
-        <w:pStyle w:val="Heading1"/>
-      </w:pPr>
-      <w:r>
-        <w:t>07. Check a changed case</w:t>
-      </w:r>
-    </w:p>
-    <w:p>
-      <w:r>
-        <w:t>Apply the procedure to the changed case and record why the conclusion follows.</w:t>
-      </w:r>
-    </w:p>
-    <w:p>
-      <w:pPr>
-        <w:spacing w:line="336" w:lineRule="auto" w:after="180"/>
-      </w:pPr>
-      <w:r>
-        <w:rPr>
-          <w:b w:val="0"/>
-        </w:rPr>
-        <w:t>A table labels a cat photo dog and lists the same photo three times. Identify both data problems and one sensible repair for each.</w:t>
-      </w:r>
-    </w:p>
-    <w:p>
-      <w:pPr>
-        <w:spacing w:line="336" w:lineRule="auto" w:after="180"/>
-      </w:pPr>
-      <w:r>
-        <w:rPr>
-          <w:b w:val="0"/>
-        </w:rPr>
-        <w:t>My independent answer and reason</w:t>
-      </w:r>
-    </w:p>
-    <w:p>
-      <w:pPr>
-        <w:pStyle w:val="Heading3"/>
-      </w:pPr>
-      <w:r>
-        <w:t>Write or draw your reasoning and evidence.</w:t>
-      </w:r>
-    </w:p>
-    <w:p>
-      <w:r>
-        <w:t>________________________________________________________________</w:t>
-      </w:r>
-    </w:p>
-    <w:p>
-      <w:r>
-        <w:t>________________________________________________________________</w:t>
-      </w:r>
-    </w:p>
-    <w:p>
-      <w:r>
-        <w:t>________________________________________________________________</w:t>
-      </w:r>
-    </w:p>
-    <w:p>
-      <w:r>
-        <w:t>________________________________________________________________</w:t>
-      </w:r>
-    </w:p>
-    <w:p>
-      <w:r>
-        <w:t>________________________________________________________________</w:t>
-      </w:r>
-    </w:p>
-    <w:p>
-      <w:pPr>
-        <w:pStyle w:val="Heading3"/>
-      </w:pPr>
-      <w:r>
-        <w:t>Week 21 Test and reflect</w:t>
-      </w:r>
-    </w:p>
-    <w:p>
-      <w:pPr>
-        <w:pStyle w:val="Heading1"/>
-      </w:pPr>
-      <w:r>
-        <w:t>08. Design a revealing test</w:t>
-      </w:r>
-    </w:p>
-    <w:p>
-      <w:r>
-        <w:t>Specify a changed input, expected result and observation separately.</w:t>
-      </w:r>
-    </w:p>
-    <w:p>
-      <w:pPr>
-        <w:spacing w:line="336" w:lineRule="auto" w:after="180"/>
-      </w:pPr>
-      <w:r>
-        <w:rPr>
-          <w:b w:val="0"/>
-        </w:rPr>
-        <w:t xml:space="preserve">Create a changed </w:t>
-      </w:r>
-      <w:r>
-        <w:rPr>
-          <w:b/>
-        </w:rPr>
-        <w:t>input</w:t>
-      </w:r>
-      <w:r>
-        <w:rPr>
-          <w:b w:val="0"/>
-        </w:rPr>
-        <w:t>, boundary case or missing-information case. Write the expected answer or safe response before testing.</w:t>
-      </w:r>
-    </w:p>
-    <w:tbl>
-      <w:tblPr>
-        <w:tblStyle w:val="LightShading-Accent1"/>
-        <w:tblW w:type="auto" w:w="0"/>
-        <w:tblLook w:firstColumn="1" w:firstRow="1" w:lastColumn="0" w:lastRow="0" w:noHBand="0" w:noVBand="1" w:val="04A0"/>
-      </w:tblPr>
-      <w:tblGrid>
-        <w:gridCol w:w="5112"/>
-        <w:gridCol w:w="5112"/>
-      </w:tblGrid>
-      <w:tr>
-        <w:trPr>
-          <w:tblHeader/>
-        </w:trPr>
-        <w:tc>
-          <w:tcPr>
-            <w:tcW w:type="dxa" w:w="5112"/>
-          </w:tcPr>
-          <w:p>
-            <w:r>
-              <w:t>Test record</w:t>
-            </w:r>
-          </w:p>
-        </w:tc>
-        <w:tc>
-          <w:tcPr>
-            <w:tcW w:type="dxa" w:w="5112"/>
-          </w:tcPr>
-          <w:p>
-            <w:r>
-              <w:t>My evidence</w:t>
-            </w:r>
-          </w:p>
-        </w:tc>
-      </w:tr>
-      <w:tr>
-        <w:tc>
-          <w:tcPr>
-            <w:tcW w:type="dxa" w:w="5112"/>
-          </w:tcPr>
-          <w:p>
-            <w:r>
-              <w:t>Changed input or condition</w:t>
-            </w:r>
-          </w:p>
-        </w:tc>
-        <w:tc>
-          <w:tcPr>
-            <w:tcW w:type="dxa" w:w="5112"/>
-          </w:tcPr>
-          <w:p>
-            <w:r/>
-          </w:p>
-        </w:tc>
-      </w:tr>
-      <w:tr>
-        <w:tc>
-          <w:tcPr>
-            <w:tcW w:type="dxa" w:w="5112"/>
-          </w:tcPr>
-          <w:p>
-            <w:r>
-              <w:t>Expected answer or fallback</w:t>
-            </w:r>
-          </w:p>
-        </w:tc>
-        <w:tc>
-          <w:tcPr>
-            <w:tcW w:type="dxa" w:w="5112"/>
-          </w:tcPr>
-          <w:p>
-            <w:r/>
-          </w:p>
-        </w:tc>
-      </w:tr>
-      <w:tr>
-        <w:tc>
-          <w:tcPr>
-            <w:tcW w:type="dxa" w:w="5112"/>
-          </w:tcPr>
-          <w:p>
-            <w:r>
-              <w:t>Observed result</w:t>
-            </w:r>
-          </w:p>
-        </w:tc>
-        <w:tc>
-          <w:tcPr>
-            <w:tcW w:type="dxa" w:w="5112"/>
-          </w:tcPr>
-          <w:p>
-            <w:r/>
-          </w:p>
-        </w:tc>
-      </w:tr>
-      <w:tr>
-        <w:tc>
-          <w:tcPr>
-            <w:tcW w:type="dxa" w:w="5112"/>
-          </w:tcPr>
-          <w:p>
-            <w:r>
-              <w:t>Why the result occurred</w:t>
-            </w:r>
-          </w:p>
-        </w:tc>
-        <w:tc>
-          <w:tcPr>
-            <w:tcW w:type="dxa" w:w="5112"/>
-          </w:tcPr>
-          <w:p>
-            <w:r/>
-          </w:p>
-        </w:tc>
-      </w:tr>
-    </w:tbl>
-    <w:p>
-      <w:pPr>
-        <w:pStyle w:val="Heading1"/>
-      </w:pPr>
-      <w:r>
-        <w:t>09. Project checkpoint</w:t>
-      </w:r>
-    </w:p>
-    <w:p>
-      <w:r>
-        <w:t>Justify what Good Data, Bad Data adds to Helpful Classroom Sorter and keep the evidence.</w:t>
-      </w:r>
-    </w:p>
-    <w:p>
-      <w:pPr>
-        <w:spacing w:line="336" w:lineRule="auto" w:after="180"/>
-      </w:pPr>
-      <w:r>
-        <w:rPr>
-          <w:b w:val="0"/>
-        </w:rPr>
-        <w:t>Audit the sorter's example cards and add a reason for including each field and condition.</w:t>
-      </w:r>
-    </w:p>
-    <w:p>
-      <w:pPr>
-        <w:spacing w:line="336" w:lineRule="auto" w:after="180"/>
-      </w:pPr>
-      <w:r>
-        <w:rPr>
-          <w:b w:val="0"/>
-        </w:rPr>
-        <w:t xml:space="preserve">The project change and </w:t>
-      </w:r>
-      <w:r>
-        <w:rPr>
-          <w:b/>
-        </w:rPr>
-        <w:t>evidence</w:t>
-      </w:r>
       <w:r>
         <w:rPr>
           <w:b w:val="0"/>
@@ -917,564 +682,20 @@
         <w:pStyle w:val="Heading1"/>
       </w:pPr>
       <w:r>
-        <w:t>10. Self check</w:t>
-      </w:r>
-    </w:p>
-    <w:p>
-      <w:r>
-        <w:t>Judge explanation, evidence, transfer and limits separately; attach the work behind your judgement.</w:t>
-      </w:r>
-    </w:p>
-    <w:p>
-      <w:pPr>
-        <w:pStyle w:val="ListBullet"/>
-      </w:pPr>
-      <w:r>
-        <w:t>I can explain the mechanism.</w:t>
-      </w:r>
-    </w:p>
-    <w:p>
-      <w:pPr>
-        <w:pStyle w:val="ListBullet"/>
-      </w:pPr>
-      <w:r>
-        <w:t>I can show evidence.</w:t>
-      </w:r>
-    </w:p>
-    <w:p>
-      <w:pPr>
-        <w:pStyle w:val="ListBullet"/>
-      </w:pPr>
-      <w:r>
-        <w:t>I can handle a changed case.</w:t>
-      </w:r>
-    </w:p>
-    <w:p>
-      <w:pPr>
-        <w:pStyle w:val="ListBullet"/>
-      </w:pPr>
-      <w:r>
-        <w:t>I can name a limit.</w:t>
-      </w:r>
-    </w:p>
-    <w:p>
-      <w:r>
-        <w:t>Mark each as not yet, with help or independently, and attach supporting work.</w:t>
-      </w:r>
-    </w:p>
-    <w:p>
-      <w:pPr>
-        <w:spacing w:line="336" w:lineRule="auto" w:after="180"/>
-      </w:pPr>
-      <w:r>
-        <w:rPr>
-          <w:b w:val="0"/>
-        </w:rPr>
-        <w:t>Teacher review ____________________  Next step ____________________</w:t>
-      </w:r>
-    </w:p>
-    <w:p>
-      <w:pPr>
-        <w:pStyle w:val="Heading1"/>
-      </w:pPr>
-      <w:r>
-        <w:t>11. Transfer practice from the original programme</w:t>
-      </w:r>
-    </w:p>
-    <w:p>
-      <w:r>
-        <w:t>Use this earlier case as transfer practice. A case already discussed with feedback is not fresh assessment evidence.</w:t>
-      </w:r>
-    </w:p>
-    <w:p>
-      <w:pPr>
-        <w:spacing w:line="336" w:lineRule="auto" w:after="180"/>
-        <w:shd w:fill="F5F1FB"/>
-      </w:pPr>
-      <w:r>
-        <w:rPr>
-          <w:b w:val="0"/>
-        </w:rPr>
-        <w:t>A table lists leaf lengths 8 cm, 90 mm, blank and 700 cm. Propose a documented cleaning action for each row. Which values can you safely change immediately?</w:t>
-      </w:r>
-    </w:p>
-    <w:p>
-      <w:pPr>
-        <w:pStyle w:val="Heading3"/>
-      </w:pPr>
-      <w:r>
-        <w:t>My independently reasoned answer</w:t>
-      </w:r>
-    </w:p>
-    <w:p>
-      <w:r>
-        <w:t>________________________________________________________________</w:t>
-      </w:r>
-    </w:p>
-    <w:p>
-      <w:r>
-        <w:t>________________________________________________________________</w:t>
-      </w:r>
-    </w:p>
-    <w:p>
-      <w:r>
-        <w:t>________________________________________________________________</w:t>
-      </w:r>
-    </w:p>
-    <w:p>
-      <w:r>
-        <w:t>________________________________________________________________</w:t>
-      </w:r>
-    </w:p>
-    <w:p>
-      <w:r>
-        <w:t>________________________________________________________________</w:t>
-      </w:r>
-    </w:p>
-    <w:p>
-      <w:r>
-        <w:t>________________________________________________________________</w:t>
-      </w:r>
-    </w:p>
-    <w:p>
-      <w:r>
-        <w:t>________________________________________________________________</w:t>
-      </w:r>
-    </w:p>
-    <w:p>
-      <w:pPr>
-        <w:spacing w:line="336" w:lineRule="auto" w:after="180"/>
-      </w:pPr>
-      <w:r>
-        <w:rPr>
-          <w:b w:val="0"/>
-        </w:rPr>
-        <w:t>Record support used: none, hint or teacher explanation.</w:t>
-      </w:r>
-    </w:p>
-    <w:p>
-      <w:pPr>
-        <w:pStyle w:val="Heading1"/>
-      </w:pPr>
-      <w:r>
-        <w:t>12. W1 Check a schema without guessing</w:t>
-      </w:r>
-    </w:p>
-    <w:p>
-      <w:r>
-        <w:t>Check a schema without guessing. Apply the supplied Good Data, Bad Data facts and keep your reasoning.</w:t>
-      </w:r>
-    </w:p>
-    <w:p>
-      <w:pPr>
-        <w:spacing w:line="336" w:lineRule="auto" w:after="180"/>
-      </w:pPr>
-      <w:r>
-        <w:rPr>
-          <w:b w:val="0"/>
-        </w:rPr>
-        <w:t xml:space="preserve">Use the RampLog </w:t>
-      </w:r>
-      <w:r>
-        <w:rPr>
-          <w:b/>
-        </w:rPr>
-        <w:t>schema</w:t>
-      </w:r>
-      <w:r>
-        <w:rPr>
-          <w:b w:val="0"/>
-        </w:rPr>
-        <w:t>. State the issue or valid status for height 60, travel blank and travel 0. Give the range allowed for each numeric field and explain why a blank and zero require different treatment.</w:t>
-      </w:r>
-    </w:p>
-    <w:p>
-      <w:pPr>
-        <w:pStyle w:val="Heading3"/>
-      </w:pPr>
-      <w:r>
-        <w:t>My reasoning and evidence</w:t>
-      </w:r>
-    </w:p>
-    <w:p>
-      <w:r>
-        <w:t>________________________________________________________________</w:t>
-      </w:r>
-    </w:p>
-    <w:p>
-      <w:r>
-        <w:t>________________________________________________________________</w:t>
-      </w:r>
-    </w:p>
-    <w:p>
-      <w:r>
-        <w:t>________________________________________________________________</w:t>
-      </w:r>
-    </w:p>
-    <w:p>
-      <w:r>
-        <w:t>________________________________________________________________</w:t>
-      </w:r>
-    </w:p>
-    <w:p>
-      <w:r>
-        <w:t>________________________________________________________________</w:t>
-      </w:r>
-    </w:p>
-    <w:p>
-      <w:r>
-        <w:t>________________________________________________________________</w:t>
-      </w:r>
-    </w:p>
-    <w:p>
-      <w:pPr>
-        <w:pStyle w:val="Heading1"/>
-      </w:pPr>
-      <w:r>
-        <w:t>13. W2 Write a traceable correction</w:t>
-      </w:r>
-    </w:p>
-    <w:p>
-      <w:r>
-        <w:t>Write a traceable correction. Apply the supplied Good Data, Bad Data facts and keep your reasoning.</w:t>
-      </w:r>
-    </w:p>
-    <w:p>
-      <w:pPr>
-        <w:spacing w:line="336" w:lineRule="auto" w:after="180"/>
-      </w:pPr>
-      <w:r>
-        <w:rPr>
-          <w:b w:val="0"/>
-        </w:rPr>
-        <w:t xml:space="preserve">C2 says T2 height is 6 cm and travel is 5 cm; the export says height 60 cm. Write a change-log entry with ID, field, old and new values with units, </w:t>
-      </w:r>
-      <w:r>
-        <w:rPr>
-          <w:b/>
-        </w:rPr>
-        <w:t>evidence</w:t>
-      </w:r>
-      <w:r>
-        <w:rPr>
-          <w:b w:val="0"/>
-        </w:rPr>
-        <w:t>, reason, reviewer and date. Use a fictional reviewer and date.</w:t>
-      </w:r>
-    </w:p>
-    <w:p>
-      <w:pPr>
-        <w:spacing w:line="336" w:lineRule="auto" w:after="180"/>
-      </w:pPr>
-      <w:r>
-        <w:rPr>
-          <w:b w:val="0"/>
-        </w:rPr>
-        <w:t>Explain where the raw export is kept.</w:t>
-      </w:r>
-    </w:p>
-    <w:p>
-      <w:pPr>
-        <w:pStyle w:val="Heading3"/>
-      </w:pPr>
-      <w:r>
-        <w:t>My reasoning and evidence</w:t>
-      </w:r>
-    </w:p>
-    <w:p>
-      <w:r>
-        <w:t>________________________________________________________________</w:t>
-      </w:r>
-    </w:p>
-    <w:p>
-      <w:r>
-        <w:t>________________________________________________________________</w:t>
-      </w:r>
-    </w:p>
-    <w:p>
-      <w:r>
-        <w:t>________________________________________________________________</w:t>
-      </w:r>
-    </w:p>
-    <w:p>
-      <w:r>
-        <w:t>________________________________________________________________</w:t>
-      </w:r>
-    </w:p>
-    <w:p>
-      <w:r>
-        <w:t>________________________________________________________________</w:t>
-      </w:r>
-    </w:p>
-    <w:p>
-      <w:r>
-        <w:t>________________________________________________________________</w:t>
-      </w:r>
-    </w:p>
-    <w:p>
-      <w:pPr>
-        <w:pStyle w:val="Heading1"/>
-      </w:pPr>
-      <w:r>
-        <w:t>14. W3 Distinguish duplicate rows from similar trials</w:t>
-      </w:r>
-    </w:p>
-    <w:p>
-      <w:r>
-        <w:t>Distinguish duplicate rows from similar trials. Apply the supplied Good Data, Bad Data facts and keep your reasoning.</w:t>
-      </w:r>
-    </w:p>
-    <w:p>
-      <w:pPr>
-        <w:spacing w:line="336" w:lineRule="auto" w:after="180"/>
-      </w:pPr>
-      <w:r>
-        <w:rPr>
-          <w:b w:val="0"/>
-        </w:rPr>
-        <w:t>The export repeats T1 with the same source C1, which confirms one trial. A different trial T5 also has height 4 and travel 3, with its own source C5 confirming a separate trial.</w:t>
-      </w:r>
-    </w:p>
-    <w:p>
-      <w:pPr>
-        <w:spacing w:line="336" w:lineRule="auto" w:after="180"/>
-      </w:pPr>
-      <w:r>
-        <w:rPr>
-          <w:b w:val="0"/>
-        </w:rPr>
-        <w:t>Explain which rows count once and why T5 must remain separate.</w:t>
-      </w:r>
-    </w:p>
-    <w:p>
-      <w:pPr>
-        <w:pStyle w:val="Heading3"/>
-      </w:pPr>
-      <w:r>
-        <w:t>My reasoning and evidence</w:t>
-      </w:r>
-    </w:p>
-    <w:p>
-      <w:r>
-        <w:t>________________________________________________________________</w:t>
-      </w:r>
-    </w:p>
-    <w:p>
-      <w:r>
-        <w:t>________________________________________________________________</w:t>
-      </w:r>
-    </w:p>
-    <w:p>
-      <w:r>
-        <w:t>________________________________________________________________</w:t>
-      </w:r>
-    </w:p>
-    <w:p>
-      <w:r>
-        <w:t>________________________________________________________________</w:t>
-      </w:r>
-    </w:p>
-    <w:p>
-      <w:r>
-        <w:t>________________________________________________________________</w:t>
-      </w:r>
-    </w:p>
-    <w:p>
-      <w:r>
-        <w:t>________________________________________________________________</w:t>
-      </w:r>
-    </w:p>
-    <w:p>
-      <w:pPr>
-        <w:pStyle w:val="Heading1"/>
-      </w:pPr>
-      <w:r>
-        <w:t>15. W4 Audit an independent paper-plane log</w:t>
-      </w:r>
-    </w:p>
-    <w:p>
-      <w:r>
-        <w:t>Attempt before feedback. If this repeats the selected independent case, reuse that first attempt; otherwise keep a separate record. Audit an independent paper-plane log. Apply the supplied Good Data, Bad Data facts and keep your reasoning.</w:t>
-      </w:r>
-    </w:p>
-    <w:p>
-      <w:pPr>
-        <w:spacing w:line="336" w:lineRule="auto" w:after="180"/>
-      </w:pPr>
-      <w:r>
-        <w:rPr>
-          <w:b w:val="0"/>
-        </w:rPr>
-        <w:t>Each flight ID must be unique; distance is a whole number from 0 through 20 cm. Raw rows: F1 8 cm; F2 120 cm; F3 blank; F4 0 cm; another F1 8 cm. Source S1 confirms one F1 flight. S2 says F2 travelled 12 cm. S3 is blank.</w:t>
-      </w:r>
-    </w:p>
-    <w:p>
-      <w:pPr>
-        <w:spacing w:line="336" w:lineRule="auto" w:after="180"/>
-      </w:pPr>
-      <w:r>
-        <w:rPr>
-          <w:b w:val="0"/>
-        </w:rPr>
-        <w:t>S4 confirms zero. Preserve the raw rows, describe supported repairs and give the number of distinct flights. Report how many assessed flights travelled at least 10 cm, including missing records separately.</w:t>
-      </w:r>
-    </w:p>
-    <w:p>
-      <w:pPr>
-        <w:pStyle w:val="Heading3"/>
-      </w:pPr>
-      <w:r>
-        <w:t>My reasoning and evidence</w:t>
-      </w:r>
-    </w:p>
-    <w:p>
-      <w:r>
-        <w:t>________________________________________________________________</w:t>
-      </w:r>
-    </w:p>
-    <w:p>
-      <w:r>
-        <w:t>________________________________________________________________</w:t>
-      </w:r>
-    </w:p>
-    <w:p>
-      <w:r>
-        <w:t>________________________________________________________________</w:t>
-      </w:r>
-    </w:p>
-    <w:p>
-      <w:r>
-        <w:t>________________________________________________________________</w:t>
-      </w:r>
-    </w:p>
-    <w:p>
-      <w:r>
-        <w:t>________________________________________________________________</w:t>
-      </w:r>
-    </w:p>
-    <w:p>
-      <w:r>
-        <w:t>________________________________________________________________</w:t>
-      </w:r>
-    </w:p>
-    <w:p>
-      <w:r>
-        <w:t>________________________________________________________________</w:t>
-      </w:r>
-    </w:p>
-    <w:p>
-      <w:r>
-        <w:t>________________________________________________________________</w:t>
-      </w:r>
-    </w:p>
-    <w:p>
-      <w:pPr>
-        <w:pStyle w:val="Heading1"/>
-      </w:pPr>
-      <w:r>
-        <w:t>16. W5 Handle conflicting and converted evidence</w:t>
-      </w:r>
-    </w:p>
-    <w:p>
-      <w:r>
-        <w:t>Handle conflicting and converted evidence. Apply the supplied Good Data, Bad Data facts and keep your reasoning.</w:t>
-      </w:r>
-    </w:p>
-    <w:p>
-      <w:pPr>
-        <w:spacing w:line="336" w:lineRule="auto" w:after="180"/>
-      </w:pPr>
-      <w:r>
-        <w:rPr>
-          <w:b w:val="0"/>
-        </w:rPr>
-        <w:t xml:space="preserve">Two signed cards disagree about the same F3 flight: one says 9 cm and the other 11 cm. Neither is established as the </w:t>
-      </w:r>
-      <w:r>
-        <w:rPr>
-          <w:b/>
-        </w:rPr>
-        <w:t>correction</w:t>
-      </w:r>
-      <w:r>
-        <w:rPr>
-          <w:b w:val="0"/>
-        </w:rPr>
-        <w:t>. What can you report for the at-least-10-cm question?</w:t>
-      </w:r>
-    </w:p>
-    <w:p>
-      <w:pPr>
-        <w:spacing w:line="336" w:lineRule="auto" w:after="180"/>
-      </w:pPr>
-      <w:r>
-        <w:rPr>
-          <w:b w:val="0"/>
-        </w:rPr>
-        <w:t xml:space="preserve">Separately, a source for a new F5 flight explicitly records 100 mm. Convert it to centimetres and state the conversion </w:t>
-      </w:r>
-      <w:r>
-        <w:rPr>
-          <w:b/>
-        </w:rPr>
-        <w:t>evidence</w:t>
-      </w:r>
-      <w:r>
-        <w:rPr>
-          <w:b w:val="0"/>
-        </w:rPr>
-        <w:t xml:space="preserve"> to retain.</w:t>
-      </w:r>
-    </w:p>
-    <w:p>
-      <w:pPr>
-        <w:pStyle w:val="Heading3"/>
-      </w:pPr>
-      <w:r>
-        <w:t>My reasoning and evidence</w:t>
-      </w:r>
-    </w:p>
-    <w:p>
-      <w:r>
-        <w:t>________________________________________________________________</w:t>
-      </w:r>
-    </w:p>
-    <w:p>
-      <w:r>
-        <w:t>________________________________________________________________</w:t>
-      </w:r>
-    </w:p>
-    <w:p>
-      <w:r>
-        <w:t>________________________________________________________________</w:t>
-      </w:r>
-    </w:p>
-    <w:p>
-      <w:r>
-        <w:t>________________________________________________________________</w:t>
-      </w:r>
-    </w:p>
-    <w:p>
-      <w:r>
-        <w:t>________________________________________________________________</w:t>
-      </w:r>
-    </w:p>
-    <w:p>
-      <w:r>
-        <w:t>________________________________________________________________</w:t>
-      </w:r>
-    </w:p>
-    <w:p>
-      <w:pPr>
-        <w:pStyle w:val="Heading1"/>
-      </w:pPr>
-      <w:r>
-        <w:t>17. Feedback, return check and learning record</w:t>
-      </w:r>
-    </w:p>
-    <w:p>
-      <w:r>
-        <w:t>Record the first repaired step and a different case to revisit after a delay.</w:t>
+        <w:t>17. Feedback · Repair and return</w:t>
+      </w:r>
+    </w:p>
+    <w:p>
+      <w:r>
+        <w:t>Keep the first attempt, the repair and a changed-case return.</w:t>
+      </w:r>
+    </w:p>
+    <w:p>
+      <w:pPr>
+        <w:pStyle w:val="Heading2"/>
+      </w:pPr>
+      <w:r>
+        <w:t>Your evidence record</w:t>
       </w:r>
     </w:p>
     <w:tbl>
@@ -1629,12 +850,873 @@
         <w:pStyle w:val="Heading1"/>
       </w:pPr>
       <w:r>
-        <w:t>18. Pictorial case practice: Good Data, Bad Data</w:t>
-      </w:r>
-    </w:p>
-    <w:p>
-      <w:r>
-        <w:t>A fictional toy-car distance table needs cleaning before use. Explain the labelled step before checking the changed condition.</w:t>
+        <w:t>10. Finish · Judge the evidence in your work</w:t>
+      </w:r>
+    </w:p>
+    <w:p>
+      <w:r>
+        <w:t>Point to work that supports your confidence level.</w:t>
+      </w:r>
+    </w:p>
+    <w:p>
+      <w:pPr>
+        <w:pStyle w:val="Heading2"/>
+      </w:pPr>
+      <w:r>
+        <w:t>Your evidence record</w:t>
+      </w:r>
+    </w:p>
+    <w:p>
+      <w:pPr>
+        <w:pStyle w:val="ListBullet"/>
+      </w:pPr>
+      <w:r>
+        <w:t>I can explain the mechanism.</w:t>
+      </w:r>
+    </w:p>
+    <w:p>
+      <w:pPr>
+        <w:pStyle w:val="ListBullet"/>
+      </w:pPr>
+      <w:r>
+        <w:t>I can show evidence.</w:t>
+      </w:r>
+    </w:p>
+    <w:p>
+      <w:pPr>
+        <w:pStyle w:val="ListBullet"/>
+      </w:pPr>
+      <w:r>
+        <w:t>I can handle a changed case.</w:t>
+      </w:r>
+    </w:p>
+    <w:p>
+      <w:pPr>
+        <w:pStyle w:val="ListBullet"/>
+      </w:pPr>
+      <w:r>
+        <w:t>I can name a limit.</w:t>
+      </w:r>
+    </w:p>
+    <w:p>
+      <w:r>
+        <w:t>Mark each as not yet, with help or independently, and attach supporting work.</w:t>
+      </w:r>
+    </w:p>
+    <w:p>
+      <w:pPr>
+        <w:spacing w:line="336" w:lineRule="auto" w:after="180"/>
+      </w:pPr>
+      <w:r>
+        <w:rPr>
+          <w:b w:val="0"/>
+        </w:rPr>
+        <w:t>Teacher review ____________________  Next step ____________________</w:t>
+      </w:r>
+    </w:p>
+    <w:p>
+      <w:pPr>
+        <w:pStyle w:val="Heading1"/>
+      </w:pPr>
+      <w:r>
+        <w:t>Reference bank and extra practice</w:t>
+      </w:r>
+    </w:p>
+    <w:p>
+      <w:pPr>
+        <w:pStyle w:val="Heading1"/>
+      </w:pPr>
+      <w:r>
+        <w:t>02. Reference · Supported W2 record</w:t>
+      </w:r>
+    </w:p>
+    <w:p>
+      <w:r>
+        <w:t>This is the same W2 attempt. Keep one response record.</w:t>
+      </w:r>
+    </w:p>
+    <w:p>
+      <w:pPr>
+        <w:pStyle w:val="Heading2"/>
+      </w:pPr>
+      <w:r>
+        <w:t>Use this when helpful</w:t>
+      </w:r>
+    </w:p>
+    <w:p>
+      <w:pPr>
+        <w:spacing w:line="336" w:lineRule="auto" w:after="180"/>
+      </w:pPr>
+      <w:r>
+        <w:rPr>
+          <w:b w:val="0"/>
+        </w:rPr>
+        <w:t xml:space="preserve">Use W2: Write a traceable </w:t>
+      </w:r>
+      <w:r>
+        <w:rPr>
+          <w:b/>
+        </w:rPr>
+        <w:t>correction</w:t>
+      </w:r>
+      <w:r>
+        <w:rPr>
+          <w:b w:val="0"/>
+        </w:rPr>
+        <w:t xml:space="preserve"> for Data quality and documented repair. Record the answer once; the lesson and workbook refer to the same attempt.</w:t>
+      </w:r>
+    </w:p>
+    <w:tbl>
+      <w:tblPr>
+        <w:tblStyle w:val="LightShading-Accent1"/>
+        <w:tblW w:type="auto" w:w="0"/>
+        <w:tblLook w:firstColumn="1" w:firstRow="1" w:lastColumn="0" w:lastRow="0" w:noHBand="0" w:noVBand="1" w:val="04A0"/>
+      </w:tblPr>
+      <w:tblGrid>
+        <w:gridCol w:w="2556"/>
+        <w:gridCol w:w="2556"/>
+        <w:gridCol w:w="2556"/>
+        <w:gridCol w:w="2556"/>
+      </w:tblGrid>
+      <w:tr>
+        <w:trPr>
+          <w:tblHeader/>
+        </w:trPr>
+        <w:tc>
+          <w:tcPr>
+            <w:tcW w:type="dxa" w:w="2556"/>
+          </w:tcPr>
+          <w:p>
+            <w:r>
+              <w:t>Given inputs</w:t>
+            </w:r>
+          </w:p>
+        </w:tc>
+        <w:tc>
+          <w:tcPr>
+            <w:tcW w:type="dxa" w:w="2556"/>
+          </w:tcPr>
+          <w:p>
+            <w:r>
+              <w:t>Procedure I chose</w:t>
+            </w:r>
+          </w:p>
+        </w:tc>
+        <w:tc>
+          <w:tcPr>
+            <w:tcW w:type="dxa" w:w="2556"/>
+          </w:tcPr>
+          <w:p>
+            <w:r>
+              <w:t>Middle steps</w:t>
+            </w:r>
+          </w:p>
+        </w:tc>
+        <w:tc>
+          <w:tcPr>
+            <w:tcW w:type="dxa" w:w="2556"/>
+          </w:tcPr>
+          <w:p>
+            <w:r>
+              <w:t>Result and check</w:t>
+            </w:r>
+          </w:p>
+        </w:tc>
+      </w:tr>
+      <w:tr>
+        <w:tc>
+          <w:tcPr>
+            <w:tcW w:type="dxa" w:w="2556"/>
+          </w:tcPr>
+          <w:p>
+            <w:r/>
+          </w:p>
+        </w:tc>
+        <w:tc>
+          <w:tcPr>
+            <w:tcW w:type="dxa" w:w="2556"/>
+          </w:tcPr>
+          <w:p>
+            <w:r/>
+          </w:p>
+        </w:tc>
+        <w:tc>
+          <w:tcPr>
+            <w:tcW w:type="dxa" w:w="2556"/>
+          </w:tcPr>
+          <w:p>
+            <w:r/>
+          </w:p>
+        </w:tc>
+        <w:tc>
+          <w:tcPr>
+            <w:tcW w:type="dxa" w:w="2556"/>
+          </w:tcPr>
+          <w:p>
+            <w:r/>
+          </w:p>
+        </w:tc>
+      </w:tr>
+    </w:tbl>
+    <w:p>
+      <w:pPr>
+        <w:pStyle w:val="Heading3"/>
+      </w:pPr>
+      <w:r>
+        <w:t>The step I completed without help, and the hint I needed</w:t>
+      </w:r>
+    </w:p>
+    <w:p>
+      <w:r>
+        <w:t>________________________________________________________________</w:t>
+      </w:r>
+    </w:p>
+    <w:p>
+      <w:r>
+        <w:t>________________________________________________________________</w:t>
+      </w:r>
+    </w:p>
+    <w:p>
+      <w:r>
+        <w:t>________________________________________________________________</w:t>
+      </w:r>
+    </w:p>
+    <w:p>
+      <w:pPr>
+        <w:pStyle w:val="Heading1"/>
+      </w:pPr>
+      <w:r>
+        <w:t>03. Extra practice · Repair the explanation</w:t>
+      </w:r>
+    </w:p>
+    <w:p>
+      <w:r>
+        <w:t>Explain the deciding fact before discussing the answer.</w:t>
+      </w:r>
+    </w:p>
+    <w:p>
+      <w:pPr>
+        <w:pStyle w:val="Heading2"/>
+      </w:pPr>
+      <w:r>
+        <w:t>Use this when helpful</w:t>
+      </w:r>
+    </w:p>
+    <w:p>
+      <w:pPr>
+        <w:spacing w:line="336" w:lineRule="auto" w:after="180"/>
+      </w:pPr>
+      <w:r>
+        <w:rPr>
+          <w:b w:val="0"/>
+        </w:rPr>
+        <w:t>Use the worked case for Data quality and documented repair. Proposed explanation: “Every valid value is true”. Decide whether this explanation is supported.</w:t>
+      </w:r>
+    </w:p>
+    <w:p>
+      <w:pPr>
+        <w:spacing w:line="336" w:lineRule="auto" w:after="180"/>
+      </w:pPr>
+      <w:r>
+        <w:rPr>
+          <w:b w:val="0"/>
+        </w:rPr>
+        <w:t>Point to the step or supplied fact that decides; explain your repair if needed.</w:t>
+      </w:r>
+    </w:p>
+    <w:p>
+      <w:pPr>
+        <w:pStyle w:val="Heading3"/>
+      </w:pPr>
+      <w:r>
+        <w:t>My explanation before partner discussion</w:t>
+      </w:r>
+    </w:p>
+    <w:p>
+      <w:r>
+        <w:t>________________________________________________________________</w:t>
+      </w:r>
+    </w:p>
+    <w:p>
+      <w:r>
+        <w:t>________________________________________________________________</w:t>
+      </w:r>
+    </w:p>
+    <w:p>
+      <w:r>
+        <w:t>________________________________________________________________</w:t>
+      </w:r>
+    </w:p>
+    <w:p>
+      <w:r>
+        <w:t>________________________________________________________________</w:t>
+      </w:r>
+    </w:p>
+    <w:p>
+      <w:pPr>
+        <w:pStyle w:val="Heading1"/>
+      </w:pPr>
+      <w:r>
+        <w:t>05. Reference · Original learning target</w:t>
+      </w:r>
+    </w:p>
+    <w:p>
+      <w:r>
+        <w:t>Use this target to inspect an explanation.</w:t>
+      </w:r>
+    </w:p>
+    <w:p>
+      <w:pPr>
+        <w:pStyle w:val="Heading2"/>
+      </w:pPr>
+      <w:r>
+        <w:t>Use this when helpful</w:t>
+      </w:r>
+    </w:p>
+    <w:p>
+      <w:pPr>
+        <w:spacing w:line="336" w:lineRule="auto" w:after="180"/>
+      </w:pPr>
+      <w:r>
+        <w:rPr>
+          <w:b w:val="0"/>
+        </w:rPr>
+        <w:t>A table lists leaf lengths 8 cm, 90 mm, blank and 700 cm. Propose a documented cleaning action for each row. Which values can you safely change immediately?</w:t>
+      </w:r>
+    </w:p>
+    <w:p>
+      <w:pPr>
+        <w:pStyle w:val="Heading1"/>
+      </w:pPr>
+      <w:r>
+        <w:t>06. Extra practice · A complete case</w:t>
+      </w:r>
+    </w:p>
+    <w:p>
+      <w:r>
+        <w:t>Try the question before checking the worked explanation.</w:t>
+      </w:r>
+    </w:p>
+    <w:p>
+      <w:pPr>
+        <w:pStyle w:val="Heading2"/>
+      </w:pPr>
+      <w:r>
+        <w:t>Use this when helpful</w:t>
+      </w:r>
+    </w:p>
+    <w:p>
+      <w:pPr>
+        <w:spacing w:line="336" w:lineRule="auto" w:after="180"/>
+      </w:pPr>
+      <w:r>
+        <w:rPr>
+          <w:b w:val="0"/>
+        </w:rPr>
+        <w:t>Ordinary pencil lengths are recorded as 12 cm, 14 cm, blank and 130 cm.</w:t>
+      </w:r>
+    </w:p>
+    <w:p>
+      <w:pPr>
+        <w:spacing w:line="336" w:lineRule="auto" w:after="180"/>
+      </w:pPr>
+      <w:r>
+        <w:rPr>
+          <w:b w:val="0"/>
+        </w:rPr>
+        <w:t>What needs checking? May 130 silently become 13?</w:t>
+      </w:r>
+    </w:p>
+    <w:p>
+      <w:pPr>
+        <w:spacing w:line="336" w:lineRule="auto" w:after="180"/>
+      </w:pPr>
+      <w:r>
+        <w:rPr>
+          <w:b w:val="0"/>
+        </w:rPr>
+        <w:t xml:space="preserve">Show your trace, calculation or </w:t>
+      </w:r>
+      <w:r>
+        <w:rPr>
+          <w:b/>
+        </w:rPr>
+        <w:t>evidence</w:t>
+      </w:r>
+    </w:p>
+    <w:p>
+      <w:pPr>
+        <w:pStyle w:val="Heading3"/>
+      </w:pPr>
+      <w:r>
+        <w:t>Write or draw your reasoning and evidence.</w:t>
+      </w:r>
+    </w:p>
+    <w:p>
+      <w:r>
+        <w:t>________________________________________________________________</w:t>
+      </w:r>
+    </w:p>
+    <w:p>
+      <w:r>
+        <w:t>________________________________________________________________</w:t>
+      </w:r>
+    </w:p>
+    <w:p>
+      <w:r>
+        <w:t>________________________________________________________________</w:t>
+      </w:r>
+    </w:p>
+    <w:p>
+      <w:r>
+        <w:t>________________________________________________________________</w:t>
+      </w:r>
+    </w:p>
+    <w:p>
+      <w:r>
+        <w:t>________________________________________________________________</w:t>
+      </w:r>
+    </w:p>
+    <w:p>
+      <w:pPr>
+        <w:pStyle w:val="Heading1"/>
+      </w:pPr>
+      <w:r>
+        <w:t>07. Extra practice · A changed case</w:t>
+      </w:r>
+    </w:p>
+    <w:p>
+      <w:r>
+        <w:t>Keep this practice separate from the reserved independent attempt.</w:t>
+      </w:r>
+    </w:p>
+    <w:p>
+      <w:pPr>
+        <w:pStyle w:val="Heading2"/>
+      </w:pPr>
+      <w:r>
+        <w:t>Use this when helpful</w:t>
+      </w:r>
+    </w:p>
+    <w:p>
+      <w:pPr>
+        <w:spacing w:line="336" w:lineRule="auto" w:after="180"/>
+      </w:pPr>
+      <w:r>
+        <w:rPr>
+          <w:b w:val="0"/>
+        </w:rPr>
+        <w:t>A table labels a cat photo dog and lists the same photo three times. Identify both data problems and one sensible repair for each.</w:t>
+      </w:r>
+    </w:p>
+    <w:p>
+      <w:pPr>
+        <w:spacing w:line="336" w:lineRule="auto" w:after="180"/>
+      </w:pPr>
+      <w:r>
+        <w:rPr>
+          <w:b w:val="0"/>
+        </w:rPr>
+        <w:t>My practice answer and reason</w:t>
+      </w:r>
+    </w:p>
+    <w:p>
+      <w:pPr>
+        <w:pStyle w:val="Heading3"/>
+      </w:pPr>
+      <w:r>
+        <w:t>Write or draw your reasoning and evidence.</w:t>
+      </w:r>
+    </w:p>
+    <w:p>
+      <w:r>
+        <w:t>________________________________________________________________</w:t>
+      </w:r>
+    </w:p>
+    <w:p>
+      <w:r>
+        <w:t>________________________________________________________________</w:t>
+      </w:r>
+    </w:p>
+    <w:p>
+      <w:r>
+        <w:t>________________________________________________________________</w:t>
+      </w:r>
+    </w:p>
+    <w:p>
+      <w:r>
+        <w:t>________________________________________________________________</w:t>
+      </w:r>
+    </w:p>
+    <w:p>
+      <w:r>
+        <w:t>________________________________________________________________</w:t>
+      </w:r>
+    </w:p>
+    <w:p>
+      <w:pPr>
+        <w:pStyle w:val="Heading3"/>
+      </w:pPr>
+      <w:r>
+        <w:t>Week 21 Test and reflect</w:t>
+      </w:r>
+    </w:p>
+    <w:p>
+      <w:pPr>
+        <w:pStyle w:val="Heading1"/>
+      </w:pPr>
+      <w:r>
+        <w:t>08. Extra practice · Design a revealing test</w:t>
+      </w:r>
+    </w:p>
+    <w:p>
+      <w:r>
+        <w:t>Predict before tracing or testing.</w:t>
+      </w:r>
+    </w:p>
+    <w:p>
+      <w:pPr>
+        <w:pStyle w:val="Heading2"/>
+      </w:pPr>
+      <w:r>
+        <w:t>Use this when helpful</w:t>
+      </w:r>
+    </w:p>
+    <w:p>
+      <w:pPr>
+        <w:spacing w:line="336" w:lineRule="auto" w:after="180"/>
+      </w:pPr>
+      <w:r>
+        <w:rPr>
+          <w:b w:val="0"/>
+        </w:rPr>
+        <w:t xml:space="preserve">Create a changed </w:t>
+      </w:r>
+      <w:r>
+        <w:rPr>
+          <w:b/>
+        </w:rPr>
+        <w:t>input</w:t>
+      </w:r>
+      <w:r>
+        <w:rPr>
+          <w:b w:val="0"/>
+        </w:rPr>
+        <w:t>, boundary case or missing-information case. Write the expected answer or safe response before testing.</w:t>
+      </w:r>
+    </w:p>
+    <w:tbl>
+      <w:tblPr>
+        <w:tblStyle w:val="LightShading-Accent1"/>
+        <w:tblW w:type="auto" w:w="0"/>
+        <w:tblLook w:firstColumn="1" w:firstRow="1" w:lastColumn="0" w:lastRow="0" w:noHBand="0" w:noVBand="1" w:val="04A0"/>
+      </w:tblPr>
+      <w:tblGrid>
+        <w:gridCol w:w="5112"/>
+        <w:gridCol w:w="5112"/>
+      </w:tblGrid>
+      <w:tr>
+        <w:trPr>
+          <w:tblHeader/>
+        </w:trPr>
+        <w:tc>
+          <w:tcPr>
+            <w:tcW w:type="dxa" w:w="5112"/>
+          </w:tcPr>
+          <w:p>
+            <w:r>
+              <w:t>Test record</w:t>
+            </w:r>
+          </w:p>
+        </w:tc>
+        <w:tc>
+          <w:tcPr>
+            <w:tcW w:type="dxa" w:w="5112"/>
+          </w:tcPr>
+          <w:p>
+            <w:r>
+              <w:t>My evidence</w:t>
+            </w:r>
+          </w:p>
+        </w:tc>
+      </w:tr>
+      <w:tr>
+        <w:tc>
+          <w:tcPr>
+            <w:tcW w:type="dxa" w:w="5112"/>
+          </w:tcPr>
+          <w:p>
+            <w:r>
+              <w:t>Changed input or condition</w:t>
+            </w:r>
+          </w:p>
+        </w:tc>
+        <w:tc>
+          <w:tcPr>
+            <w:tcW w:type="dxa" w:w="5112"/>
+          </w:tcPr>
+          <w:p>
+            <w:r/>
+          </w:p>
+        </w:tc>
+      </w:tr>
+      <w:tr>
+        <w:tc>
+          <w:tcPr>
+            <w:tcW w:type="dxa" w:w="5112"/>
+          </w:tcPr>
+          <w:p>
+            <w:r>
+              <w:t>Expected answer or fallback</w:t>
+            </w:r>
+          </w:p>
+        </w:tc>
+        <w:tc>
+          <w:tcPr>
+            <w:tcW w:type="dxa" w:w="5112"/>
+          </w:tcPr>
+          <w:p>
+            <w:r/>
+          </w:p>
+        </w:tc>
+      </w:tr>
+      <w:tr>
+        <w:tc>
+          <w:tcPr>
+            <w:tcW w:type="dxa" w:w="5112"/>
+          </w:tcPr>
+          <w:p>
+            <w:r>
+              <w:t>Observed result</w:t>
+            </w:r>
+          </w:p>
+        </w:tc>
+        <w:tc>
+          <w:tcPr>
+            <w:tcW w:type="dxa" w:w="5112"/>
+          </w:tcPr>
+          <w:p>
+            <w:r/>
+          </w:p>
+        </w:tc>
+      </w:tr>
+      <w:tr>
+        <w:tc>
+          <w:tcPr>
+            <w:tcW w:type="dxa" w:w="5112"/>
+          </w:tcPr>
+          <w:p>
+            <w:r>
+              <w:t>Why the result occurred</w:t>
+            </w:r>
+          </w:p>
+        </w:tc>
+        <w:tc>
+          <w:tcPr>
+            <w:tcW w:type="dxa" w:w="5112"/>
+          </w:tcPr>
+          <w:p>
+            <w:r/>
+          </w:p>
+        </w:tc>
+      </w:tr>
+    </w:tbl>
+    <w:p>
+      <w:pPr>
+        <w:pStyle w:val="Heading1"/>
+      </w:pPr>
+      <w:r>
+        <w:t>11. Reference · Original target response space</w:t>
+      </w:r>
+    </w:p>
+    <w:p>
+      <w:r>
+        <w:t>This teaching case is practice rather than a fresh assessment.</w:t>
+      </w:r>
+    </w:p>
+    <w:p>
+      <w:pPr>
+        <w:pStyle w:val="Heading2"/>
+      </w:pPr>
+      <w:r>
+        <w:t>Use this when helpful</w:t>
+      </w:r>
+    </w:p>
+    <w:p>
+      <w:pPr>
+        <w:spacing w:line="336" w:lineRule="auto" w:after="180"/>
+      </w:pPr>
+      <w:r>
+        <w:rPr>
+          <w:b w:val="0"/>
+        </w:rPr>
+        <w:t>A table lists leaf lengths 8 cm, 90 mm, blank and 700 cm. Propose a documented cleaning action for each row. Which values can you safely change immediately?</w:t>
+      </w:r>
+    </w:p>
+    <w:p>
+      <w:pPr>
+        <w:pStyle w:val="Heading3"/>
+      </w:pPr>
+      <w:r>
+        <w:t>My explanation after practice</w:t>
+      </w:r>
+    </w:p>
+    <w:p>
+      <w:r>
+        <w:t>________________________________________________________________</w:t>
+      </w:r>
+    </w:p>
+    <w:p>
+      <w:r>
+        <w:t>________________________________________________________________</w:t>
+      </w:r>
+    </w:p>
+    <w:p>
+      <w:r>
+        <w:t>________________________________________________________________</w:t>
+      </w:r>
+    </w:p>
+    <w:p>
+      <w:r>
+        <w:t>________________________________________________________________</w:t>
+      </w:r>
+    </w:p>
+    <w:p>
+      <w:r>
+        <w:t>________________________________________________________________</w:t>
+      </w:r>
+    </w:p>
+    <w:p>
+      <w:r>
+        <w:t>________________________________________________________________</w:t>
+      </w:r>
+    </w:p>
+    <w:p>
+      <w:r>
+        <w:t>________________________________________________________________</w:t>
+      </w:r>
+    </w:p>
+    <w:p>
+      <w:pPr>
+        <w:spacing w:line="336" w:lineRule="auto" w:after="180"/>
+      </w:pPr>
+      <w:r>
+        <w:rPr>
+          <w:b w:val="0"/>
+        </w:rPr>
+        <w:t>Record support used: none, hint or teacher explanation.</w:t>
+      </w:r>
+    </w:p>
+    <w:p>
+      <w:pPr>
+        <w:pStyle w:val="Heading1"/>
+      </w:pPr>
+      <w:r>
+        <w:t>15. Reference · Independent-case response copy</w:t>
+      </w:r>
+    </w:p>
+    <w:p>
+      <w:r>
+        <w:t>This duplicates W4. Reuse the same first-attempt record.</w:t>
+      </w:r>
+    </w:p>
+    <w:p>
+      <w:pPr>
+        <w:pStyle w:val="Heading2"/>
+      </w:pPr>
+      <w:r>
+        <w:t>Use this when helpful</w:t>
+      </w:r>
+    </w:p>
+    <w:p>
+      <w:pPr>
+        <w:spacing w:line="336" w:lineRule="auto" w:after="180"/>
+      </w:pPr>
+      <w:r>
+        <w:rPr>
+          <w:b w:val="0"/>
+        </w:rPr>
+        <w:t>Each flight ID must be unique; distance is a whole number from 0 through 20 cm. Raw rows: F1 8 cm; F2 120 cm; F3 blank; F4 0 cm; another F1 8 cm. Source S1 confirms one F1 flight. S2 says F2 travelled 12 cm. S3 is blank.</w:t>
+      </w:r>
+    </w:p>
+    <w:p>
+      <w:pPr>
+        <w:spacing w:line="336" w:lineRule="auto" w:after="180"/>
+      </w:pPr>
+      <w:r>
+        <w:rPr>
+          <w:b w:val="0"/>
+        </w:rPr>
+        <w:t>S4 confirms zero. Preserve the raw rows, describe supported repairs and give the number of distinct flights. Report how many assessed flights travelled at least 10 cm, including missing records separately.</w:t>
+      </w:r>
+    </w:p>
+    <w:p>
+      <w:pPr>
+        <w:pStyle w:val="Heading3"/>
+      </w:pPr>
+      <w:r>
+        <w:t>My reasoning and evidence</w:t>
+      </w:r>
+    </w:p>
+    <w:p>
+      <w:r>
+        <w:t>________________________________________________________________</w:t>
+      </w:r>
+    </w:p>
+    <w:p>
+      <w:r>
+        <w:t>________________________________________________________________</w:t>
+      </w:r>
+    </w:p>
+    <w:p>
+      <w:r>
+        <w:t>________________________________________________________________</w:t>
+      </w:r>
+    </w:p>
+    <w:p>
+      <w:r>
+        <w:t>________________________________________________________________</w:t>
+      </w:r>
+    </w:p>
+    <w:p>
+      <w:r>
+        <w:t>________________________________________________________________</w:t>
+      </w:r>
+    </w:p>
+    <w:p>
+      <w:r>
+        <w:t>________________________________________________________________</w:t>
+      </w:r>
+    </w:p>
+    <w:p>
+      <w:r>
+        <w:t>________________________________________________________________</w:t>
+      </w:r>
+    </w:p>
+    <w:p>
+      <w:r>
+        <w:t>________________________________________________________________</w:t>
+      </w:r>
+    </w:p>
+    <w:p>
+      <w:pPr>
+        <w:pStyle w:val="Heading1"/>
+      </w:pPr>
+      <w:r>
+        <w:t>18. Extra practice · Use the worked picture</w:t>
+      </w:r>
+    </w:p>
+    <w:p>
+      <w:r>
+        <w:t>Keep the explanation and the support you used.</w:t>
+      </w:r>
+    </w:p>
+    <w:p>
+      <w:pPr>
+        <w:pStyle w:val="Heading2"/>
+      </w:pPr>
+      <w:r>
+        <w:t>Use this when helpful</w:t>
       </w:r>
     </w:p>
     <w:p>
@@ -1709,7 +1791,6 @@
     <w:p>
       <w:pPr>
         <w:spacing w:line="336" w:lineRule="auto" w:after="180"/>
-        <w:shd w:fill="F5F1FB"/>
       </w:pPr>
       <w:r>
         <w:rPr>
@@ -1770,16 +1851,7 @@
     </w:p>
     <w:p>
       <w:pPr>
-        <w:pStyle w:val="Heading3"/>
-      </w:pPr>
-      <w:r>
-        <w:t>Record the help used</w:t>
-      </w:r>
-    </w:p>
-    <w:p>
-      <w:pPr>
         <w:spacing w:line="336" w:lineRule="auto" w:after="180"/>
-        <w:shd w:fill="F1F6F8"/>
       </w:pPr>
       <w:r>
         <w:rPr>
@@ -1840,12 +1912,20 @@
         <w:pStyle w:val="Heading1"/>
       </w:pPr>
       <w:r>
-        <w:t>19. Project portfolio milestone</w:t>
-      </w:r>
-    </w:p>
-    <w:p>
-      <w:r>
-        <w:t>Keep this week’s input, deciding step, result and limit together in the Helpful Classroom Sorter record.</w:t>
+        <w:t>19. Reference · Project portfolio record</w:t>
+      </w:r>
+    </w:p>
+    <w:p>
+      <w:r>
+        <w:t>Extend your main project response when helpful.</w:t>
+      </w:r>
+    </w:p>
+    <w:p>
+      <w:pPr>
+        <w:pStyle w:val="Heading2"/>
+      </w:pPr>
+      <w:r>
+        <w:t>Use this when helpful</w:t>
       </w:r>
     </w:p>
     <w:p>
@@ -2059,12 +2139,487 @@
         <w:pStyle w:val="Heading1"/>
       </w:pPr>
       <w:r>
-        <w:t>20. Supported practice and learning evidence</w:t>
-      </w:r>
-    </w:p>
-    <w:p>
-      <w:r>
-        <w:t>Try the supported questions before comparing with hints and feedback. Record what you repaired and the evidence you retained.</w:t>
+        <w:t>20. Extra practice: pictures, repair and feedback</w:t>
+      </w:r>
+    </w:p>
+    <w:p>
+      <w:r>
+        <w:t>Attempt each question before opening its explanation. Use one browser or paper copy.</w:t>
+      </w:r>
+    </w:p>
+    <w:p>
+      <w:pPr>
+        <w:pStyle w:val="Heading2"/>
+      </w:pPr>
+      <w:r>
+        <w:t>First supported question</w:t>
+      </w:r>
+    </w:p>
+    <w:p>
+      <w:pPr>
+        <w:pStyle w:val="ListBullet"/>
+      </w:pPr>
+      <w:r>
+        <w:t>A fictional toy-car distance table needs cleaning before use.</w:t>
+      </w:r>
+    </w:p>
+    <w:p>
+      <w:pPr>
+        <w:pStyle w:val="Heading3"/>
+      </w:pPr>
+      <w:r>
+        <w:t>Practice 1: explain the deciding evidence</w:t>
+      </w:r>
+    </w:p>
+    <w:p>
+      <w:pPr>
+        <w:pStyle w:val="ListBullet"/>
+      </w:pPr>
+      <w:r>
+        <w:t>Which labelled step matches this detail? Usable unique rows: A=0 cm, B=20 cm; retain a separate change log.</w:t>
+      </w:r>
+    </w:p>
+    <w:p>
+      <w:pPr>
+        <w:pStyle w:val="ListBullet"/>
+      </w:pPr>
+      <w:r>
+        <w:t>1. Clean record</w:t>
+      </w:r>
+    </w:p>
+    <w:p>
+      <w:pPr>
+        <w:pStyle w:val="ListBullet"/>
+      </w:pPr>
+      <w:r>
+        <w:t>2. Evidence repair</w:t>
+      </w:r>
+    </w:p>
+    <w:p>
+      <w:pPr>
+        <w:pStyle w:val="ListBullet"/>
+      </w:pPr>
+      <w:r>
+        <w:t>3. Keep unknown</w:t>
+      </w:r>
+    </w:p>
+    <w:p>
+      <w:pPr>
+        <w:pStyle w:val="ListBullet"/>
+      </w:pPr>
+      <w:r>
+        <w:t>4. Validate rows</w:t>
+      </w:r>
+    </w:p>
+    <w:p>
+      <w:pPr>
+        <w:pStyle w:val="Heading3"/>
+      </w:pPr>
+      <w:r>
+        <w:t>My selected conclusion, deciding fact and explanation</w:t>
+      </w:r>
+    </w:p>
+    <w:p>
+      <w:r>
+        <w:t>________________________________________________________________</w:t>
+      </w:r>
+    </w:p>
+    <w:p>
+      <w:r>
+        <w:t>________________________________________________________________</w:t>
+      </w:r>
+    </w:p>
+    <w:p>
+      <w:r>
+        <w:t>________________________________________________________________</w:t>
+      </w:r>
+    </w:p>
+    <w:p>
+      <w:r>
+        <w:t>________________________________________________________________</w:t>
+      </w:r>
+    </w:p>
+    <w:p>
+      <w:r>
+        <w:t>________________________________________________________________</w:t>
+      </w:r>
+    </w:p>
+    <w:p>
+      <w:pPr>
+        <w:pStyle w:val="ListBullet"/>
+      </w:pPr>
+      <w:r>
+        <w:t>Hint if needed: Read the steps in the pictorial case. Match the supplied detail to the stage that performs or records it.</w:t>
+      </w:r>
+    </w:p>
+    <w:p>
+      <w:pPr>
+        <w:pStyle w:val="Heading2"/>
+      </w:pPr>
+      <w:r>
+        <w:t>Check the first explanation · reference / check after trying</w:t>
+      </w:r>
+    </w:p>
+    <w:p>
+      <w:pPr>
+        <w:spacing w:line="336" w:lineRule="auto" w:after="180"/>
+      </w:pPr>
+      <w:r>
+        <w:rPr>
+          <w:b w:val="0"/>
+        </w:rPr>
+        <w:t xml:space="preserve">After your attempt, compare with the supported explanation: Clean record Usable unique rows: A=0 cm, B=20 cm; retain a separate </w:t>
+      </w:r>
+      <w:r>
+        <w:rPr>
+          <w:b/>
+        </w:rPr>
+        <w:t>change log</w:t>
+      </w:r>
+      <w:r>
+        <w:rPr>
+          <w:b w:val="0"/>
+        </w:rPr>
+        <w:t>. Cleaning is not permission to make inconvenient values plausible.</w:t>
+      </w:r>
+    </w:p>
+    <w:p>
+      <w:pPr>
+        <w:spacing w:line="336" w:lineRule="auto" w:after="180"/>
+      </w:pPr>
+      <w:r>
+        <w:rPr>
+          <w:b w:val="0"/>
+        </w:rPr>
+        <w:t xml:space="preserve">The source log supports a unit conversion and removal of a </w:t>
+      </w:r>
+      <w:r>
+        <w:rPr>
+          <w:b/>
+        </w:rPr>
+        <w:t>duplicate</w:t>
+      </w:r>
+      <w:r>
+        <w:rPr>
+          <w:b w:val="0"/>
+        </w:rPr>
+        <w:t xml:space="preserve"> copy. Zero means a measured zero distance; blank means no supplied measurement.</w:t>
+      </w:r>
+    </w:p>
+    <w:p>
+      <w:pPr>
+        <w:spacing w:line="336" w:lineRule="auto" w:after="180"/>
+      </w:pPr>
+      <w:r>
+        <w:rPr>
+          <w:b w:val="0"/>
+        </w:rPr>
+        <w:t>Keep the raw table and explain every change so someone can reconstruct what happened.</w:t>
+      </w:r>
+    </w:p>
+    <w:p>
+      <w:pPr>
+        <w:pStyle w:val="Heading2"/>
+      </w:pPr>
+      <w:r>
+        <w:t>Changed-case question</w:t>
+      </w:r>
+    </w:p>
+    <w:p>
+      <w:pPr>
+        <w:pStyle w:val="Heading3"/>
+      </w:pPr>
+      <w:r>
+        <w:t>Practice 2: explain the deciding evidence</w:t>
+      </w:r>
+    </w:p>
+    <w:p>
+      <w:pPr>
+        <w:pStyle w:val="ListBullet"/>
+      </w:pPr>
+      <w:r>
+        <w:t>Changed-case practice: The source log gives B only as bare 200 with no unit. Which conclusion is supported by the supplied facts?</w:t>
+      </w:r>
+    </w:p>
+    <w:p>
+      <w:pPr>
+        <w:pStyle w:val="ListBullet"/>
+      </w:pPr>
+      <w:r>
+        <w:t>1. B remains unresolved rather than becoming 20 cm.</w:t>
+      </w:r>
+    </w:p>
+    <w:p>
+      <w:pPr>
+        <w:pStyle w:val="ListBullet"/>
+      </w:pPr>
+      <w:r>
+        <w:t>2. We can decide the result without examining the changed input or the procedure.</w:t>
+      </w:r>
+    </w:p>
+    <w:p>
+      <w:pPr>
+        <w:pStyle w:val="ListBullet"/>
+      </w:pPr>
+      <w:r>
+        <w:t>3. This one example guarantees correct results for every future input.</w:t>
+      </w:r>
+    </w:p>
+    <w:p>
+      <w:pPr>
+        <w:pStyle w:val="Heading3"/>
+      </w:pPr>
+      <w:r>
+        <w:t>My selected conclusion, deciding fact and explanation</w:t>
+      </w:r>
+    </w:p>
+    <w:p>
+      <w:r>
+        <w:t>________________________________________________________________</w:t>
+      </w:r>
+    </w:p>
+    <w:p>
+      <w:r>
+        <w:t>________________________________________________________________</w:t>
+      </w:r>
+    </w:p>
+    <w:p>
+      <w:r>
+        <w:t>________________________________________________________________</w:t>
+      </w:r>
+    </w:p>
+    <w:p>
+      <w:r>
+        <w:t>________________________________________________________________</w:t>
+      </w:r>
+    </w:p>
+    <w:p>
+      <w:r>
+        <w:t>________________________________________________________________</w:t>
+      </w:r>
+    </w:p>
+    <w:p>
+      <w:pPr>
+        <w:pStyle w:val="ListBullet"/>
+      </w:pPr>
+      <w:r>
+        <w:t>Hint if needed: Use the changed condition and the deciding step in the pictorial trace. The answer must say what follows from those facts.</w:t>
+      </w:r>
+    </w:p>
+    <w:p>
+      <w:pPr>
+        <w:pStyle w:val="Heading2"/>
+      </w:pPr>
+      <w:r>
+        <w:t>Check the changed case · reference / check after trying</w:t>
+      </w:r>
+    </w:p>
+    <w:p>
+      <w:pPr>
+        <w:spacing w:line="336" w:lineRule="auto" w:after="180"/>
+      </w:pPr>
+      <w:r>
+        <w:rPr>
+          <w:b w:val="0"/>
+        </w:rPr>
+        <w:t>After your attempt, compare with the supported explanation: B remains unresolved rather than becoming 20 cm. Without a confirmed unit, division by 10 would be an unsupported assumption.</w:t>
+      </w:r>
+    </w:p>
+    <w:p>
+      <w:pPr>
+        <w:pStyle w:val="Heading2"/>
+      </w:pPr>
+      <w:r>
+        <w:t>Repair and save your work</w:t>
+      </w:r>
+    </w:p>
+    <w:p>
+      <w:pPr>
+        <w:spacing w:line="336" w:lineRule="auto" w:after="180"/>
+      </w:pPr>
+      <w:r>
+        <w:rPr>
+          <w:b w:val="0"/>
+        </w:rPr>
+        <w:t>Review Recommendations (ai-1/20). Goal: Apply eligibility requirements before ranking candidates by preferences. Short practice: Why does the recommendation change without changing anyone’s preferences?.</w:t>
+      </w:r>
+    </w:p>
+    <w:p>
+      <w:pPr>
+        <w:spacing w:line="336" w:lineRule="auto" w:after="180"/>
+      </w:pPr>
+      <w:r>
+        <w:rPr>
+          <w:b w:val="0"/>
+        </w:rPr>
+        <w:t>Return to this week and explain what you changed.</w:t>
+      </w:r>
+    </w:p>
+    <w:p>
+      <w:pPr>
+        <w:spacing w:line="336" w:lineRule="auto" w:after="180"/>
+      </w:pPr>
+      <w:r>
+        <w:rPr>
+          <w:b w:val="0"/>
+        </w:rPr>
+        <w:t xml:space="preserve">Review Confidence Is Not </w:t>
+      </w:r>
+      <w:r>
+        <w:rPr>
+          <w:b/>
+        </w:rPr>
+        <w:t>Correctness</w:t>
+      </w:r>
+      <w:r>
+        <w:rPr>
+          <w:b w:val="0"/>
+        </w:rPr>
+        <w:t xml:space="preserve"> (ai-1/18). Goal: Distinguish a confidence claim from </w:t>
+      </w:r>
+      <w:r>
+        <w:rPr>
+          <w:b/>
+        </w:rPr>
+        <w:t>evidence</w:t>
+      </w:r>
+      <w:r>
+        <w:rPr>
+          <w:b w:val="0"/>
+        </w:rPr>
+        <w:t xml:space="preserve"> that a </w:t>
+      </w:r>
+      <w:r>
+        <w:rPr>
+          <w:b/>
+        </w:rPr>
+        <w:t>prediction</w:t>
+      </w:r>
+      <w:r>
+        <w:rPr>
+          <w:b w:val="0"/>
+        </w:rPr>
+        <w:t xml:space="preserve"> was correct. Short practice: Was the unknown label guaranteed correct because its confidence was </w:t>
+      </w:r>
+      <w:r>
+        <w:rPr>
+          <w:b/>
+        </w:rPr>
+        <w:t>80%</w:t>
+      </w:r>
+      <w:r>
+        <w:rPr>
+          <w:b w:val="0"/>
+        </w:rPr>
+        <w:t>?.</w:t>
+      </w:r>
+    </w:p>
+    <w:p>
+      <w:pPr>
+        <w:spacing w:line="336" w:lineRule="auto" w:after="180"/>
+      </w:pPr>
+      <w:r>
+        <w:rPr>
+          <w:b w:val="0"/>
+        </w:rPr>
+        <w:t>Return to this week and explain what you changed.</w:t>
+      </w:r>
+    </w:p>
+    <w:p>
+      <w:pPr>
+        <w:spacing w:line="336" w:lineRule="auto" w:after="180"/>
+      </w:pPr>
+      <w:r>
+        <w:rPr>
+          <w:b w:val="0"/>
+        </w:rPr>
+        <w:t>Review Save New Examples for Testing (ai-1/15). Goal: Separate examples used to choose a model from examples reserved for its final evaluation. Short practice: Does 4/4 on the replay replace the original 3/4 result? Explain..</w:t>
+      </w:r>
+    </w:p>
+    <w:p>
+      <w:pPr>
+        <w:spacing w:line="336" w:lineRule="auto" w:after="180"/>
+      </w:pPr>
+      <w:r>
+        <w:rPr>
+          <w:b w:val="0"/>
+        </w:rPr>
+        <w:t>Return to this week and explain what you changed.</w:t>
+      </w:r>
+    </w:p>
+    <w:p>
+      <w:pPr>
+        <w:spacing w:line="336" w:lineRule="auto" w:after="180"/>
+      </w:pPr>
+      <w:r>
+        <w:rPr>
+          <w:b w:val="0"/>
+        </w:rPr>
+        <w:t xml:space="preserve">Use Download completed work in the hosted lesson to export your answers, reflections, practice feedback and code-run </w:t>
+      </w:r>
+      <w:r>
+        <w:rPr>
+          <w:b/>
+        </w:rPr>
+        <w:t>evidence</w:t>
+      </w:r>
+      <w:r>
+        <w:rPr>
+          <w:b w:val="0"/>
+        </w:rPr>
+        <w:t>. Open the HTML copy to read or print it.</w:t>
+      </w:r>
+    </w:p>
+    <w:p>
+      <w:pPr>
+        <w:spacing w:line="336" w:lineRule="auto" w:after="180"/>
+      </w:pPr>
+      <w:r>
+        <w:rPr>
+          <w:b w:val="0"/>
+        </w:rPr>
+        <w:t>Drafts stay in this browser when storage is available; clear drafts on a shared device.</w:t>
+      </w:r>
+    </w:p>
+    <w:p>
+      <w:pPr>
+        <w:pStyle w:val="Heading3"/>
+      </w:pPr>
+      <w:r>
+        <w:t>What I repaired, the evidence I kept and the next test</w:t>
+      </w:r>
+    </w:p>
+    <w:p>
+      <w:r>
+        <w:t>________________________________________________________________</w:t>
+      </w:r>
+    </w:p>
+    <w:p>
+      <w:r>
+        <w:t>________________________________________________________________</w:t>
+      </w:r>
+    </w:p>
+    <w:p>
+      <w:r>
+        <w:t>________________________________________________________________</w:t>
+      </w:r>
+    </w:p>
+    <w:p>
+      <w:r>
+        <w:t>________________________________________________________________</w:t>
+      </w:r>
+    </w:p>
+    <w:p>
+      <w:r>
+        <w:t>________________________________________________________________</w:t>
+      </w:r>
+    </w:p>
+    <w:p>
+      <w:pPr>
+        <w:pStyle w:val="Heading2"/>
+      </w:pPr>
+      <w:r>
+        <w:t>Earlier wording, alternatives and picture transcripts · reference / check after trying</w:t>
       </w:r>
     </w:p>
     <w:p>
@@ -2080,104 +2635,10 @@
     </w:p>
     <w:p>
       <w:pPr>
-        <w:spacing w:line="336" w:lineRule="auto" w:after="180"/>
-      </w:pPr>
-      <w:r>
-        <w:rPr>
-          <w:b w:val="0"/>
-        </w:rPr>
-        <w:t>A fictional toy-car distance table needs cleaning before use.</w:t>
-      </w:r>
-    </w:p>
-    <w:p>
-      <w:pPr>
         <w:pStyle w:val="Heading3"/>
       </w:pPr>
       <w:r>
-        <w:t>Practice 1: explain the deciding evidence</w:t>
-      </w:r>
-    </w:p>
-    <w:p>
-      <w:pPr>
-        <w:spacing w:line="336" w:lineRule="auto" w:after="180"/>
-      </w:pPr>
-      <w:r>
-        <w:rPr>
-          <w:b w:val="0"/>
-        </w:rPr>
-        <w:t xml:space="preserve">Which labelled step matches this detail? Usable unique rows: A=0 cm, B=20 cm; retain a separate </w:t>
-      </w:r>
-      <w:r>
-        <w:rPr>
-          <w:b/>
-        </w:rPr>
-        <w:t>change log</w:t>
-      </w:r>
-      <w:r>
-        <w:rPr>
-          <w:b w:val="0"/>
-        </w:rPr>
-        <w:t>.</w:t>
-      </w:r>
-    </w:p>
-    <w:p>
-      <w:pPr>
-        <w:spacing w:line="336" w:lineRule="auto" w:after="180"/>
-        <w:shd w:fill="F4F9FC"/>
-      </w:pPr>
-      <w:r>
-        <w:rPr>
-          <w:b w:val="0"/>
-        </w:rPr>
-        <w:t>1. Clean record</w:t>
-      </w:r>
-    </w:p>
-    <w:p>
-      <w:pPr>
-        <w:spacing w:line="336" w:lineRule="auto" w:after="180"/>
-        <w:shd w:fill="F4F9FC"/>
-      </w:pPr>
-      <w:r>
-        <w:rPr>
-          <w:b w:val="0"/>
-        </w:rPr>
-        <w:t xml:space="preserve">2. </w:t>
-      </w:r>
-      <w:r>
-        <w:rPr>
-          <w:b/>
-        </w:rPr>
-        <w:t>Evidence</w:t>
-      </w:r>
-      <w:r>
-        <w:rPr>
-          <w:b w:val="0"/>
-        </w:rPr>
-        <w:t xml:space="preserve"> repair</w:t>
-      </w:r>
-    </w:p>
-    <w:p>
-      <w:pPr>
-        <w:spacing w:line="336" w:lineRule="auto" w:after="180"/>
-        <w:shd w:fill="F4F9FC"/>
-      </w:pPr>
-      <w:r>
-        <w:rPr>
-          <w:b w:val="0"/>
-        </w:rPr>
-        <w:t>3. Keep unknown</w:t>
-      </w:r>
-    </w:p>
-    <w:p>
-      <w:pPr>
-        <w:spacing w:line="336" w:lineRule="auto" w:after="180"/>
-        <w:shd w:fill="F4F9FC"/>
-      </w:pPr>
-      <w:r>
-        <w:rPr>
-          <w:b w:val="0"/>
-        </w:rPr>
-        <w:t>4. Validate rows</w:t>
+        <w:t>Repair a missing building block</w:t>
       </w:r>
     </w:p>
     <w:p>
@@ -2185,496 +2646,25 @@
         <w:pStyle w:val="Heading3"/>
       </w:pPr>
       <w:r>
-        <w:t>My selected conclusion, deciding fact and explanation</w:t>
-      </w:r>
-    </w:p>
-    <w:p>
-      <w:r>
-        <w:t>________________________________________________________________</w:t>
-      </w:r>
-    </w:p>
-    <w:p>
-      <w:r>
-        <w:t>________________________________________________________________</w:t>
-      </w:r>
-    </w:p>
-    <w:p>
-      <w:r>
-        <w:t>________________________________________________________________</w:t>
-      </w:r>
-    </w:p>
-    <w:p>
-      <w:r>
-        <w:t>________________________________________________________________</w:t>
-      </w:r>
-    </w:p>
-    <w:p>
-      <w:r>
-        <w:t>________________________________________________________________</w:t>
-      </w:r>
-    </w:p>
-    <w:p>
-      <w:pPr>
-        <w:pStyle w:val="Heading3"/>
-      </w:pPr>
-      <w:r>
-        <w:t>Hint · try first</w:t>
-      </w:r>
-    </w:p>
-    <w:p>
-      <w:pPr>
-        <w:spacing w:line="336" w:lineRule="auto" w:after="180"/>
-        <w:shd w:fill="F1F6F8"/>
-      </w:pPr>
-      <w:r>
-        <w:rPr>
-          <w:b w:val="0"/>
-        </w:rPr>
-        <w:t>Hint if needed: Read the steps in the pictorial case. Match the supplied detail to the stage that performs or records it.</w:t>
-      </w:r>
-    </w:p>
-    <w:p>
-      <w:pPr>
-        <w:pStyle w:val="Heading3"/>
-      </w:pPr>
-      <w:r>
-        <w:t>Feedback · compare after trying</w:t>
-      </w:r>
-    </w:p>
-    <w:p>
-      <w:pPr>
-        <w:spacing w:line="336" w:lineRule="auto" w:after="180"/>
-        <w:shd w:fill="F1F6FC"/>
-      </w:pPr>
-      <w:r>
-        <w:rPr>
-          <w:b w:val="0"/>
-        </w:rPr>
-        <w:t xml:space="preserve">After your attempt, compare with the supported explanation: Clean record Usable unique rows: A=0 cm, B=20 cm; retain a separate </w:t>
-      </w:r>
-      <w:r>
-        <w:rPr>
-          <w:b/>
-        </w:rPr>
-        <w:t>change log</w:t>
-      </w:r>
-      <w:r>
-        <w:rPr>
-          <w:b w:val="0"/>
-        </w:rPr>
-        <w:t>. Cleaning is not permission to make inconvenient values plausible.</w:t>
-      </w:r>
-    </w:p>
-    <w:p>
-      <w:pPr>
-        <w:spacing w:line="336" w:lineRule="auto" w:after="180"/>
-        <w:shd w:fill="F1F6FC"/>
-      </w:pPr>
-      <w:r>
-        <w:rPr>
-          <w:b w:val="0"/>
-        </w:rPr>
-        <w:t xml:space="preserve">The source log supports a unit conversion and removal of a </w:t>
-      </w:r>
-      <w:r>
-        <w:rPr>
-          <w:b/>
-        </w:rPr>
-        <w:t>duplicate</w:t>
-      </w:r>
-      <w:r>
-        <w:rPr>
-          <w:b w:val="0"/>
-        </w:rPr>
-        <w:t xml:space="preserve"> copy. Zero means a measured zero distance; blank means no supplied measurement.</w:t>
-      </w:r>
-    </w:p>
-    <w:p>
-      <w:pPr>
-        <w:spacing w:line="336" w:lineRule="auto" w:after="180"/>
-        <w:shd w:fill="F1F6FC"/>
-      </w:pPr>
-      <w:r>
-        <w:rPr>
-          <w:b w:val="0"/>
-        </w:rPr>
-        <w:t>Keep the raw table and explain every change so someone can reconstruct what happened.</w:t>
-      </w:r>
-    </w:p>
-    <w:p>
-      <w:pPr>
-        <w:pStyle w:val="Heading3"/>
-      </w:pPr>
-      <w:r>
-        <w:t>Practice 2: explain the deciding evidence</w:t>
-      </w:r>
-    </w:p>
-    <w:p>
-      <w:pPr>
-        <w:pStyle w:val="Heading3"/>
-      </w:pPr>
-      <w:r>
-        <w:t>Changed case · predict first</w:t>
-      </w:r>
-    </w:p>
-    <w:p>
-      <w:pPr>
-        <w:spacing w:line="336" w:lineRule="auto" w:after="180"/>
-        <w:shd w:fill="F5F1FB"/>
-      </w:pPr>
-      <w:r>
-        <w:rPr>
-          <w:b w:val="0"/>
-        </w:rPr>
-        <w:t>Changed-case practice: The source log gives B only as bare 200 with no unit. Which conclusion is supported by the supplied facts?</w:t>
-      </w:r>
-    </w:p>
-    <w:p>
-      <w:pPr>
-        <w:spacing w:line="336" w:lineRule="auto" w:after="180"/>
-        <w:shd w:fill="F4F9FC"/>
-      </w:pPr>
-      <w:r>
-        <w:rPr>
-          <w:b w:val="0"/>
-        </w:rPr>
-        <w:t>1. B remains unresolved rather than becoming 20 cm.</w:t>
-      </w:r>
-    </w:p>
-    <w:p>
-      <w:pPr>
-        <w:spacing w:line="336" w:lineRule="auto" w:after="180"/>
-        <w:shd w:fill="F4F9FC"/>
-      </w:pPr>
-      <w:r>
-        <w:rPr>
-          <w:b w:val="0"/>
-        </w:rPr>
-        <w:t xml:space="preserve">2. We can decide the result without examining the changed </w:t>
-      </w:r>
-      <w:r>
-        <w:rPr>
-          <w:b/>
-        </w:rPr>
-        <w:t>input</w:t>
-      </w:r>
-      <w:r>
-        <w:rPr>
-          <w:b w:val="0"/>
-        </w:rPr>
-        <w:t xml:space="preserve"> or the procedure.</w:t>
-      </w:r>
-    </w:p>
-    <w:p>
-      <w:pPr>
-        <w:spacing w:line="336" w:lineRule="auto" w:after="180"/>
-        <w:shd w:fill="F4F9FC"/>
-      </w:pPr>
-      <w:r>
-        <w:rPr>
-          <w:b w:val="0"/>
-        </w:rPr>
-        <w:t xml:space="preserve">3. This one example guarantees correct results for every future </w:t>
-      </w:r>
-      <w:r>
-        <w:rPr>
-          <w:b/>
-        </w:rPr>
-        <w:t>input</w:t>
-      </w:r>
-      <w:r>
-        <w:rPr>
-          <w:b w:val="0"/>
-        </w:rPr>
-        <w:t>.</w:t>
-      </w:r>
-    </w:p>
-    <w:p>
-      <w:pPr>
-        <w:pStyle w:val="Heading3"/>
-      </w:pPr>
-      <w:r>
-        <w:t>My selected conclusion, deciding fact and explanation</w:t>
-      </w:r>
-    </w:p>
-    <w:p>
-      <w:r>
-        <w:t>________________________________________________________________</w:t>
-      </w:r>
-    </w:p>
-    <w:p>
-      <w:r>
-        <w:t>________________________________________________________________</w:t>
-      </w:r>
-    </w:p>
-    <w:p>
-      <w:r>
-        <w:t>________________________________________________________________</w:t>
-      </w:r>
-    </w:p>
-    <w:p>
-      <w:r>
-        <w:t>________________________________________________________________</w:t>
-      </w:r>
-    </w:p>
-    <w:p>
-      <w:r>
-        <w:t>________________________________________________________________</w:t>
-      </w:r>
-    </w:p>
-    <w:p>
-      <w:pPr>
-        <w:pStyle w:val="Heading3"/>
-      </w:pPr>
-      <w:r>
-        <w:t>Hint · try first</w:t>
-      </w:r>
-    </w:p>
-    <w:p>
-      <w:pPr>
-        <w:spacing w:line="336" w:lineRule="auto" w:after="180"/>
-        <w:shd w:fill="F1F6F8"/>
-      </w:pPr>
-      <w:r>
-        <w:rPr>
-          <w:b w:val="0"/>
-        </w:rPr>
-        <w:t>Hint if needed: Use the changed condition and the deciding step in the pictorial trace. The answer must say what follows from those facts.</w:t>
-      </w:r>
-    </w:p>
-    <w:p>
-      <w:pPr>
-        <w:pStyle w:val="Heading3"/>
-      </w:pPr>
-      <w:r>
-        <w:t>Feedback · compare after trying</w:t>
-      </w:r>
-    </w:p>
-    <w:p>
-      <w:pPr>
-        <w:spacing w:line="336" w:lineRule="auto" w:after="180"/>
-        <w:shd w:fill="F1F6FC"/>
-      </w:pPr>
-      <w:r>
-        <w:rPr>
-          <w:b w:val="0"/>
-        </w:rPr>
-        <w:t>After your attempt, compare with the supported explanation: B remains unresolved rather than becoming 20 cm. Without a confirmed unit, division by 10 would be an unsupported assumption.</w:t>
-      </w:r>
-    </w:p>
-    <w:p>
-      <w:pPr>
-        <w:pStyle w:val="Heading3"/>
-      </w:pPr>
-      <w:r>
-        <w:t>Repair a missing building block</w:t>
-      </w:r>
-    </w:p>
-    <w:p>
-      <w:pPr>
-        <w:spacing w:line="336" w:lineRule="auto" w:after="180"/>
-      </w:pPr>
-      <w:r>
-        <w:rPr>
-          <w:b w:val="0"/>
-        </w:rPr>
-        <w:t>Review Recommendations (ai-1/20). Goal: Apply eligibility requirements before ranking candidates by preferences. Short practice: Why does the recommendation change without changing anyone’s preferences?.</w:t>
-      </w:r>
-    </w:p>
-    <w:p>
-      <w:pPr>
-        <w:spacing w:line="336" w:lineRule="auto" w:after="180"/>
-      </w:pPr>
-      <w:r>
-        <w:rPr>
-          <w:b w:val="0"/>
-        </w:rPr>
-        <w:t>Return to this week and explain what you changed.</w:t>
-      </w:r>
-    </w:p>
-    <w:p>
-      <w:pPr>
-        <w:spacing w:line="336" w:lineRule="auto" w:after="180"/>
-      </w:pPr>
-      <w:r>
-        <w:rPr>
-          <w:b w:val="0"/>
-        </w:rPr>
-        <w:t xml:space="preserve">Review Confidence Is Not </w:t>
-      </w:r>
-      <w:r>
-        <w:rPr>
-          <w:b/>
-        </w:rPr>
-        <w:t>Correctness</w:t>
-      </w:r>
-      <w:r>
-        <w:rPr>
-          <w:b w:val="0"/>
-        </w:rPr>
-        <w:t xml:space="preserve"> (ai-1/18). Goal: Distinguish a confidence claim from </w:t>
-      </w:r>
-      <w:r>
-        <w:rPr>
-          <w:b/>
-        </w:rPr>
-        <w:t>evidence</w:t>
-      </w:r>
-      <w:r>
-        <w:rPr>
-          <w:b w:val="0"/>
-        </w:rPr>
-        <w:t xml:space="preserve"> that a </w:t>
-      </w:r>
-      <w:r>
-        <w:rPr>
-          <w:b/>
-        </w:rPr>
-        <w:t>prediction</w:t>
-      </w:r>
-      <w:r>
-        <w:rPr>
-          <w:b w:val="0"/>
-        </w:rPr>
-        <w:t xml:space="preserve"> was correct. Short practice: Was the unknown label guaranteed correct because its confidence was </w:t>
-      </w:r>
-      <w:r>
-        <w:rPr>
-          <w:b/>
-        </w:rPr>
-        <w:t>80%</w:t>
-      </w:r>
-      <w:r>
-        <w:rPr>
-          <w:b w:val="0"/>
-        </w:rPr>
-        <w:t>?.</w:t>
-      </w:r>
-    </w:p>
-    <w:p>
-      <w:pPr>
-        <w:spacing w:line="336" w:lineRule="auto" w:after="180"/>
-      </w:pPr>
-      <w:r>
-        <w:rPr>
-          <w:b w:val="0"/>
-        </w:rPr>
-        <w:t>Return to this week and explain what you changed.</w:t>
-      </w:r>
-    </w:p>
-    <w:p>
-      <w:pPr>
-        <w:spacing w:line="336" w:lineRule="auto" w:after="180"/>
-      </w:pPr>
-      <w:r>
-        <w:rPr>
-          <w:b w:val="0"/>
-        </w:rPr>
-        <w:t>Review Save New Examples for Testing (ai-1/15). Goal: Separate examples used to choose a model from examples reserved for its final evaluation. Short practice: Does 4/4 on the replay replace the original 3/4 result? Explain..</w:t>
-      </w:r>
-    </w:p>
-    <w:p>
-      <w:pPr>
-        <w:spacing w:line="336" w:lineRule="auto" w:after="180"/>
-      </w:pPr>
-      <w:r>
-        <w:rPr>
-          <w:b w:val="0"/>
-        </w:rPr>
-        <w:t>Return to this week and explain what you changed.</w:t>
-      </w:r>
-    </w:p>
-    <w:p>
-      <w:pPr>
-        <w:pStyle w:val="Heading3"/>
-      </w:pPr>
-      <w:r>
         <w:t>Keep your completed work</w:t>
       </w:r>
     </w:p>
     <w:p>
       <w:pPr>
-        <w:spacing w:line="336" w:lineRule="auto" w:after="180"/>
-      </w:pPr>
-      <w:r>
-        <w:rPr>
-          <w:b w:val="0"/>
-        </w:rPr>
-        <w:t xml:space="preserve">Use Download completed work in the hosted lesson to export your answers, reflections, practice feedback and code-run </w:t>
-      </w:r>
-      <w:r>
-        <w:rPr>
-          <w:b/>
-        </w:rPr>
-        <w:t>evidence</w:t>
-      </w:r>
-      <w:r>
-        <w:rPr>
-          <w:b w:val="0"/>
-        </w:rPr>
-        <w:t>. Open the HTML copy to read or print it.</w:t>
-      </w:r>
-    </w:p>
-    <w:p>
-      <w:pPr>
-        <w:spacing w:line="336" w:lineRule="auto" w:after="180"/>
-      </w:pPr>
-      <w:r>
-        <w:rPr>
-          <w:b w:val="0"/>
-        </w:rPr>
-        <w:t>Drafts stay in this browser when storage is available; clear drafts on a shared device.</w:t>
-      </w:r>
-    </w:p>
-    <w:p>
-      <w:pPr>
-        <w:pStyle w:val="Heading3"/>
-      </w:pPr>
-      <w:r>
-        <w:t>What I repaired, the evidence I kept and the next test</w:t>
-      </w:r>
-    </w:p>
-    <w:p>
-      <w:r>
-        <w:t>________________________________________________________________</w:t>
-      </w:r>
-    </w:p>
-    <w:p>
-      <w:r>
-        <w:t>________________________________________________________________</w:t>
-      </w:r>
-    </w:p>
-    <w:p>
-      <w:r>
-        <w:t>________________________________________________________________</w:t>
-      </w:r>
-    </w:p>
-    <w:p>
-      <w:r>
-        <w:t>________________________________________________________________</w:t>
-      </w:r>
-    </w:p>
-    <w:p>
-      <w:r>
-        <w:t>________________________________________________________________</w:t>
-      </w:r>
-    </w:p>
-    <w:p>
-      <w:pPr>
         <w:pStyle w:val="Heading1"/>
       </w:pPr>
       <w:r>
-        <w:t>21. Visual concept journey</w:t>
-      </w:r>
-    </w:p>
-    <w:p>
-      <w:r>
-        <w:t>Explain each Good Data, Bad Data picture from its labels, then record a relevant limit.</w:t>
-      </w:r>
-    </w:p>
-    <w:p>
-      <w:pPr>
-        <w:pStyle w:val="Heading3"/>
+        <w:t>21. Reference · Six-picture response sheets</w:t>
+      </w:r>
+    </w:p>
+    <w:p>
+      <w:r>
+        <w:t>Choose the image that helps rather than repeating all six.</w:t>
+      </w:r>
+    </w:p>
+    <w:p>
+      <w:pPr>
+        <w:pStyle w:val="Heading2"/>
       </w:pPr>
       <w:r>
         <w:t>01. Good Data, Bad Data: the case</w:t>
@@ -2741,7 +2731,6 @@
     <w:p>
       <w:pPr>
         <w:spacing w:line="336" w:lineRule="auto" w:after="180"/>
-        <w:shd w:fill="F5F1FB"/>
       </w:pPr>
       <w:r>
         <w:rPr>
@@ -2780,7 +2769,7 @@
     </w:p>
     <w:p>
       <w:pPr>
-        <w:pStyle w:val="Heading3"/>
+        <w:pStyle w:val="Heading2"/>
       </w:pPr>
       <w:r>
         <w:t>02. Follow the deciding steps</w:t>
@@ -2872,7 +2861,6 @@
     <w:p>
       <w:pPr>
         <w:spacing w:line="336" w:lineRule="auto" w:after="180"/>
-        <w:shd w:fill="F5F1FB"/>
       </w:pPr>
       <w:r>
         <w:rPr>
@@ -2923,7 +2911,7 @@
     </w:p>
     <w:p>
       <w:pPr>
-        <w:pStyle w:val="Heading3"/>
+        <w:pStyle w:val="Heading2"/>
       </w:pPr>
       <w:r>
         <w:t>03. Preserve the original and explain each decision</w:t>
@@ -2990,7 +2978,6 @@
     <w:p>
       <w:pPr>
         <w:spacing w:line="336" w:lineRule="auto" w:after="180"/>
-        <w:shd w:fill="F5F1FB"/>
       </w:pPr>
       <w:r>
         <w:rPr>
@@ -3029,7 +3016,7 @@
     </w:p>
     <w:p>
       <w:pPr>
-        <w:pStyle w:val="Heading3"/>
+        <w:pStyle w:val="Heading2"/>
       </w:pPr>
       <w:r>
         <w:t>04. Change one thing. Trace what follows.</w:t>
@@ -3108,7 +3095,6 @@
     <w:p>
       <w:pPr>
         <w:spacing w:line="336" w:lineRule="auto" w:after="180"/>
-        <w:shd w:fill="F5F1FB"/>
       </w:pPr>
       <w:r>
         <w:rPr>
@@ -3147,7 +3133,7 @@
     </w:p>
     <w:p>
       <w:pPr>
-        <w:pStyle w:val="Heading3"/>
+        <w:pStyle w:val="Heading2"/>
       </w:pPr>
       <w:r>
         <w:t>05. Connect the explanation to its limit</w:t>
@@ -3226,7 +3212,6 @@
     <w:p>
       <w:pPr>
         <w:spacing w:line="336" w:lineRule="auto" w:after="180"/>
-        <w:shd w:fill="F5F1FB"/>
       </w:pPr>
       <w:r>
         <w:rPr>
@@ -3265,7 +3250,7 @@
     </w:p>
     <w:p>
       <w:pPr>
-        <w:pStyle w:val="Heading3"/>
+        <w:pStyle w:val="Heading2"/>
       </w:pPr>
       <w:r>
         <w:t>06. Make the idea visible in your project</w:t>
@@ -3380,7 +3365,6 @@
     <w:p>
       <w:pPr>
         <w:spacing w:line="336" w:lineRule="auto" w:after="180"/>
-        <w:shd w:fill="F5F1FB"/>
       </w:pPr>
       <w:r>
         <w:rPr>
@@ -3427,6 +3411,62 @@
     <w:p>
       <w:r>
         <w:t>________________________________________________________________</w:t>
+      </w:r>
+    </w:p>
+    <w:p>
+      <w:pPr>
+        <w:pStyle w:val="Heading2"/>
+      </w:pPr>
+      <w:r>
+        <w:t>Earlier wording, alternatives and picture transcripts · reference / check after trying</w:t>
+      </w:r>
+    </w:p>
+    <w:p>
+      <w:pPr>
+        <w:pStyle w:val="Heading3"/>
+      </w:pPr>
+      <w:r>
+        <w:t>01. Good Data, Bad Data: the case</w:t>
+      </w:r>
+    </w:p>
+    <w:p>
+      <w:pPr>
+        <w:pStyle w:val="Heading3"/>
+      </w:pPr>
+      <w:r>
+        <w:t>02. Follow the deciding steps</w:t>
+      </w:r>
+    </w:p>
+    <w:p>
+      <w:pPr>
+        <w:pStyle w:val="Heading3"/>
+      </w:pPr>
+      <w:r>
+        <w:t>03. Preserve the original and explain each decision</w:t>
+      </w:r>
+    </w:p>
+    <w:p>
+      <w:pPr>
+        <w:pStyle w:val="Heading3"/>
+      </w:pPr>
+      <w:r>
+        <w:t>04. Change one thing. Trace what follows.</w:t>
+      </w:r>
+    </w:p>
+    <w:p>
+      <w:pPr>
+        <w:pStyle w:val="Heading3"/>
+      </w:pPr>
+      <w:r>
+        <w:t>05. Connect the explanation to its limit</w:t>
+      </w:r>
+    </w:p>
+    <w:p>
+      <w:pPr>
+        <w:pStyle w:val="Heading3"/>
+      </w:pPr>
+      <w:r>
+        <w:t>06. Make the idea visible in your project</w:t>
       </w:r>
     </w:p>
     <w:sectPr>
